--- a/docs/word/DOCKER-DEPLOY.docx
+++ b/docs/word/DOCKER-DEPLOY.docx
@@ -2616,6 +2616,902 @@
         <w:t xml:space="preserve"/>
       </w:r>
     </w:p>
+    <w:p>
+      <w:pPr>
+        <w:pBdr>
+          <w:bottom w:val="single" w:color="CCCCCC" w:sz="6" w:space="1"/>
+        </w:pBdr>
+      </w:pPr>
+      <w:r>
+        <w:t xml:space="preserve"/>
+      </w:r>
+    </w:p>
+    <w:p>
+      <w:pPr>
+        <w:pStyle w:val="Heading2"/>
+      </w:pPr>
+      <w:r>
+        <w:rPr>
+          <w:rFonts w:ascii="Prompt" w:cs="Prompt" w:eastAsia="Prompt" w:hAnsi="Prompt"/>
+        </w:rPr>
+        <w:t xml:space="preserve">Option C — Self-host ฐานข้อมูล (SQL Server + MySQL) สำหรับ Cloud Production</w:t>
+      </w:r>
+    </w:p>
+    <w:p>
+      <w:pPr>
+        <w:spacing w:after="80"/>
+      </w:pPr>
+      <w:r>
+        <w:rPr>
+          <w:rFonts w:ascii="Prompt" w:cs="Prompt" w:eastAsia="Prompt" w:hAnsi="Prompt"/>
+        </w:rPr>
+        <w:t xml:space="preserve">ใช้เมื่อต้องการย้าย DB มารันเอง (แทน Railway/remote) — เพิ่ม service sqlserver + mysql ผ่าน </w:t>
+      </w:r>
+      <w:r>
+        <w:rPr>
+          <w:rFonts w:ascii="Prompt" w:cs="Prompt" w:eastAsia="Prompt" w:hAnsi="Prompt"/>
+          <w:b/>
+          <w:bCs/>
+        </w:rPr>
+        <w:t xml:space="preserve">profile db</w:t>
+      </w:r>
+    </w:p>
+    <w:p>
+      <w:pPr>
+        <w:pStyle w:val="Heading3"/>
+      </w:pPr>
+      <w:r>
+        <w:rPr>
+          <w:rFonts w:ascii="Prompt" w:cs="Prompt" w:eastAsia="Prompt" w:hAnsi="Prompt"/>
+        </w:rPr>
+        <w:t xml:space="preserve">1. เตรียม env</w:t>
+      </w:r>
+    </w:p>
+    <w:p>
+      <w:pPr>
+        <w:shd w:fill="F3F4F6" w:val="clear"/>
+      </w:pPr>
+      <w:r>
+        <w:rPr>
+          <w:rFonts w:ascii="Consolas" w:cs="Consolas" w:eastAsia="Consolas" w:hAnsi="Consolas"/>
+          <w:sz w:val="18"/>
+          <w:szCs w:val="18"/>
+        </w:rPr>
+        <w:t xml:space="preserve">cp .env.docker.example .env</w:t>
+      </w:r>
+    </w:p>
+    <w:p>
+      <w:pPr>
+        <w:shd w:fill="F3F4F6" w:val="clear"/>
+      </w:pPr>
+      <w:r>
+        <w:rPr>
+          <w:rFonts w:ascii="Consolas" w:cs="Consolas" w:eastAsia="Consolas" w:hAnsi="Consolas"/>
+          <w:sz w:val="18"/>
+          <w:szCs w:val="18"/>
+        </w:rPr>
+        <w:t xml:space="preserve"># แก้: REMOTE_DB_SERVER=sqlserver, MYSQL_HOST=mysql, รหัสผ่านทั้งหมด (ดู docs/SECURITY.md)</w:t>
+      </w:r>
+    </w:p>
+    <w:p>
+      <w:pPr>
+        <w:pStyle w:val="Heading3"/>
+      </w:pPr>
+      <w:r>
+        <w:rPr>
+          <w:rFonts w:ascii="Prompt" w:cs="Prompt" w:eastAsia="Prompt" w:hAnsi="Prompt"/>
+        </w:rPr>
+        <w:t xml:space="preserve">2. (ทางเลือก) เตรียม dump TruckScale</w:t>
+      </w:r>
+    </w:p>
+    <w:p>
+      <w:pPr>
+        <w:spacing w:after="80"/>
+      </w:pPr>
+      <w:r>
+        <w:rPr>
+          <w:rFonts w:ascii="Prompt" w:cs="Prompt" w:eastAsia="Prompt" w:hAnsi="Prompt"/>
+        </w:rPr>
+        <w:t xml:space="preserve">วางไฟล์ .sql ใน db-init/mysql/ → MySQL import อัตโนมัติครั้งแรก (ดู db-init/mysql/README.md)</w:t>
+      </w:r>
+    </w:p>
+    <w:p>
+      <w:pPr>
+        <w:pStyle w:val="Heading3"/>
+      </w:pPr>
+      <w:r>
+        <w:rPr>
+          <w:rFonts w:ascii="Prompt" w:cs="Prompt" w:eastAsia="Prompt" w:hAnsi="Prompt"/>
+        </w:rPr>
+        <w:t xml:space="preserve">3. สตาร์ทครบชุด</w:t>
+      </w:r>
+    </w:p>
+    <w:p>
+      <w:pPr>
+        <w:shd w:fill="F3F4F6" w:val="clear"/>
+      </w:pPr>
+      <w:r>
+        <w:rPr>
+          <w:rFonts w:ascii="Consolas" w:cs="Consolas" w:eastAsia="Consolas" w:hAnsi="Consolas"/>
+          <w:sz w:val="18"/>
+          <w:szCs w:val="18"/>
+        </w:rPr>
+        <w:t xml:space="preserve">docker compose --profile db up -d        # sqlserver + mysql + backend + frontend</w:t>
+      </w:r>
+    </w:p>
+    <w:p>
+      <w:pPr>
+        <w:shd w:fill="F3F4F6" w:val="clear"/>
+      </w:pPr>
+      <w:r>
+        <w:rPr>
+          <w:rFonts w:ascii="Consolas" w:cs="Consolas" w:eastAsia="Consolas" w:hAnsi="Consolas"/>
+          <w:sz w:val="18"/>
+          <w:szCs w:val="18"/>
+        </w:rPr>
+        <w:t xml:space="preserve">docker compose ps                        # ตรวจ health</w:t>
+      </w:r>
+    </w:p>
+    <w:p>
+      <w:pPr>
+        <w:pBdr>
+          <w:left w:val="single" w:color="2E75B6" w:sz="12" w:space="8"/>
+        </w:pBdr>
+        <w:spacing w:after="60"/>
+        <w:ind w:left="360"/>
+      </w:pPr>
+      <w:r>
+        <w:rPr>
+          <w:rFonts w:ascii="Prompt" w:cs="Prompt" w:eastAsia="Prompt" w:hAnsi="Prompt"/>
+          <w:color w:val="444444"/>
+        </w:rPr>
+        <w:t xml:space="preserve">ค่าเริ่มต้น (docker compose up -d ไม่มี --profile db) = backend+frontend เท่านั้น (ใช้ DB ภายนอก)</w:t>
+      </w:r>
+    </w:p>
+    <w:p>
+      <w:pPr>
+        <w:pStyle w:val="Heading3"/>
+      </w:pPr>
+      <w:r>
+        <w:rPr>
+          <w:rFonts w:ascii="Prompt" w:cs="Prompt" w:eastAsia="Prompt" w:hAnsi="Prompt"/>
+        </w:rPr>
+        <w:t xml:space="preserve">4. สร้าง schema wf บน SQL Server ที่ self-host</w:t>
+      </w:r>
+    </w:p>
+    <w:p>
+      <w:pPr>
+        <w:shd w:fill="F3F4F6" w:val="clear"/>
+      </w:pPr>
+      <w:r>
+        <w:rPr>
+          <w:rFonts w:ascii="Consolas" w:cs="Consolas" w:eastAsia="Consolas" w:hAnsi="Consolas"/>
+          <w:sz w:val="18"/>
+          <w:szCs w:val="18"/>
+        </w:rPr>
+        <w:t xml:space="preserve"># หลัง sqlserver healthy — รัน migration เข้า DB ใหม่</w:t>
+      </w:r>
+    </w:p>
+    <w:p>
+      <w:pPr>
+        <w:shd w:fill="F3F4F6" w:val="clear"/>
+      </w:pPr>
+      <w:r>
+        <w:rPr>
+          <w:rFonts w:ascii="Consolas" w:cs="Consolas" w:eastAsia="Consolas" w:hAnsi="Consolas"/>
+          <w:sz w:val="18"/>
+          <w:szCs w:val="18"/>
+        </w:rPr>
+        <w:t xml:space="preserve">docker compose exec backend sh -c "cd /app &amp;&amp; DB_MODE=remote node run_migrations.js"</w:t>
+      </w:r>
+    </w:p>
+    <w:p>
+      <w:pPr>
+        <w:shd w:fill="F3F4F6" w:val="clear"/>
+      </w:pPr>
+      <w:r>
+        <w:rPr>
+          <w:rFonts w:ascii="Consolas" w:cs="Consolas" w:eastAsia="Consolas" w:hAnsi="Consolas"/>
+          <w:sz w:val="18"/>
+          <w:szCs w:val="18"/>
+        </w:rPr>
+        <w:t xml:space="preserve"># หรือ restore backup WINSpeed (dbo) แล้วจึง migrate wf</w:t>
+      </w:r>
+    </w:p>
+    <w:p>
+      <w:pPr>
+        <w:pStyle w:val="Heading3"/>
+      </w:pPr>
+      <w:r>
+        <w:rPr>
+          <w:rFonts w:ascii="Prompt" w:cs="Prompt" w:eastAsia="Prompt" w:hAnsi="Prompt"/>
+        </w:rPr>
+        <w:t xml:space="preserve">บริการและพอร์ต</w:t>
+      </w:r>
+    </w:p>
+    <w:tbl>
+      <w:tblPr>
+        <w:tblW w:type="dxa" w:w="9360"/>
+        <w:tblBorders>
+          <w:top w:val="single" w:color="auto" w:sz="4"/>
+          <w:left w:val="single" w:color="auto" w:sz="4"/>
+          <w:bottom w:val="single" w:color="auto" w:sz="4"/>
+          <w:right w:val="single" w:color="auto" w:sz="4"/>
+          <w:insideH w:val="single" w:color="auto" w:sz="4"/>
+          <w:insideV w:val="single" w:color="auto" w:sz="4"/>
+        </w:tblBorders>
+      </w:tblPr>
+      <w:tblGrid>
+        <w:gridCol w:w="2340"/>
+        <w:gridCol w:w="2340"/>
+        <w:gridCol w:w="2340"/>
+        <w:gridCol w:w="2340"/>
+      </w:tblGrid>
+      <w:tr>
+        <w:trPr>
+          <w:tblHeader/>
+        </w:trPr>
+        <w:tc>
+          <w:tcPr>
+            <w:tcW w:type="dxa" w:w="2340"/>
+            <w:tcBorders>
+              <w:top w:val="single" w:color="C9D3E0" w:sz="1"/>
+              <w:left w:val="single" w:color="C9D3E0" w:sz="1"/>
+              <w:bottom w:val="single" w:color="C9D3E0" w:sz="1"/>
+              <w:right w:val="single" w:color="C9D3E0" w:sz="1"/>
+            </w:tcBorders>
+            <w:shd w:fill="1F3864" w:val="clear"/>
+            <w:tcMar>
+              <w:top w:type="dxa" w:w="40"/>
+              <w:left w:type="dxa" w:w="80"/>
+              <w:bottom w:type="dxa" w:w="40"/>
+              <w:right w:type="dxa" w:w="80"/>
+            </w:tcMar>
+          </w:tcPr>
+          <w:p>
+            <w:r>
+              <w:rPr>
+                <w:rFonts w:ascii="Prompt" w:cs="Prompt" w:eastAsia="Prompt" w:hAnsi="Prompt"/>
+                <w:b/>
+                <w:bCs/>
+                <w:color w:val="FFFFFF"/>
+                <w:sz w:val="18"/>
+                <w:szCs w:val="18"/>
+              </w:rPr>
+              <w:t xml:space="preserve">Service</w:t>
+            </w:r>
+          </w:p>
+        </w:tc>
+        <w:tc>
+          <w:tcPr>
+            <w:tcW w:type="dxa" w:w="2340"/>
+            <w:tcBorders>
+              <w:top w:val="single" w:color="C9D3E0" w:sz="1"/>
+              <w:left w:val="single" w:color="C9D3E0" w:sz="1"/>
+              <w:bottom w:val="single" w:color="C9D3E0" w:sz="1"/>
+              <w:right w:val="single" w:color="C9D3E0" w:sz="1"/>
+            </w:tcBorders>
+            <w:shd w:fill="1F3864" w:val="clear"/>
+            <w:tcMar>
+              <w:top w:type="dxa" w:w="40"/>
+              <w:left w:type="dxa" w:w="80"/>
+              <w:bottom w:type="dxa" w:w="40"/>
+              <w:right w:type="dxa" w:w="80"/>
+            </w:tcMar>
+          </w:tcPr>
+          <w:p>
+            <w:r>
+              <w:rPr>
+                <w:rFonts w:ascii="Prompt" w:cs="Prompt" w:eastAsia="Prompt" w:hAnsi="Prompt"/>
+                <w:b/>
+                <w:bCs/>
+                <w:color w:val="FFFFFF"/>
+                <w:sz w:val="18"/>
+                <w:szCs w:val="18"/>
+              </w:rPr>
+              <w:t xml:space="preserve">Image</w:t>
+            </w:r>
+          </w:p>
+        </w:tc>
+        <w:tc>
+          <w:tcPr>
+            <w:tcW w:type="dxa" w:w="2340"/>
+            <w:tcBorders>
+              <w:top w:val="single" w:color="C9D3E0" w:sz="1"/>
+              <w:left w:val="single" w:color="C9D3E0" w:sz="1"/>
+              <w:bottom w:val="single" w:color="C9D3E0" w:sz="1"/>
+              <w:right w:val="single" w:color="C9D3E0" w:sz="1"/>
+            </w:tcBorders>
+            <w:shd w:fill="1F3864" w:val="clear"/>
+            <w:tcMar>
+              <w:top w:type="dxa" w:w="40"/>
+              <w:left w:type="dxa" w:w="80"/>
+              <w:bottom w:type="dxa" w:w="40"/>
+              <w:right w:type="dxa" w:w="80"/>
+            </w:tcMar>
+          </w:tcPr>
+          <w:p>
+            <w:r>
+              <w:rPr>
+                <w:rFonts w:ascii="Prompt" w:cs="Prompt" w:eastAsia="Prompt" w:hAnsi="Prompt"/>
+                <w:b/>
+                <w:bCs/>
+                <w:color w:val="FFFFFF"/>
+                <w:sz w:val="18"/>
+                <w:szCs w:val="18"/>
+              </w:rPr>
+              <w:t xml:space="preserve">Port</w:t>
+            </w:r>
+          </w:p>
+        </w:tc>
+        <w:tc>
+          <w:tcPr>
+            <w:tcW w:type="dxa" w:w="2340"/>
+            <w:tcBorders>
+              <w:top w:val="single" w:color="C9D3E0" w:sz="1"/>
+              <w:left w:val="single" w:color="C9D3E0" w:sz="1"/>
+              <w:bottom w:val="single" w:color="C9D3E0" w:sz="1"/>
+              <w:right w:val="single" w:color="C9D3E0" w:sz="1"/>
+            </w:tcBorders>
+            <w:shd w:fill="1F3864" w:val="clear"/>
+            <w:tcMar>
+              <w:top w:type="dxa" w:w="40"/>
+              <w:left w:type="dxa" w:w="80"/>
+              <w:bottom w:type="dxa" w:w="40"/>
+              <w:right w:type="dxa" w:w="80"/>
+            </w:tcMar>
+          </w:tcPr>
+          <w:p>
+            <w:r>
+              <w:rPr>
+                <w:rFonts w:ascii="Prompt" w:cs="Prompt" w:eastAsia="Prompt" w:hAnsi="Prompt"/>
+                <w:b/>
+                <w:bCs/>
+                <w:color w:val="FFFFFF"/>
+                <w:sz w:val="18"/>
+                <w:szCs w:val="18"/>
+              </w:rPr>
+              <w:t xml:space="preserve">Volume</w:t>
+            </w:r>
+          </w:p>
+        </w:tc>
+      </w:tr>
+      <w:tr>
+        <w:tc>
+          <w:tcPr>
+            <w:tcW w:type="dxa" w:w="2340"/>
+            <w:tcBorders>
+              <w:top w:val="single" w:color="C9D3E0" w:sz="1"/>
+              <w:left w:val="single" w:color="C9D3E0" w:sz="1"/>
+              <w:bottom w:val="single" w:color="C9D3E0" w:sz="1"/>
+              <w:right w:val="single" w:color="C9D3E0" w:sz="1"/>
+            </w:tcBorders>
+            <w:shd w:fill="FFFFFF" w:val="clear"/>
+            <w:tcMar>
+              <w:top w:type="dxa" w:w="40"/>
+              <w:left w:type="dxa" w:w="80"/>
+              <w:bottom w:type="dxa" w:w="40"/>
+              <w:right w:type="dxa" w:w="80"/>
+            </w:tcMar>
+          </w:tcPr>
+          <w:p>
+            <w:r>
+              <w:rPr>
+                <w:rFonts w:ascii="Prompt" w:cs="Prompt" w:eastAsia="Prompt" w:hAnsi="Prompt"/>
+                <w:sz w:val="18"/>
+                <w:szCs w:val="18"/>
+              </w:rPr>
+              <w:t xml:space="preserve">backend</w:t>
+            </w:r>
+          </w:p>
+        </w:tc>
+        <w:tc>
+          <w:tcPr>
+            <w:tcW w:type="dxa" w:w="2340"/>
+            <w:tcBorders>
+              <w:top w:val="single" w:color="C9D3E0" w:sz="1"/>
+              <w:left w:val="single" w:color="C9D3E0" w:sz="1"/>
+              <w:bottom w:val="single" w:color="C9D3E0" w:sz="1"/>
+              <w:right w:val="single" w:color="C9D3E0" w:sz="1"/>
+            </w:tcBorders>
+            <w:shd w:fill="FFFFFF" w:val="clear"/>
+            <w:tcMar>
+              <w:top w:type="dxa" w:w="40"/>
+              <w:left w:type="dxa" w:w="80"/>
+              <w:bottom w:type="dxa" w:w="40"/>
+              <w:right w:type="dxa" w:w="80"/>
+            </w:tcMar>
+          </w:tcPr>
+          <w:p>
+            <w:r>
+              <w:rPr>
+                <w:rFonts w:ascii="Prompt" w:cs="Prompt" w:eastAsia="Prompt" w:hAnsi="Prompt"/>
+                <w:sz w:val="18"/>
+                <w:szCs w:val="18"/>
+              </w:rPr>
+              <w:t xml:space="preserve">Node 22 (./backend)</w:t>
+            </w:r>
+          </w:p>
+        </w:tc>
+        <w:tc>
+          <w:tcPr>
+            <w:tcW w:type="dxa" w:w="2340"/>
+            <w:tcBorders>
+              <w:top w:val="single" w:color="C9D3E0" w:sz="1"/>
+              <w:left w:val="single" w:color="C9D3E0" w:sz="1"/>
+              <w:bottom w:val="single" w:color="C9D3E0" w:sz="1"/>
+              <w:right w:val="single" w:color="C9D3E0" w:sz="1"/>
+            </w:tcBorders>
+            <w:shd w:fill="FFFFFF" w:val="clear"/>
+            <w:tcMar>
+              <w:top w:type="dxa" w:w="40"/>
+              <w:left w:type="dxa" w:w="80"/>
+              <w:bottom w:type="dxa" w:w="40"/>
+              <w:right w:type="dxa" w:w="80"/>
+            </w:tcMar>
+          </w:tcPr>
+          <w:p>
+            <w:r>
+              <w:rPr>
+                <w:rFonts w:ascii="Prompt" w:cs="Prompt" w:eastAsia="Prompt" w:hAnsi="Prompt"/>
+                <w:sz w:val="18"/>
+                <w:szCs w:val="18"/>
+              </w:rPr>
+              <w:t xml:space="preserve">3000</w:t>
+            </w:r>
+          </w:p>
+        </w:tc>
+        <w:tc>
+          <w:tcPr>
+            <w:tcW w:type="dxa" w:w="2340"/>
+            <w:tcBorders>
+              <w:top w:val="single" w:color="C9D3E0" w:sz="1"/>
+              <w:left w:val="single" w:color="C9D3E0" w:sz="1"/>
+              <w:bottom w:val="single" w:color="C9D3E0" w:sz="1"/>
+              <w:right w:val="single" w:color="C9D3E0" w:sz="1"/>
+            </w:tcBorders>
+            <w:shd w:fill="FFFFFF" w:val="clear"/>
+            <w:tcMar>
+              <w:top w:type="dxa" w:w="40"/>
+              <w:left w:type="dxa" w:w="80"/>
+              <w:bottom w:type="dxa" w:w="40"/>
+              <w:right w:type="dxa" w:w="80"/>
+            </w:tcMar>
+          </w:tcPr>
+          <w:p>
+            <w:r>
+              <w:rPr>
+                <w:rFonts w:ascii="Prompt" w:cs="Prompt" w:eastAsia="Prompt" w:hAnsi="Prompt"/>
+                <w:sz w:val="18"/>
+                <w:szCs w:val="18"/>
+              </w:rPr>
+              <w:t xml:space="preserve">-</w:t>
+            </w:r>
+          </w:p>
+        </w:tc>
+      </w:tr>
+      <w:tr>
+        <w:tc>
+          <w:tcPr>
+            <w:tcW w:type="dxa" w:w="2340"/>
+            <w:tcBorders>
+              <w:top w:val="single" w:color="C9D3E0" w:sz="1"/>
+              <w:left w:val="single" w:color="C9D3E0" w:sz="1"/>
+              <w:bottom w:val="single" w:color="C9D3E0" w:sz="1"/>
+              <w:right w:val="single" w:color="C9D3E0" w:sz="1"/>
+            </w:tcBorders>
+            <w:shd w:fill="FFFFFF" w:val="clear"/>
+            <w:tcMar>
+              <w:top w:type="dxa" w:w="40"/>
+              <w:left w:type="dxa" w:w="80"/>
+              <w:bottom w:type="dxa" w:w="40"/>
+              <w:right w:type="dxa" w:w="80"/>
+            </w:tcMar>
+          </w:tcPr>
+          <w:p>
+            <w:r>
+              <w:rPr>
+                <w:rFonts w:ascii="Prompt" w:cs="Prompt" w:eastAsia="Prompt" w:hAnsi="Prompt"/>
+                <w:sz w:val="18"/>
+                <w:szCs w:val="18"/>
+              </w:rPr>
+              <w:t xml:space="preserve">frontend</w:t>
+            </w:r>
+          </w:p>
+        </w:tc>
+        <w:tc>
+          <w:tcPr>
+            <w:tcW w:type="dxa" w:w="2340"/>
+            <w:tcBorders>
+              <w:top w:val="single" w:color="C9D3E0" w:sz="1"/>
+              <w:left w:val="single" w:color="C9D3E0" w:sz="1"/>
+              <w:bottom w:val="single" w:color="C9D3E0" w:sz="1"/>
+              <w:right w:val="single" w:color="C9D3E0" w:sz="1"/>
+            </w:tcBorders>
+            <w:shd w:fill="FFFFFF" w:val="clear"/>
+            <w:tcMar>
+              <w:top w:type="dxa" w:w="40"/>
+              <w:left w:type="dxa" w:w="80"/>
+              <w:bottom w:type="dxa" w:w="40"/>
+              <w:right w:type="dxa" w:w="80"/>
+            </w:tcMar>
+          </w:tcPr>
+          <w:p>
+            <w:r>
+              <w:rPr>
+                <w:rFonts w:ascii="Prompt" w:cs="Prompt" w:eastAsia="Prompt" w:hAnsi="Prompt"/>
+                <w:sz w:val="18"/>
+                <w:szCs w:val="18"/>
+              </w:rPr>
+              <w:t xml:space="preserve">nginx (Vite build)</w:t>
+            </w:r>
+          </w:p>
+        </w:tc>
+        <w:tc>
+          <w:tcPr>
+            <w:tcW w:type="dxa" w:w="2340"/>
+            <w:tcBorders>
+              <w:top w:val="single" w:color="C9D3E0" w:sz="1"/>
+              <w:left w:val="single" w:color="C9D3E0" w:sz="1"/>
+              <w:bottom w:val="single" w:color="C9D3E0" w:sz="1"/>
+              <w:right w:val="single" w:color="C9D3E0" w:sz="1"/>
+            </w:tcBorders>
+            <w:shd w:fill="FFFFFF" w:val="clear"/>
+            <w:tcMar>
+              <w:top w:type="dxa" w:w="40"/>
+              <w:left w:type="dxa" w:w="80"/>
+              <w:bottom w:type="dxa" w:w="40"/>
+              <w:right w:type="dxa" w:w="80"/>
+            </w:tcMar>
+          </w:tcPr>
+          <w:p>
+            <w:r>
+              <w:rPr>
+                <w:rFonts w:ascii="Prompt" w:cs="Prompt" w:eastAsia="Prompt" w:hAnsi="Prompt"/>
+                <w:sz w:val="18"/>
+                <w:szCs w:val="18"/>
+              </w:rPr>
+              <w:t xml:space="preserve">80</w:t>
+            </w:r>
+          </w:p>
+        </w:tc>
+        <w:tc>
+          <w:tcPr>
+            <w:tcW w:type="dxa" w:w="2340"/>
+            <w:tcBorders>
+              <w:top w:val="single" w:color="C9D3E0" w:sz="1"/>
+              <w:left w:val="single" w:color="C9D3E0" w:sz="1"/>
+              <w:bottom w:val="single" w:color="C9D3E0" w:sz="1"/>
+              <w:right w:val="single" w:color="C9D3E0" w:sz="1"/>
+            </w:tcBorders>
+            <w:shd w:fill="FFFFFF" w:val="clear"/>
+            <w:tcMar>
+              <w:top w:type="dxa" w:w="40"/>
+              <w:left w:type="dxa" w:w="80"/>
+              <w:bottom w:type="dxa" w:w="40"/>
+              <w:right w:type="dxa" w:w="80"/>
+            </w:tcMar>
+          </w:tcPr>
+          <w:p>
+            <w:r>
+              <w:rPr>
+                <w:rFonts w:ascii="Prompt" w:cs="Prompt" w:eastAsia="Prompt" w:hAnsi="Prompt"/>
+                <w:sz w:val="18"/>
+                <w:szCs w:val="18"/>
+              </w:rPr>
+              <w:t xml:space="preserve">-</w:t>
+            </w:r>
+          </w:p>
+        </w:tc>
+      </w:tr>
+      <w:tr>
+        <w:tc>
+          <w:tcPr>
+            <w:tcW w:type="dxa" w:w="2340"/>
+            <w:tcBorders>
+              <w:top w:val="single" w:color="C9D3E0" w:sz="1"/>
+              <w:left w:val="single" w:color="C9D3E0" w:sz="1"/>
+              <w:bottom w:val="single" w:color="C9D3E0" w:sz="1"/>
+              <w:right w:val="single" w:color="C9D3E0" w:sz="1"/>
+            </w:tcBorders>
+            <w:shd w:fill="FFFFFF" w:val="clear"/>
+            <w:tcMar>
+              <w:top w:type="dxa" w:w="40"/>
+              <w:left w:type="dxa" w:w="80"/>
+              <w:bottom w:type="dxa" w:w="40"/>
+              <w:right w:type="dxa" w:w="80"/>
+            </w:tcMar>
+          </w:tcPr>
+          <w:p>
+            <w:r>
+              <w:rPr>
+                <w:rFonts w:ascii="Prompt" w:cs="Prompt" w:eastAsia="Prompt" w:hAnsi="Prompt"/>
+                <w:sz w:val="18"/>
+                <w:szCs w:val="18"/>
+              </w:rPr>
+              <w:t xml:space="preserve">sqlserver</w:t>
+            </w:r>
+          </w:p>
+        </w:tc>
+        <w:tc>
+          <w:tcPr>
+            <w:tcW w:type="dxa" w:w="2340"/>
+            <w:tcBorders>
+              <w:top w:val="single" w:color="C9D3E0" w:sz="1"/>
+              <w:left w:val="single" w:color="C9D3E0" w:sz="1"/>
+              <w:bottom w:val="single" w:color="C9D3E0" w:sz="1"/>
+              <w:right w:val="single" w:color="C9D3E0" w:sz="1"/>
+            </w:tcBorders>
+            <w:shd w:fill="FFFFFF" w:val="clear"/>
+            <w:tcMar>
+              <w:top w:type="dxa" w:w="40"/>
+              <w:left w:type="dxa" w:w="80"/>
+              <w:bottom w:type="dxa" w:w="40"/>
+              <w:right w:type="dxa" w:w="80"/>
+            </w:tcMar>
+          </w:tcPr>
+          <w:p>
+            <w:r>
+              <w:rPr>
+                <w:rFonts w:ascii="Prompt" w:cs="Prompt" w:eastAsia="Prompt" w:hAnsi="Prompt"/>
+                <w:sz w:val="18"/>
+                <w:szCs w:val="18"/>
+              </w:rPr>
+              <w:t xml:space="preserve">mcr.microsoft.com/mssql/server:2022</w:t>
+            </w:r>
+          </w:p>
+        </w:tc>
+        <w:tc>
+          <w:tcPr>
+            <w:tcW w:type="dxa" w:w="2340"/>
+            <w:tcBorders>
+              <w:top w:val="single" w:color="C9D3E0" w:sz="1"/>
+              <w:left w:val="single" w:color="C9D3E0" w:sz="1"/>
+              <w:bottom w:val="single" w:color="C9D3E0" w:sz="1"/>
+              <w:right w:val="single" w:color="C9D3E0" w:sz="1"/>
+            </w:tcBorders>
+            <w:shd w:fill="FFFFFF" w:val="clear"/>
+            <w:tcMar>
+              <w:top w:type="dxa" w:w="40"/>
+              <w:left w:type="dxa" w:w="80"/>
+              <w:bottom w:type="dxa" w:w="40"/>
+              <w:right w:type="dxa" w:w="80"/>
+            </w:tcMar>
+          </w:tcPr>
+          <w:p>
+            <w:r>
+              <w:rPr>
+                <w:rFonts w:ascii="Prompt" w:cs="Prompt" w:eastAsia="Prompt" w:hAnsi="Prompt"/>
+                <w:sz w:val="18"/>
+                <w:szCs w:val="18"/>
+              </w:rPr>
+              <w:t xml:space="preserve">1433</w:t>
+            </w:r>
+          </w:p>
+        </w:tc>
+        <w:tc>
+          <w:tcPr>
+            <w:tcW w:type="dxa" w:w="2340"/>
+            <w:tcBorders>
+              <w:top w:val="single" w:color="C9D3E0" w:sz="1"/>
+              <w:left w:val="single" w:color="C9D3E0" w:sz="1"/>
+              <w:bottom w:val="single" w:color="C9D3E0" w:sz="1"/>
+              <w:right w:val="single" w:color="C9D3E0" w:sz="1"/>
+            </w:tcBorders>
+            <w:shd w:fill="FFFFFF" w:val="clear"/>
+            <w:tcMar>
+              <w:top w:type="dxa" w:w="40"/>
+              <w:left w:type="dxa" w:w="80"/>
+              <w:bottom w:type="dxa" w:w="40"/>
+              <w:right w:type="dxa" w:w="80"/>
+            </w:tcMar>
+          </w:tcPr>
+          <w:p>
+            <w:r>
+              <w:rPr>
+                <w:rFonts w:ascii="Prompt" w:cs="Prompt" w:eastAsia="Prompt" w:hAnsi="Prompt"/>
+                <w:sz w:val="18"/>
+                <w:szCs w:val="18"/>
+              </w:rPr>
+              <w:t xml:space="preserve">mssql_data</w:t>
+            </w:r>
+          </w:p>
+        </w:tc>
+      </w:tr>
+      <w:tr>
+        <w:tc>
+          <w:tcPr>
+            <w:tcW w:type="dxa" w:w="2340"/>
+            <w:tcBorders>
+              <w:top w:val="single" w:color="C9D3E0" w:sz="1"/>
+              <w:left w:val="single" w:color="C9D3E0" w:sz="1"/>
+              <w:bottom w:val="single" w:color="C9D3E0" w:sz="1"/>
+              <w:right w:val="single" w:color="C9D3E0" w:sz="1"/>
+            </w:tcBorders>
+            <w:shd w:fill="FFFFFF" w:val="clear"/>
+            <w:tcMar>
+              <w:top w:type="dxa" w:w="40"/>
+              <w:left w:type="dxa" w:w="80"/>
+              <w:bottom w:type="dxa" w:w="40"/>
+              <w:right w:type="dxa" w:w="80"/>
+            </w:tcMar>
+          </w:tcPr>
+          <w:p>
+            <w:r>
+              <w:rPr>
+                <w:rFonts w:ascii="Prompt" w:cs="Prompt" w:eastAsia="Prompt" w:hAnsi="Prompt"/>
+                <w:sz w:val="18"/>
+                <w:szCs w:val="18"/>
+              </w:rPr>
+              <w:t xml:space="preserve">mysql</w:t>
+            </w:r>
+          </w:p>
+        </w:tc>
+        <w:tc>
+          <w:tcPr>
+            <w:tcW w:type="dxa" w:w="2340"/>
+            <w:tcBorders>
+              <w:top w:val="single" w:color="C9D3E0" w:sz="1"/>
+              <w:left w:val="single" w:color="C9D3E0" w:sz="1"/>
+              <w:bottom w:val="single" w:color="C9D3E0" w:sz="1"/>
+              <w:right w:val="single" w:color="C9D3E0" w:sz="1"/>
+            </w:tcBorders>
+            <w:shd w:fill="FFFFFF" w:val="clear"/>
+            <w:tcMar>
+              <w:top w:type="dxa" w:w="40"/>
+              <w:left w:type="dxa" w:w="80"/>
+              <w:bottom w:type="dxa" w:w="40"/>
+              <w:right w:type="dxa" w:w="80"/>
+            </w:tcMar>
+          </w:tcPr>
+          <w:p>
+            <w:r>
+              <w:rPr>
+                <w:rFonts w:ascii="Prompt" w:cs="Prompt" w:eastAsia="Prompt" w:hAnsi="Prompt"/>
+                <w:sz w:val="18"/>
+                <w:szCs w:val="18"/>
+              </w:rPr>
+              <w:t xml:space="preserve">mysql:8.0</w:t>
+            </w:r>
+          </w:p>
+        </w:tc>
+        <w:tc>
+          <w:tcPr>
+            <w:tcW w:type="dxa" w:w="2340"/>
+            <w:tcBorders>
+              <w:top w:val="single" w:color="C9D3E0" w:sz="1"/>
+              <w:left w:val="single" w:color="C9D3E0" w:sz="1"/>
+              <w:bottom w:val="single" w:color="C9D3E0" w:sz="1"/>
+              <w:right w:val="single" w:color="C9D3E0" w:sz="1"/>
+            </w:tcBorders>
+            <w:shd w:fill="FFFFFF" w:val="clear"/>
+            <w:tcMar>
+              <w:top w:type="dxa" w:w="40"/>
+              <w:left w:type="dxa" w:w="80"/>
+              <w:bottom w:type="dxa" w:w="40"/>
+              <w:right w:type="dxa" w:w="80"/>
+            </w:tcMar>
+          </w:tcPr>
+          <w:p>
+            <w:r>
+              <w:rPr>
+                <w:rFonts w:ascii="Prompt" w:cs="Prompt" w:eastAsia="Prompt" w:hAnsi="Prompt"/>
+                <w:sz w:val="18"/>
+                <w:szCs w:val="18"/>
+              </w:rPr>
+              <w:t xml:space="preserve">3306</w:t>
+            </w:r>
+          </w:p>
+        </w:tc>
+        <w:tc>
+          <w:tcPr>
+            <w:tcW w:type="dxa" w:w="2340"/>
+            <w:tcBorders>
+              <w:top w:val="single" w:color="C9D3E0" w:sz="1"/>
+              <w:left w:val="single" w:color="C9D3E0" w:sz="1"/>
+              <w:bottom w:val="single" w:color="C9D3E0" w:sz="1"/>
+              <w:right w:val="single" w:color="C9D3E0" w:sz="1"/>
+            </w:tcBorders>
+            <w:shd w:fill="FFFFFF" w:val="clear"/>
+            <w:tcMar>
+              <w:top w:type="dxa" w:w="40"/>
+              <w:left w:type="dxa" w:w="80"/>
+              <w:bottom w:type="dxa" w:w="40"/>
+              <w:right w:type="dxa" w:w="80"/>
+            </w:tcMar>
+          </w:tcPr>
+          <w:p>
+            <w:r>
+              <w:rPr>
+                <w:rFonts w:ascii="Prompt" w:cs="Prompt" w:eastAsia="Prompt" w:hAnsi="Prompt"/>
+                <w:sz w:val="18"/>
+                <w:szCs w:val="18"/>
+              </w:rPr>
+              <w:t xml:space="preserve">mysql_data</w:t>
+            </w:r>
+          </w:p>
+        </w:tc>
+      </w:tr>
+    </w:tbl>
+    <w:p>
+      <w:pPr>
+        <w:spacing w:after="80"/>
+      </w:pPr>
+      <w:r>
+        <w:t xml:space="preserve"/>
+      </w:r>
+    </w:p>
+    <w:p>
+      <w:pPr>
+        <w:pStyle w:val="Heading3"/>
+      </w:pPr>
+      <w:r>
+        <w:rPr>
+          <w:rFonts w:ascii="Prompt" w:cs="Prompt" w:eastAsia="Prompt" w:hAnsi="Prompt"/>
+        </w:rPr>
+        <w:t xml:space="preserve">ข้อควรระวัง (Production)</w:t>
+      </w:r>
+    </w:p>
+    <w:p>
+      <w:pPr>
+        <w:pStyle w:val="ListParagraph"/>
+        <w:numPr>
+          <w:ilvl w:val="0"/>
+          <w:numId w:val="3"/>
+        </w:numPr>
+      </w:pPr>
+      <w:r>
+        <w:rPr>
+          <w:rFonts w:ascii="Prompt" w:cs="Prompt" w:eastAsia="Prompt" w:hAnsi="Prompt"/>
+        </w:rPr>
+        <w:t xml:space="preserve">MSSQL_PID=Express ฟรีแต่จำกัด 10GB/DB → เปลี่ยนเป็น Developer/Standard ตาม license จริง</w:t>
+      </w:r>
+    </w:p>
+    <w:p>
+      <w:pPr>
+        <w:pStyle w:val="ListParagraph"/>
+        <w:numPr>
+          <w:ilvl w:val="0"/>
+          <w:numId w:val="3"/>
+        </w:numPr>
+      </w:pPr>
+      <w:r>
+        <w:rPr>
+          <w:rFonts w:ascii="Prompt" w:cs="Prompt" w:eastAsia="Prompt" w:hAnsi="Prompt"/>
+        </w:rPr>
+        <w:t xml:space="preserve">เปลี่ยนรหัสผ่านทุกตัว (ดู SECURITY.md) · CORS_ORIGIN = domain จริง</w:t>
+      </w:r>
+    </w:p>
+    <w:p>
+      <w:pPr>
+        <w:pStyle w:val="ListParagraph"/>
+        <w:numPr>
+          <w:ilvl w:val="0"/>
+          <w:numId w:val="3"/>
+        </w:numPr>
+      </w:pPr>
+      <w:r>
+        <w:rPr>
+          <w:rFonts w:ascii="Prompt" w:cs="Prompt" w:eastAsia="Prompt" w:hAnsi="Prompt"/>
+        </w:rPr>
+        <w:t xml:space="preserve">ตั้ง backup volume (mssql_data, mysql_data) + ทดสอบ restore</w:t>
+      </w:r>
+    </w:p>
+    <w:p>
+      <w:pPr>
+        <w:pStyle w:val="ListParagraph"/>
+        <w:numPr>
+          <w:ilvl w:val="0"/>
+          <w:numId w:val="3"/>
+        </w:numPr>
+      </w:pPr>
+      <w:r>
+        <w:rPr>
+          <w:rFonts w:ascii="Prompt" w:cs="Prompt" w:eastAsia="Prompt" w:hAnsi="Prompt"/>
+        </w:rPr>
+        <w:t xml:space="preserve">ใส่ TLS ที่ reverse proxy (nginx/Traefik + Let's Encrypt) หน้า frontend/backend</w:t>
+      </w:r>
+    </w:p>
     <w:sectPr>
       <w:pgSz w:w="12240" w:h="15840" w:orient="portrait"/>
       <w:pgMar w:top="1440" w:right="1080" w:bottom="1440" w:left="1080" w:header="708" w:footer="708" w:gutter="0"/>
@@ -2822,6 +3718,12 @@
   </w:num>
   <w:num w:numId="2">
     <w:abstractNumId w:val="3"/>
+    <w:lvlOverride w:ilvl="0">
+      <w:startOverride w:val="1"/>
+    </w:lvlOverride>
+  </w:num>
+  <w:num w:numId="3">
+    <w:abstractNumId w:val="2"/>
     <w:lvlOverride w:ilvl="0">
       <w:startOverride w:val="1"/>
     </w:lvlOverride>

--- a/docs/word/DOCKER-DEPLOY.docx
+++ b/docs/word/DOCKER-DEPLOY.docx
@@ -4,462 +4,74 @@
   <w:body>
     <w:p>
       <w:pPr>
-        <w:pStyle w:val="Heading1"/>
-      </w:pPr>
-      <w:r>
-        <w:rPr>
-          <w:rFonts w:ascii="Prompt" w:cs="Prompt" w:eastAsia="Prompt" w:hAnsi="Prompt"/>
-        </w:rPr>
-        <w:t xml:space="preserve">Docker Deployment Guide</w:t>
-      </w:r>
-    </w:p>
-    <w:p>
-      <w:pPr>
-        <w:spacing w:after="80"/>
-      </w:pPr>
-      <w:r>
-        <w:rPr>
-          <w:rFonts w:ascii="Prompt" w:cs="Prompt" w:eastAsia="Prompt" w:hAnsi="Prompt"/>
-        </w:rPr>
-        <w:t xml:space="preserve">WinSpeed Connect — คู่มือ deploy ด้วย Docker Compose  </w:t>
-      </w:r>
-    </w:p>
-    <w:p>
-      <w:pPr>
-        <w:spacing w:after="80"/>
-      </w:pPr>
-      <w:r>
-        <w:rPr>
-          <w:rFonts w:ascii="Prompt" w:cs="Prompt" w:eastAsia="Prompt" w:hAnsi="Prompt"/>
-        </w:rPr>
-        <w:t xml:space="preserve">รองรับทั้ง </w:t>
-      </w:r>
+        <w:spacing w:after="0" w:before="1800"/>
+        <w:jc w:val="center"/>
+      </w:pPr>
       <w:r>
         <w:rPr>
           <w:rFonts w:ascii="Prompt" w:cs="Prompt" w:eastAsia="Prompt" w:hAnsi="Prompt"/>
           <w:b/>
           <w:bCs/>
-        </w:rPr>
-        <w:t xml:space="preserve">Ubuntu On-Premise Server</w:t>
-      </w:r>
-      <w:r>
-        <w:rPr>
-          <w:rFonts w:ascii="Prompt" w:cs="Prompt" w:eastAsia="Prompt" w:hAnsi="Prompt"/>
-        </w:rPr>
-        <w:t xml:space="preserve"> และ </w:t>
-      </w:r>
+          <w:color w:val="0C447C"/>
+          <w:sz w:val="28"/>
+          <w:szCs w:val="28"/>
+        </w:rPr>
+        <w:t xml:space="preserve">WS-Sale-App</w:t>
+      </w:r>
+    </w:p>
+    <w:p>
+      <w:pPr>
+        <w:spacing w:after="0"/>
+        <w:jc w:val="center"/>
+      </w:pPr>
+      <w:r>
+        <w:rPr>
+          <w:rFonts w:ascii="Prompt" w:cs="Prompt" w:eastAsia="Prompt" w:hAnsi="Prompt"/>
+          <w:color w:val="BA7517"/>
+          <w:sz w:val="20"/>
+          <w:szCs w:val="20"/>
+        </w:rPr>
+        <w:t xml:space="preserve">World Fert Co., Ltd.</w:t>
+      </w:r>
+    </w:p>
+    <w:p>
+      <w:pPr>
+        <w:pBdr>
+          <w:bottom w:val="single" w:color="1F3864" w:sz="18" w:space="6"/>
+        </w:pBdr>
+        <w:spacing w:after="120" w:before="240"/>
+        <w:jc w:val="center"/>
+      </w:pPr>
       <w:r>
         <w:rPr>
           <w:rFonts w:ascii="Prompt" w:cs="Prompt" w:eastAsia="Prompt" w:hAnsi="Prompt"/>
           <w:b/>
           <w:bCs/>
-        </w:rPr>
-        <w:t xml:space="preserve">Railway</w:t>
-      </w:r>
-    </w:p>
-    <w:p>
-      <w:pPr>
-        <w:pBdr>
-          <w:bottom w:val="single" w:color="CCCCCC" w:sz="6" w:space="1"/>
-        </w:pBdr>
-      </w:pPr>
-      <w:r>
-        <w:t xml:space="preserve"/>
-      </w:r>
-    </w:p>
-    <w:p>
-      <w:pPr>
-        <w:pStyle w:val="Heading2"/>
-      </w:pPr>
-      <w:r>
-        <w:rPr>
-          <w:rFonts w:ascii="Prompt" w:cs="Prompt" w:eastAsia="Prompt" w:hAnsi="Prompt"/>
-        </w:rPr>
-        <w:t xml:space="preserve">โครงสร้างไฟล์</w:t>
-      </w:r>
-    </w:p>
-    <w:p>
-      <w:pPr>
-        <w:shd w:fill="F3F4F6" w:val="clear"/>
-      </w:pPr>
-      <w:r>
-        <w:rPr>
-          <w:rFonts w:ascii="Consolas" w:cs="Consolas" w:eastAsia="Consolas" w:hAnsi="Consolas"/>
+          <w:color w:val="1F3864"/>
+          <w:sz w:val="40"/>
+          <w:szCs w:val="40"/>
+        </w:rPr>
+        <w:t xml:space="preserve">Docker Deployment Guide</w:t>
+      </w:r>
+    </w:p>
+    <w:p>
+      <w:pPr>
+        <w:spacing w:after="600" w:before="120"/>
+        <w:jc w:val="center"/>
+      </w:pPr>
+      <w:r>
+        <w:rPr>
+          <w:rFonts w:ascii="Prompt" w:cs="Prompt" w:eastAsia="Prompt" w:hAnsi="Prompt"/>
+          <w:color w:val="8A8A8A"/>
           <w:sz w:val="18"/>
           <w:szCs w:val="18"/>
         </w:rPr>
-        <w:t xml:space="preserve">winspeed-connect/</w:t>
-      </w:r>
-    </w:p>
-    <w:p>
-      <w:pPr>
-        <w:shd w:fill="F3F4F6" w:val="clear"/>
-      </w:pPr>
-      <w:r>
-        <w:rPr>
-          <w:rFonts w:ascii="Consolas" w:cs="Consolas" w:eastAsia="Consolas" w:hAnsi="Consolas"/>
-          <w:sz w:val="18"/>
-          <w:szCs w:val="18"/>
-        </w:rPr>
-        <w:t xml:space="preserve">├── docker-compose.yml          &lt;- orchestrate frontend + backend</w:t>
-      </w:r>
-    </w:p>
-    <w:p>
-      <w:pPr>
-        <w:shd w:fill="F3F4F6" w:val="clear"/>
-      </w:pPr>
-      <w:r>
-        <w:rPr>
-          <w:rFonts w:ascii="Consolas" w:cs="Consolas" w:eastAsia="Consolas" w:hAnsi="Consolas"/>
-          <w:sz w:val="18"/>
-          <w:szCs w:val="18"/>
-        </w:rPr>
-        <w:t xml:space="preserve">├── .env.example                &lt;- template env vars (copy -&gt; .env)</w:t>
-      </w:r>
-    </w:p>
-    <w:p>
-      <w:pPr>
-        <w:shd w:fill="F3F4F6" w:val="clear"/>
-      </w:pPr>
-      <w:r>
-        <w:rPr>
-          <w:rFonts w:ascii="Consolas" w:cs="Consolas" w:eastAsia="Consolas" w:hAnsi="Consolas"/>
-          <w:sz w:val="18"/>
-          <w:szCs w:val="18"/>
-        </w:rPr>
-        <w:t xml:space="preserve">├── backend/</w:t>
-      </w:r>
-    </w:p>
-    <w:p>
-      <w:pPr>
-        <w:shd w:fill="F3F4F6" w:val="clear"/>
-      </w:pPr>
-      <w:r>
-        <w:rPr>
-          <w:rFonts w:ascii="Consolas" w:cs="Consolas" w:eastAsia="Consolas" w:hAnsi="Consolas"/>
-          <w:sz w:val="18"/>
-          <w:szCs w:val="18"/>
-        </w:rPr>
-        <w:t xml:space="preserve">│   └── Dockerfile              &lt;- Node.js 22 Alpine image</w:t>
-      </w:r>
-    </w:p>
-    <w:p>
-      <w:pPr>
-        <w:shd w:fill="F3F4F6" w:val="clear"/>
-      </w:pPr>
-      <w:r>
-        <w:rPr>
-          <w:rFonts w:ascii="Consolas" w:cs="Consolas" w:eastAsia="Consolas" w:hAnsi="Consolas"/>
-          <w:sz w:val="18"/>
-          <w:szCs w:val="18"/>
-        </w:rPr>
-        <w:t xml:space="preserve">└── WSSale-App/</w:t>
-      </w:r>
-    </w:p>
-    <w:p>
-      <w:pPr>
-        <w:shd w:fill="F3F4F6" w:val="clear"/>
-      </w:pPr>
-      <w:r>
-        <w:rPr>
-          <w:rFonts w:ascii="Consolas" w:cs="Consolas" w:eastAsia="Consolas" w:hAnsi="Consolas"/>
-          <w:sz w:val="18"/>
-          <w:szCs w:val="18"/>
-        </w:rPr>
-        <w:t xml:space="preserve">    ├── Dockerfile              &lt;- multi-stage: build Vite -&gt; serve nginx</w:t>
-      </w:r>
-    </w:p>
-    <w:p>
-      <w:pPr>
-        <w:shd w:fill="F3F4F6" w:val="clear"/>
-      </w:pPr>
-      <w:r>
-        <w:rPr>
-          <w:rFonts w:ascii="Consolas" w:cs="Consolas" w:eastAsia="Consolas" w:hAnsi="Consolas"/>
-          <w:sz w:val="18"/>
-          <w:szCs w:val="18"/>
-        </w:rPr>
-        <w:t xml:space="preserve">    └── nginx.conf              &lt;- SPA fallback + static caching</w:t>
-      </w:r>
-    </w:p>
-    <w:p>
-      <w:pPr>
-        <w:pBdr>
-          <w:bottom w:val="single" w:color="CCCCCC" w:sz="6" w:space="1"/>
-        </w:pBdr>
-      </w:pPr>
-      <w:r>
-        <w:t xml:space="preserve"/>
-      </w:r>
-    </w:p>
-    <w:p>
-      <w:pPr>
-        <w:pStyle w:val="Heading2"/>
-      </w:pPr>
-      <w:r>
-        <w:rPr>
-          <w:rFonts w:ascii="Prompt" w:cs="Prompt" w:eastAsia="Prompt" w:hAnsi="Prompt"/>
-        </w:rPr>
-        <w:t xml:space="preserve">Option A — Ubuntu On-Premise Server</w:t>
-      </w:r>
-    </w:p>
-    <w:p>
-      <w:pPr>
-        <w:pStyle w:val="Heading3"/>
-      </w:pPr>
-      <w:r>
-        <w:rPr>
-          <w:rFonts w:ascii="Prompt" w:cs="Prompt" w:eastAsia="Prompt" w:hAnsi="Prompt"/>
-        </w:rPr>
-        <w:t xml:space="preserve">Prerequisites</w:t>
-      </w:r>
-    </w:p>
-    <w:p>
-      <w:pPr>
-        <w:shd w:fill="F3F4F6" w:val="clear"/>
-      </w:pPr>
-      <w:r>
-        <w:rPr>
-          <w:rFonts w:ascii="Consolas" w:cs="Consolas" w:eastAsia="Consolas" w:hAnsi="Consolas"/>
-          <w:sz w:val="18"/>
-          <w:szCs w:val="18"/>
-        </w:rPr>
-        <w:t xml:space="preserve"># Install Docker Engine</w:t>
-      </w:r>
-    </w:p>
-    <w:p>
-      <w:pPr>
-        <w:shd w:fill="F3F4F6" w:val="clear"/>
-      </w:pPr>
-      <w:r>
-        <w:rPr>
-          <w:rFonts w:ascii="Consolas" w:cs="Consolas" w:eastAsia="Consolas" w:hAnsi="Consolas"/>
-          <w:sz w:val="18"/>
-          <w:szCs w:val="18"/>
-        </w:rPr>
-        <w:t xml:space="preserve">curl -fsSL https://get.docker.com | sh</w:t>
-      </w:r>
-    </w:p>
-    <w:p>
-      <w:pPr>
-        <w:shd w:fill="F3F4F6" w:val="clear"/>
-      </w:pPr>
-      <w:r>
-        <w:rPr>
-          <w:rFonts w:ascii="Consolas" w:cs="Consolas" w:eastAsia="Consolas" w:hAnsi="Consolas"/>
-          <w:sz w:val="18"/>
-          <w:szCs w:val="18"/>
-        </w:rPr>
-        <w:t xml:space="preserve">sudo usermod -aG docker $USER</w:t>
-      </w:r>
-    </w:p>
-    <w:p>
-      <w:pPr>
-        <w:shd w:fill="F3F4F6" w:val="clear"/>
-      </w:pPr>
-      <w:r>
-        <w:rPr>
-          <w:rFonts w:ascii="Consolas" w:cs="Consolas" w:eastAsia="Consolas" w:hAnsi="Consolas"/>
-          <w:sz w:val="18"/>
-          <w:szCs w:val="18"/>
-        </w:rPr>
-        <w:t xml:space="preserve">newgrp docker</w:t>
-      </w:r>
-    </w:p>
-    <w:p>
-      <w:pPr>
-        <w:shd w:fill="F3F4F6" w:val="clear"/>
-      </w:pPr>
-      <w:r>
-        <w:rPr>
-          <w:rFonts w:ascii="Consolas" w:cs="Consolas" w:eastAsia="Consolas" w:hAnsi="Consolas"/>
-          <w:sz w:val="18"/>
-          <w:szCs w:val="18"/>
-        </w:rPr>
-        <w:t xml:space="preserve"> </w:t>
-      </w:r>
-    </w:p>
-    <w:p>
-      <w:pPr>
-        <w:shd w:fill="F3F4F6" w:val="clear"/>
-      </w:pPr>
-      <w:r>
-        <w:rPr>
-          <w:rFonts w:ascii="Consolas" w:cs="Consolas" w:eastAsia="Consolas" w:hAnsi="Consolas"/>
-          <w:sz w:val="18"/>
-          <w:szCs w:val="18"/>
-        </w:rPr>
-        <w:t xml:space="preserve"># Install Docker Compose plugin</w:t>
-      </w:r>
-    </w:p>
-    <w:p>
-      <w:pPr>
-        <w:shd w:fill="F3F4F6" w:val="clear"/>
-      </w:pPr>
-      <w:r>
-        <w:rPr>
-          <w:rFonts w:ascii="Consolas" w:cs="Consolas" w:eastAsia="Consolas" w:hAnsi="Consolas"/>
-          <w:sz w:val="18"/>
-          <w:szCs w:val="18"/>
-        </w:rPr>
-        <w:t xml:space="preserve">sudo apt install -y docker-compose-plugin</w:t>
-      </w:r>
-    </w:p>
-    <w:p>
-      <w:pPr>
-        <w:shd w:fill="F3F4F6" w:val="clear"/>
-      </w:pPr>
-      <w:r>
-        <w:rPr>
-          <w:rFonts w:ascii="Consolas" w:cs="Consolas" w:eastAsia="Consolas" w:hAnsi="Consolas"/>
-          <w:sz w:val="18"/>
-          <w:szCs w:val="18"/>
-        </w:rPr>
-        <w:t xml:space="preserve"> </w:t>
-      </w:r>
-    </w:p>
-    <w:p>
-      <w:pPr>
-        <w:shd w:fill="F3F4F6" w:val="clear"/>
-      </w:pPr>
-      <w:r>
-        <w:rPr>
-          <w:rFonts w:ascii="Consolas" w:cs="Consolas" w:eastAsia="Consolas" w:hAnsi="Consolas"/>
-          <w:sz w:val="18"/>
-          <w:szCs w:val="18"/>
-        </w:rPr>
-        <w:t xml:space="preserve"># Verify</w:t>
-      </w:r>
-    </w:p>
-    <w:p>
-      <w:pPr>
-        <w:shd w:fill="F3F4F6" w:val="clear"/>
-      </w:pPr>
-      <w:r>
-        <w:rPr>
-          <w:rFonts w:ascii="Consolas" w:cs="Consolas" w:eastAsia="Consolas" w:hAnsi="Consolas"/>
-          <w:sz w:val="18"/>
-          <w:szCs w:val="18"/>
-        </w:rPr>
-        <w:t xml:space="preserve">docker --version          # Docker 24+</w:t>
-      </w:r>
-    </w:p>
-    <w:p>
-      <w:pPr>
-        <w:shd w:fill="F3F4F6" w:val="clear"/>
-      </w:pPr>
-      <w:r>
-        <w:rPr>
-          <w:rFonts w:ascii="Consolas" w:cs="Consolas" w:eastAsia="Consolas" w:hAnsi="Consolas"/>
-          <w:sz w:val="18"/>
-          <w:szCs w:val="18"/>
-        </w:rPr>
-        <w:t xml:space="preserve">docker compose version    # v2.x</w:t>
-      </w:r>
-    </w:p>
-    <w:p>
-      <w:pPr>
-        <w:pStyle w:val="Heading3"/>
-      </w:pPr>
-      <w:r>
-        <w:rPr>
-          <w:rFonts w:ascii="Prompt" w:cs="Prompt" w:eastAsia="Prompt" w:hAnsi="Prompt"/>
-        </w:rPr>
-        <w:t xml:space="preserve">ขั้นตอน Deploy</w:t>
-      </w:r>
-    </w:p>
-    <w:p>
-      <w:pPr>
-        <w:spacing w:after="80"/>
-      </w:pPr>
-      <w:r>
-        <w:rPr>
-          <w:rFonts w:ascii="Prompt" w:cs="Prompt" w:eastAsia="Prompt" w:hAnsi="Prompt"/>
-          <w:b/>
-          <w:bCs/>
-        </w:rPr>
-        <w:t xml:space="preserve">1. Clone repo และตั้งค่า env</w:t>
-      </w:r>
-    </w:p>
-    <w:p>
-      <w:pPr>
-        <w:shd w:fill="F3F4F6" w:val="clear"/>
-      </w:pPr>
-      <w:r>
-        <w:rPr>
-          <w:rFonts w:ascii="Consolas" w:cs="Consolas" w:eastAsia="Consolas" w:hAnsi="Consolas"/>
-          <w:sz w:val="18"/>
-          <w:szCs w:val="18"/>
-        </w:rPr>
-        <w:t xml:space="preserve">git clone https://github.com/thirayume/winspeed-connect.git</w:t>
-      </w:r>
-    </w:p>
-    <w:p>
-      <w:pPr>
-        <w:shd w:fill="F3F4F6" w:val="clear"/>
-      </w:pPr>
-      <w:r>
-        <w:rPr>
-          <w:rFonts w:ascii="Consolas" w:cs="Consolas" w:eastAsia="Consolas" w:hAnsi="Consolas"/>
-          <w:sz w:val="18"/>
-          <w:szCs w:val="18"/>
-        </w:rPr>
-        <w:t xml:space="preserve">cd winspeed-connect</w:t>
-      </w:r>
-    </w:p>
-    <w:p>
-      <w:pPr>
-        <w:shd w:fill="F3F4F6" w:val="clear"/>
-      </w:pPr>
-      <w:r>
-        <w:rPr>
-          <w:rFonts w:ascii="Consolas" w:cs="Consolas" w:eastAsia="Consolas" w:hAnsi="Consolas"/>
-          <w:sz w:val="18"/>
-          <w:szCs w:val="18"/>
-        </w:rPr>
-        <w:t xml:space="preserve"> </w:t>
-      </w:r>
-    </w:p>
-    <w:p>
-      <w:pPr>
-        <w:shd w:fill="F3F4F6" w:val="clear"/>
-      </w:pPr>
-      <w:r>
-        <w:rPr>
-          <w:rFonts w:ascii="Consolas" w:cs="Consolas" w:eastAsia="Consolas" w:hAnsi="Consolas"/>
-          <w:sz w:val="18"/>
-          <w:szCs w:val="18"/>
-        </w:rPr>
-        <w:t xml:space="preserve">cp .env.example .env</w:t>
-      </w:r>
-    </w:p>
-    <w:p>
-      <w:pPr>
-        <w:shd w:fill="F3F4F6" w:val="clear"/>
-      </w:pPr>
-      <w:r>
-        <w:rPr>
-          <w:rFonts w:ascii="Consolas" w:cs="Consolas" w:eastAsia="Consolas" w:hAnsi="Consolas"/>
-          <w:sz w:val="18"/>
-          <w:szCs w:val="18"/>
-        </w:rPr>
-        <w:t xml:space="preserve">nano .env   # แก้ค่าให้ตรงกับ server จริง</w:t>
-      </w:r>
-    </w:p>
-    <w:p>
-      <w:pPr>
-        <w:spacing w:after="80"/>
-      </w:pPr>
-      <w:r>
-        <w:rPr>
-          <w:rFonts w:ascii="Prompt" w:cs="Prompt" w:eastAsia="Prompt" w:hAnsi="Prompt"/>
-        </w:rPr>
-        <w:t xml:space="preserve">ค่าที่ต้องแก้ใน .env:</w:t>
+        <w:t xml:space="preserve">Enterprise Production Documentation · Confidential</w:t>
       </w:r>
     </w:p>
     <w:tbl>
       <w:tblPr>
-        <w:tblW w:type="dxa" w:w="9360"/>
+        <w:tblW w:type="dxa" w:w="9468"/>
         <w:tblBorders>
           <w:top w:val="single" w:color="auto" w:sz="4"/>
           <w:left w:val="single" w:color="auto" w:sz="4"/>
@@ -470,8 +82,8 @@
         </w:tblBorders>
       </w:tblPr>
       <w:tblGrid>
-        <w:gridCol w:w="4680"/>
-        <w:gridCol w:w="4680"/>
+        <w:gridCol w:w="4734"/>
+        <w:gridCol w:w="4734"/>
       </w:tblGrid>
       <w:tr>
         <w:trPr>
@@ -479,7 +91,7 @@
         </w:trPr>
         <w:tc>
           <w:tcPr>
-            <w:tcW w:type="dxa" w:w="4680"/>
+            <w:tcW w:type="dxa" w:w="4734"/>
             <w:tcBorders>
               <w:top w:val="single" w:color="C9D3E0" w:sz="1"/>
               <w:left w:val="single" w:color="C9D3E0" w:sz="1"/>
@@ -489,12 +101,16 @@
             <w:shd w:fill="1F3864" w:val="clear"/>
             <w:tcMar>
               <w:top w:type="dxa" w:w="40"/>
-              <w:left w:type="dxa" w:w="80"/>
+              <w:left w:type="dxa" w:w="90"/>
               <w:bottom w:type="dxa" w:w="40"/>
-              <w:right w:type="dxa" w:w="80"/>
+              <w:right w:type="dxa" w:w="90"/>
             </w:tcMar>
+            <w:vAlign w:val="center"/>
           </w:tcPr>
           <w:p>
+            <w:pPr>
+              <w:spacing w:after="0" w:line="252"/>
+            </w:pPr>
             <w:r>
               <w:rPr>
                 <w:rFonts w:ascii="Prompt" w:cs="Prompt" w:eastAsia="Prompt" w:hAnsi="Prompt"/>
@@ -510,7 +126,7 @@
         </w:tc>
         <w:tc>
           <w:tcPr>
-            <w:tcW w:type="dxa" w:w="4680"/>
+            <w:tcW w:type="dxa" w:w="4734"/>
             <w:tcBorders>
               <w:top w:val="single" w:color="C9D3E0" w:sz="1"/>
               <w:left w:val="single" w:color="C9D3E0" w:sz="1"/>
@@ -520,12 +136,16 @@
             <w:shd w:fill="1F3864" w:val="clear"/>
             <w:tcMar>
               <w:top w:type="dxa" w:w="40"/>
-              <w:left w:type="dxa" w:w="80"/>
+              <w:left w:type="dxa" w:w="90"/>
               <w:bottom w:type="dxa" w:w="40"/>
-              <w:right w:type="dxa" w:w="80"/>
+              <w:right w:type="dxa" w:w="90"/>
             </w:tcMar>
+            <w:vAlign w:val="center"/>
           </w:tcPr>
           <w:p>
+            <w:pPr>
+              <w:spacing w:after="0" w:line="252"/>
+            </w:pPr>
             <w:r>
               <w:rPr>
                 <w:rFonts w:ascii="Prompt" w:cs="Prompt" w:eastAsia="Prompt" w:hAnsi="Prompt"/>
@@ -543,7 +163,7 @@
       <w:tr>
         <w:tc>
           <w:tcPr>
-            <w:tcW w:type="dxa" w:w="4680"/>
+            <w:tcW w:type="dxa" w:w="4734"/>
             <w:tcBorders>
               <w:top w:val="single" w:color="C9D3E0" w:sz="1"/>
               <w:left w:val="single" w:color="C9D3E0" w:sz="1"/>
@@ -553,15 +173,20 @@
             <w:shd w:fill="FFFFFF" w:val="clear"/>
             <w:tcMar>
               <w:top w:type="dxa" w:w="40"/>
-              <w:left w:type="dxa" w:w="80"/>
+              <w:left w:type="dxa" w:w="90"/>
               <w:bottom w:type="dxa" w:w="40"/>
-              <w:right w:type="dxa" w:w="80"/>
+              <w:right w:type="dxa" w:w="90"/>
             </w:tcMar>
+            <w:vAlign w:val="center"/>
           </w:tcPr>
           <w:p>
+            <w:pPr>
+              <w:spacing w:after="0" w:line="252"/>
+            </w:pPr>
             <w:r>
               <w:rPr>
                 <w:rFonts w:ascii="Prompt" w:cs="Prompt" w:eastAsia="Prompt" w:hAnsi="Prompt"/>
+                <w:color w:val="1A1A1A"/>
                 <w:sz w:val="18"/>
                 <w:szCs w:val="18"/>
               </w:rPr>
@@ -571,7 +196,7 @@
         </w:tc>
         <w:tc>
           <w:tcPr>
-            <w:tcW w:type="dxa" w:w="4680"/>
+            <w:tcW w:type="dxa" w:w="4734"/>
             <w:tcBorders>
               <w:top w:val="single" w:color="C9D3E0" w:sz="1"/>
               <w:left w:val="single" w:color="C9D3E0" w:sz="1"/>
@@ -581,15 +206,20 @@
             <w:shd w:fill="FFFFFF" w:val="clear"/>
             <w:tcMar>
               <w:top w:type="dxa" w:w="40"/>
-              <w:left w:type="dxa" w:w="80"/>
+              <w:left w:type="dxa" w:w="90"/>
               <w:bottom w:type="dxa" w:w="40"/>
-              <w:right w:type="dxa" w:w="80"/>
+              <w:right w:type="dxa" w:w="90"/>
             </w:tcMar>
+            <w:vAlign w:val="center"/>
           </w:tcPr>
           <w:p>
+            <w:pPr>
+              <w:spacing w:after="0" w:line="252"/>
+            </w:pPr>
             <w:r>
               <w:rPr>
                 <w:rFonts w:ascii="Prompt" w:cs="Prompt" w:eastAsia="Prompt" w:hAnsi="Prompt"/>
+                <w:color w:val="1A1A1A"/>
                 <w:sz w:val="18"/>
                 <w:szCs w:val="18"/>
               </w:rPr>
@@ -601,25 +231,30 @@
       <w:tr>
         <w:tc>
           <w:tcPr>
-            <w:tcW w:type="dxa" w:w="4680"/>
+            <w:tcW w:type="dxa" w:w="4734"/>
             <w:tcBorders>
               <w:top w:val="single" w:color="C9D3E0" w:sz="1"/>
               <w:left w:val="single" w:color="C9D3E0" w:sz="1"/>
               <w:bottom w:val="single" w:color="C9D3E0" w:sz="1"/>
               <w:right w:val="single" w:color="C9D3E0" w:sz="1"/>
             </w:tcBorders>
-            <w:shd w:fill="FFFFFF" w:val="clear"/>
+            <w:shd w:fill="F4F6FA" w:val="clear"/>
             <w:tcMar>
               <w:top w:type="dxa" w:w="40"/>
-              <w:left w:type="dxa" w:w="80"/>
+              <w:left w:type="dxa" w:w="90"/>
               <w:bottom w:type="dxa" w:w="40"/>
-              <w:right w:type="dxa" w:w="80"/>
+              <w:right w:type="dxa" w:w="90"/>
             </w:tcMar>
+            <w:vAlign w:val="center"/>
           </w:tcPr>
           <w:p>
+            <w:pPr>
+              <w:spacing w:after="0" w:line="252"/>
+            </w:pPr>
             <w:r>
               <w:rPr>
                 <w:rFonts w:ascii="Prompt" w:cs="Prompt" w:eastAsia="Prompt" w:hAnsi="Prompt"/>
+                <w:color w:val="1A1A1A"/>
                 <w:sz w:val="18"/>
                 <w:szCs w:val="18"/>
               </w:rPr>
@@ -629,25 +264,30 @@
         </w:tc>
         <w:tc>
           <w:tcPr>
-            <w:tcW w:type="dxa" w:w="4680"/>
+            <w:tcW w:type="dxa" w:w="4734"/>
             <w:tcBorders>
               <w:top w:val="single" w:color="C9D3E0" w:sz="1"/>
               <w:left w:val="single" w:color="C9D3E0" w:sz="1"/>
               <w:bottom w:val="single" w:color="C9D3E0" w:sz="1"/>
               <w:right w:val="single" w:color="C9D3E0" w:sz="1"/>
             </w:tcBorders>
-            <w:shd w:fill="FFFFFF" w:val="clear"/>
+            <w:shd w:fill="F4F6FA" w:val="clear"/>
             <w:tcMar>
               <w:top w:type="dxa" w:w="40"/>
-              <w:left w:type="dxa" w:w="80"/>
+              <w:left w:type="dxa" w:w="90"/>
               <w:bottom w:type="dxa" w:w="40"/>
-              <w:right w:type="dxa" w:w="80"/>
+              <w:right w:type="dxa" w:w="90"/>
             </w:tcMar>
+            <w:vAlign w:val="center"/>
           </w:tcPr>
           <w:p>
+            <w:pPr>
+              <w:spacing w:after="0" w:line="252"/>
+            </w:pPr>
             <w:r>
               <w:rPr>
                 <w:rFonts w:ascii="Prompt" w:cs="Prompt" w:eastAsia="Prompt" w:hAnsi="Prompt"/>
+                <w:color w:val="1A1A1A"/>
                 <w:sz w:val="18"/>
                 <w:szCs w:val="18"/>
               </w:rPr>
@@ -659,7 +299,7 @@
       <w:tr>
         <w:tc>
           <w:tcPr>
-            <w:tcW w:type="dxa" w:w="4680"/>
+            <w:tcW w:type="dxa" w:w="4734"/>
             <w:tcBorders>
               <w:top w:val="single" w:color="C9D3E0" w:sz="1"/>
               <w:left w:val="single" w:color="C9D3E0" w:sz="1"/>
@@ -669,15 +309,20 @@
             <w:shd w:fill="FFFFFF" w:val="clear"/>
             <w:tcMar>
               <w:top w:type="dxa" w:w="40"/>
-              <w:left w:type="dxa" w:w="80"/>
+              <w:left w:type="dxa" w:w="90"/>
               <w:bottom w:type="dxa" w:w="40"/>
-              <w:right w:type="dxa" w:w="80"/>
+              <w:right w:type="dxa" w:w="90"/>
             </w:tcMar>
+            <w:vAlign w:val="center"/>
           </w:tcPr>
           <w:p>
+            <w:pPr>
+              <w:spacing w:after="0" w:line="252"/>
+            </w:pPr>
             <w:r>
               <w:rPr>
                 <w:rFonts w:ascii="Prompt" w:cs="Prompt" w:eastAsia="Prompt" w:hAnsi="Prompt"/>
+                <w:color w:val="1A1A1A"/>
                 <w:sz w:val="18"/>
                 <w:szCs w:val="18"/>
               </w:rPr>
@@ -687,7 +332,7 @@
         </w:tc>
         <w:tc>
           <w:tcPr>
-            <w:tcW w:type="dxa" w:w="4680"/>
+            <w:tcW w:type="dxa" w:w="4734"/>
             <w:tcBorders>
               <w:top w:val="single" w:color="C9D3E0" w:sz="1"/>
               <w:left w:val="single" w:color="C9D3E0" w:sz="1"/>
@@ -697,15 +342,20 @@
             <w:shd w:fill="FFFFFF" w:val="clear"/>
             <w:tcMar>
               <w:top w:type="dxa" w:w="40"/>
-              <w:left w:type="dxa" w:w="80"/>
+              <w:left w:type="dxa" w:w="90"/>
               <w:bottom w:type="dxa" w:w="40"/>
-              <w:right w:type="dxa" w:w="80"/>
+              <w:right w:type="dxa" w:w="90"/>
             </w:tcMar>
+            <w:vAlign w:val="center"/>
           </w:tcPr>
           <w:p>
+            <w:pPr>
+              <w:spacing w:after="0" w:line="252"/>
+            </w:pPr>
             <w:r>
               <w:rPr>
                 <w:rFonts w:ascii="Prompt" w:cs="Prompt" w:eastAsia="Prompt" w:hAnsi="Prompt"/>
+                <w:color w:val="1A1A1A"/>
                 <w:sz w:val="18"/>
                 <w:szCs w:val="18"/>
               </w:rPr>
@@ -717,25 +367,30 @@
       <w:tr>
         <w:tc>
           <w:tcPr>
-            <w:tcW w:type="dxa" w:w="4680"/>
+            <w:tcW w:type="dxa" w:w="4734"/>
             <w:tcBorders>
               <w:top w:val="single" w:color="C9D3E0" w:sz="1"/>
               <w:left w:val="single" w:color="C9D3E0" w:sz="1"/>
               <w:bottom w:val="single" w:color="C9D3E0" w:sz="1"/>
               <w:right w:val="single" w:color="C9D3E0" w:sz="1"/>
             </w:tcBorders>
-            <w:shd w:fill="FFFFFF" w:val="clear"/>
+            <w:shd w:fill="F4F6FA" w:val="clear"/>
             <w:tcMar>
               <w:top w:type="dxa" w:w="40"/>
-              <w:left w:type="dxa" w:w="80"/>
+              <w:left w:type="dxa" w:w="90"/>
               <w:bottom w:type="dxa" w:w="40"/>
-              <w:right w:type="dxa" w:w="80"/>
+              <w:right w:type="dxa" w:w="90"/>
             </w:tcMar>
+            <w:vAlign w:val="center"/>
           </w:tcPr>
           <w:p>
+            <w:pPr>
+              <w:spacing w:after="0" w:line="252"/>
+            </w:pPr>
             <w:r>
               <w:rPr>
                 <w:rFonts w:ascii="Prompt" w:cs="Prompt" w:eastAsia="Prompt" w:hAnsi="Prompt"/>
+                <w:color w:val="1A1A1A"/>
                 <w:sz w:val="18"/>
                 <w:szCs w:val="18"/>
               </w:rPr>
@@ -745,25 +400,30 @@
         </w:tc>
         <w:tc>
           <w:tcPr>
-            <w:tcW w:type="dxa" w:w="4680"/>
+            <w:tcW w:type="dxa" w:w="4734"/>
             <w:tcBorders>
               <w:top w:val="single" w:color="C9D3E0" w:sz="1"/>
               <w:left w:val="single" w:color="C9D3E0" w:sz="1"/>
               <w:bottom w:val="single" w:color="C9D3E0" w:sz="1"/>
               <w:right w:val="single" w:color="C9D3E0" w:sz="1"/>
             </w:tcBorders>
-            <w:shd w:fill="FFFFFF" w:val="clear"/>
+            <w:shd w:fill="F4F6FA" w:val="clear"/>
             <w:tcMar>
               <w:top w:type="dxa" w:w="40"/>
-              <w:left w:type="dxa" w:w="80"/>
+              <w:left w:type="dxa" w:w="90"/>
               <w:bottom w:type="dxa" w:w="40"/>
-              <w:right w:type="dxa" w:w="80"/>
+              <w:right w:type="dxa" w:w="90"/>
             </w:tcMar>
+            <w:vAlign w:val="center"/>
           </w:tcPr>
           <w:p>
+            <w:pPr>
+              <w:spacing w:after="0" w:line="252"/>
+            </w:pPr>
             <w:r>
               <w:rPr>
                 <w:rFonts w:ascii="Prompt" w:cs="Prompt" w:eastAsia="Prompt" w:hAnsi="Prompt"/>
+                <w:color w:val="1A1A1A"/>
                 <w:sz w:val="18"/>
                 <w:szCs w:val="18"/>
               </w:rPr>
@@ -775,7 +435,7 @@
       <w:tr>
         <w:tc>
           <w:tcPr>
-            <w:tcW w:type="dxa" w:w="4680"/>
+            <w:tcW w:type="dxa" w:w="4734"/>
             <w:tcBorders>
               <w:top w:val="single" w:color="C9D3E0" w:sz="1"/>
               <w:left w:val="single" w:color="C9D3E0" w:sz="1"/>
@@ -785,15 +445,20 @@
             <w:shd w:fill="FFFFFF" w:val="clear"/>
             <w:tcMar>
               <w:top w:type="dxa" w:w="40"/>
-              <w:left w:type="dxa" w:w="80"/>
+              <w:left w:type="dxa" w:w="90"/>
               <w:bottom w:type="dxa" w:w="40"/>
-              <w:right w:type="dxa" w:w="80"/>
+              <w:right w:type="dxa" w:w="90"/>
             </w:tcMar>
+            <w:vAlign w:val="center"/>
           </w:tcPr>
           <w:p>
+            <w:pPr>
+              <w:spacing w:after="0" w:line="252"/>
+            </w:pPr>
             <w:r>
               <w:rPr>
                 <w:rFonts w:ascii="Prompt" w:cs="Prompt" w:eastAsia="Prompt" w:hAnsi="Prompt"/>
+                <w:color w:val="1A1A1A"/>
                 <w:sz w:val="18"/>
                 <w:szCs w:val="18"/>
               </w:rPr>
@@ -803,7 +468,7 @@
         </w:tc>
         <w:tc>
           <w:tcPr>
-            <w:tcW w:type="dxa" w:w="4680"/>
+            <w:tcW w:type="dxa" w:w="4734"/>
             <w:tcBorders>
               <w:top w:val="single" w:color="C9D3E0" w:sz="1"/>
               <w:left w:val="single" w:color="C9D3E0" w:sz="1"/>
@@ -813,15 +478,20 @@
             <w:shd w:fill="FFFFFF" w:val="clear"/>
             <w:tcMar>
               <w:top w:type="dxa" w:w="40"/>
-              <w:left w:type="dxa" w:w="80"/>
+              <w:left w:type="dxa" w:w="90"/>
               <w:bottom w:type="dxa" w:w="40"/>
-              <w:right w:type="dxa" w:w="80"/>
+              <w:right w:type="dxa" w:w="90"/>
             </w:tcMar>
+            <w:vAlign w:val="center"/>
           </w:tcPr>
           <w:p>
+            <w:pPr>
+              <w:spacing w:after="0" w:line="252"/>
+            </w:pPr>
             <w:r>
               <w:rPr>
                 <w:rFonts w:ascii="Prompt" w:cs="Prompt" w:eastAsia="Prompt" w:hAnsi="Prompt"/>
+                <w:color w:val="1A1A1A"/>
                 <w:sz w:val="18"/>
                 <w:szCs w:val="18"/>
               </w:rPr>
@@ -832,34 +502,551 @@
       </w:tr>
     </w:tbl>
     <w:p>
-      <w:pPr>
-        <w:spacing w:after="80"/>
-      </w:pPr>
-      <w:r>
-        <w:t xml:space="preserve"/>
+      <w:r>
+        <w:br w:type="page"/>
+      </w:r>
+    </w:p>
+    <w:p>
+      <w:pPr>
+        <w:pStyle w:val="Heading1"/>
+        <w:spacing w:after="120"/>
+      </w:pPr>
+      <w:r>
+        <w:rPr>
+          <w:rFonts w:ascii="Prompt" w:cs="Prompt" w:eastAsia="Prompt" w:hAnsi="Prompt"/>
+          <w:b/>
+          <w:bCs/>
+          <w:color w:val="1F3864"/>
+          <w:sz w:val="30"/>
+          <w:szCs w:val="30"/>
+        </w:rPr>
+        <w:t xml:space="preserve">สารบัญ (Contents)</w:t>
+      </w:r>
+    </w:p>
+    <w:sdt>
+      <w:sdtPr>
+        <w:alias w:val="Contents"/>
+      </w:sdtPr>
+      <w:sdtContent>
+        <w:p>
+          <w:r>
+            <w:fldChar w:fldCharType="begin" w:dirty="true"/>
+            <w:instrText xml:space="preserve">TOC \h \o "1-3"</w:instrText>
+            <w:fldChar w:fldCharType="separate"/>
+          </w:r>
+        </w:p>
+        <w:p>
+          <w:r>
+            <w:fldChar w:fldCharType="end"/>
+          </w:r>
+        </w:p>
+      </w:sdtContent>
+    </w:sdt>
+    <w:p>
+      <w:r>
+        <w:br w:type="page"/>
+      </w:r>
+    </w:p>
+    <w:p>
+      <w:pPr>
+        <w:spacing w:after="80" w:line="276"/>
+      </w:pPr>
+      <w:r>
+        <w:rPr>
+          <w:rFonts w:ascii="Prompt" w:cs="Prompt" w:eastAsia="Prompt" w:hAnsi="Prompt"/>
+        </w:rPr>
+        <w:t xml:space="preserve">WinSpeed Connect — คู่มือ deploy ด้วย Docker Compose  </w:t>
+      </w:r>
+    </w:p>
+    <w:p>
+      <w:pPr>
+        <w:spacing w:after="80" w:line="276"/>
+      </w:pPr>
+      <w:r>
+        <w:rPr>
+          <w:rFonts w:ascii="Prompt" w:cs="Prompt" w:eastAsia="Prompt" w:hAnsi="Prompt"/>
+        </w:rPr>
+        <w:t xml:space="preserve">รองรับทั้ง </w:t>
+      </w:r>
+      <w:r>
+        <w:rPr>
+          <w:rFonts w:ascii="Prompt" w:cs="Prompt" w:eastAsia="Prompt" w:hAnsi="Prompt"/>
+          <w:b/>
+          <w:bCs/>
+        </w:rPr>
+        <w:t xml:space="preserve">Ubuntu On-Premise Server</w:t>
+      </w:r>
+      <w:r>
+        <w:rPr>
+          <w:rFonts w:ascii="Prompt" w:cs="Prompt" w:eastAsia="Prompt" w:hAnsi="Prompt"/>
+        </w:rPr>
+        <w:t xml:space="preserve"> และ </w:t>
+      </w:r>
+      <w:r>
+        <w:rPr>
+          <w:rFonts w:ascii="Prompt" w:cs="Prompt" w:eastAsia="Prompt" w:hAnsi="Prompt"/>
+          <w:b/>
+          <w:bCs/>
+        </w:rPr>
+        <w:t xml:space="preserve">Railway</w:t>
       </w:r>
     </w:p>
     <w:p>
       <w:pPr>
         <w:pBdr>
-          <w:left w:val="single" w:color="2E75B6" w:sz="12" w:space="8"/>
+          <w:bottom w:val="single" w:color="C9D3E0" w:sz="4" w:space="1"/>
         </w:pBdr>
         <w:spacing w:after="60"/>
-        <w:ind w:left="360"/>
+      </w:pPr>
+      <w:r>
+        <w:t xml:space="preserve"/>
+      </w:r>
+    </w:p>
+    <w:p>
+      <w:pPr>
+        <w:pStyle w:val="Heading2"/>
+        <w:spacing w:after="120" w:before="220"/>
+      </w:pPr>
+      <w:r>
+        <w:rPr>
+          <w:rFonts w:ascii="Prompt" w:cs="Prompt" w:eastAsia="Prompt" w:hAnsi="Prompt"/>
+          <w:color w:val="0C447C"/>
+        </w:rPr>
+        <w:t xml:space="preserve">โครงสร้างไฟล์</w:t>
+      </w:r>
+    </w:p>
+    <w:p>
+      <w:pPr>
+        <w:shd w:fill="F3F4F6" w:val="clear"/>
+        <w:spacing w:after="0"/>
+      </w:pPr>
+      <w:r>
+        <w:rPr>
+          <w:rFonts w:ascii="Consolas" w:cs="Consolas" w:eastAsia="Consolas" w:hAnsi="Consolas"/>
+          <w:sz w:val="17"/>
+          <w:szCs w:val="17"/>
+        </w:rPr>
+        <w:t xml:space="preserve">winspeed-connect/</w:t>
+      </w:r>
+    </w:p>
+    <w:p>
+      <w:pPr>
+        <w:shd w:fill="F3F4F6" w:val="clear"/>
+        <w:spacing w:after="0"/>
+      </w:pPr>
+      <w:r>
+        <w:rPr>
+          <w:rFonts w:ascii="Consolas" w:cs="Consolas" w:eastAsia="Consolas" w:hAnsi="Consolas"/>
+          <w:sz w:val="17"/>
+          <w:szCs w:val="17"/>
+        </w:rPr>
+        <w:t xml:space="preserve">├── docker-compose.yml          &lt;- orchestrate frontend + backend</w:t>
+      </w:r>
+    </w:p>
+    <w:p>
+      <w:pPr>
+        <w:shd w:fill="F3F4F6" w:val="clear"/>
+        <w:spacing w:after="0"/>
+      </w:pPr>
+      <w:r>
+        <w:rPr>
+          <w:rFonts w:ascii="Consolas" w:cs="Consolas" w:eastAsia="Consolas" w:hAnsi="Consolas"/>
+          <w:sz w:val="17"/>
+          <w:szCs w:val="17"/>
+        </w:rPr>
+        <w:t xml:space="preserve">├── .env.example                &lt;- template env vars (copy -&gt; .env)</w:t>
+      </w:r>
+    </w:p>
+    <w:p>
+      <w:pPr>
+        <w:shd w:fill="F3F4F6" w:val="clear"/>
+        <w:spacing w:after="0"/>
+      </w:pPr>
+      <w:r>
+        <w:rPr>
+          <w:rFonts w:ascii="Consolas" w:cs="Consolas" w:eastAsia="Consolas" w:hAnsi="Consolas"/>
+          <w:sz w:val="17"/>
+          <w:szCs w:val="17"/>
+        </w:rPr>
+        <w:t xml:space="preserve">├── backend/</w:t>
+      </w:r>
+    </w:p>
+    <w:p>
+      <w:pPr>
+        <w:shd w:fill="F3F4F6" w:val="clear"/>
+        <w:spacing w:after="0"/>
+      </w:pPr>
+      <w:r>
+        <w:rPr>
+          <w:rFonts w:ascii="Consolas" w:cs="Consolas" w:eastAsia="Consolas" w:hAnsi="Consolas"/>
+          <w:sz w:val="17"/>
+          <w:szCs w:val="17"/>
+        </w:rPr>
+        <w:t xml:space="preserve">│   └── Dockerfile              &lt;- Node.js 22 Alpine image</w:t>
+      </w:r>
+    </w:p>
+    <w:p>
+      <w:pPr>
+        <w:shd w:fill="F3F4F6" w:val="clear"/>
+        <w:spacing w:after="0"/>
+      </w:pPr>
+      <w:r>
+        <w:rPr>
+          <w:rFonts w:ascii="Consolas" w:cs="Consolas" w:eastAsia="Consolas" w:hAnsi="Consolas"/>
+          <w:sz w:val="17"/>
+          <w:szCs w:val="17"/>
+        </w:rPr>
+        <w:t xml:space="preserve">└── WSSale-App/</w:t>
+      </w:r>
+    </w:p>
+    <w:p>
+      <w:pPr>
+        <w:shd w:fill="F3F4F6" w:val="clear"/>
+        <w:spacing w:after="0"/>
+      </w:pPr>
+      <w:r>
+        <w:rPr>
+          <w:rFonts w:ascii="Consolas" w:cs="Consolas" w:eastAsia="Consolas" w:hAnsi="Consolas"/>
+          <w:sz w:val="17"/>
+          <w:szCs w:val="17"/>
+        </w:rPr>
+        <w:t xml:space="preserve">    ├── Dockerfile              &lt;- multi-stage: build Vite -&gt; serve nginx</w:t>
+      </w:r>
+    </w:p>
+    <w:p>
+      <w:pPr>
+        <w:shd w:fill="F3F4F6" w:val="clear"/>
+        <w:spacing w:after="0"/>
+      </w:pPr>
+      <w:r>
+        <w:rPr>
+          <w:rFonts w:ascii="Consolas" w:cs="Consolas" w:eastAsia="Consolas" w:hAnsi="Consolas"/>
+          <w:sz w:val="17"/>
+          <w:szCs w:val="17"/>
+        </w:rPr>
+        <w:t xml:space="preserve">    └── nginx.conf              &lt;- SPA fallback + static caching</w:t>
+      </w:r>
+    </w:p>
+    <w:p>
+      <w:pPr>
+        <w:pBdr>
+          <w:bottom w:val="single" w:color="C9D3E0" w:sz="4" w:space="1"/>
+        </w:pBdr>
+        <w:spacing w:after="60"/>
+      </w:pPr>
+      <w:r>
+        <w:t xml:space="preserve"/>
+      </w:r>
+    </w:p>
+    <w:p>
+      <w:pPr>
+        <w:pStyle w:val="Heading2"/>
+        <w:spacing w:after="120" w:before="220"/>
+      </w:pPr>
+      <w:r>
+        <w:rPr>
+          <w:rFonts w:ascii="Prompt" w:cs="Prompt" w:eastAsia="Prompt" w:hAnsi="Prompt"/>
+          <w:color w:val="0C447C"/>
+        </w:rPr>
+        <w:t xml:space="preserve">Option A — Ubuntu On-Premise Server</w:t>
+      </w:r>
+    </w:p>
+    <w:p>
+      <w:pPr>
+        <w:pStyle w:val="Heading3"/>
+        <w:spacing w:after="120" w:before="220"/>
+      </w:pPr>
+      <w:r>
+        <w:rPr>
+          <w:rFonts w:ascii="Prompt" w:cs="Prompt" w:eastAsia="Prompt" w:hAnsi="Prompt"/>
+          <w:color w:val="0C447C"/>
+        </w:rPr>
+        <w:t xml:space="preserve">Prerequisites</w:t>
+      </w:r>
+    </w:p>
+    <w:p>
+      <w:pPr>
+        <w:shd w:fill="F3F4F6" w:val="clear"/>
+        <w:spacing w:after="0"/>
+      </w:pPr>
+      <w:r>
+        <w:rPr>
+          <w:rFonts w:ascii="Consolas" w:cs="Consolas" w:eastAsia="Consolas" w:hAnsi="Consolas"/>
+          <w:sz w:val="17"/>
+          <w:szCs w:val="17"/>
+        </w:rPr>
+        <w:t xml:space="preserve"># Install Docker Engine</w:t>
+      </w:r>
+    </w:p>
+    <w:p>
+      <w:pPr>
+        <w:shd w:fill="F3F4F6" w:val="clear"/>
+        <w:spacing w:after="0"/>
+      </w:pPr>
+      <w:r>
+        <w:rPr>
+          <w:rFonts w:ascii="Consolas" w:cs="Consolas" w:eastAsia="Consolas" w:hAnsi="Consolas"/>
+          <w:sz w:val="17"/>
+          <w:szCs w:val="17"/>
+        </w:rPr>
+        <w:t xml:space="preserve">curl -fsSL https://get.docker.com | sh</w:t>
+      </w:r>
+    </w:p>
+    <w:p>
+      <w:pPr>
+        <w:shd w:fill="F3F4F6" w:val="clear"/>
+        <w:spacing w:after="0"/>
+      </w:pPr>
+      <w:r>
+        <w:rPr>
+          <w:rFonts w:ascii="Consolas" w:cs="Consolas" w:eastAsia="Consolas" w:hAnsi="Consolas"/>
+          <w:sz w:val="17"/>
+          <w:szCs w:val="17"/>
+        </w:rPr>
+        <w:t xml:space="preserve">sudo usermod -aG docker $USER</w:t>
+      </w:r>
+    </w:p>
+    <w:p>
+      <w:pPr>
+        <w:shd w:fill="F3F4F6" w:val="clear"/>
+        <w:spacing w:after="0"/>
+      </w:pPr>
+      <w:r>
+        <w:rPr>
+          <w:rFonts w:ascii="Consolas" w:cs="Consolas" w:eastAsia="Consolas" w:hAnsi="Consolas"/>
+          <w:sz w:val="17"/>
+          <w:szCs w:val="17"/>
+        </w:rPr>
+        <w:t xml:space="preserve">newgrp docker</w:t>
+      </w:r>
+    </w:p>
+    <w:p>
+      <w:pPr>
+        <w:shd w:fill="F3F4F6" w:val="clear"/>
+        <w:spacing w:after="0"/>
+      </w:pPr>
+      <w:r>
+        <w:rPr>
+          <w:rFonts w:ascii="Consolas" w:cs="Consolas" w:eastAsia="Consolas" w:hAnsi="Consolas"/>
+          <w:sz w:val="17"/>
+          <w:szCs w:val="17"/>
+        </w:rPr>
+        <w:t xml:space="preserve"> </w:t>
+      </w:r>
+    </w:p>
+    <w:p>
+      <w:pPr>
+        <w:shd w:fill="F3F4F6" w:val="clear"/>
+        <w:spacing w:after="0"/>
+      </w:pPr>
+      <w:r>
+        <w:rPr>
+          <w:rFonts w:ascii="Consolas" w:cs="Consolas" w:eastAsia="Consolas" w:hAnsi="Consolas"/>
+          <w:sz w:val="17"/>
+          <w:szCs w:val="17"/>
+        </w:rPr>
+        <w:t xml:space="preserve"># Install Docker Compose plugin</w:t>
+      </w:r>
+    </w:p>
+    <w:p>
+      <w:pPr>
+        <w:shd w:fill="F3F4F6" w:val="clear"/>
+        <w:spacing w:after="0"/>
+      </w:pPr>
+      <w:r>
+        <w:rPr>
+          <w:rFonts w:ascii="Consolas" w:cs="Consolas" w:eastAsia="Consolas" w:hAnsi="Consolas"/>
+          <w:sz w:val="17"/>
+          <w:szCs w:val="17"/>
+        </w:rPr>
+        <w:t xml:space="preserve">sudo apt install -y docker-compose-plugin</w:t>
+      </w:r>
+    </w:p>
+    <w:p>
+      <w:pPr>
+        <w:shd w:fill="F3F4F6" w:val="clear"/>
+        <w:spacing w:after="0"/>
+      </w:pPr>
+      <w:r>
+        <w:rPr>
+          <w:rFonts w:ascii="Consolas" w:cs="Consolas" w:eastAsia="Consolas" w:hAnsi="Consolas"/>
+          <w:sz w:val="17"/>
+          <w:szCs w:val="17"/>
+        </w:rPr>
+        <w:t xml:space="preserve"> </w:t>
+      </w:r>
+    </w:p>
+    <w:p>
+      <w:pPr>
+        <w:shd w:fill="F3F4F6" w:val="clear"/>
+        <w:spacing w:after="0"/>
+      </w:pPr>
+      <w:r>
+        <w:rPr>
+          <w:rFonts w:ascii="Consolas" w:cs="Consolas" w:eastAsia="Consolas" w:hAnsi="Consolas"/>
+          <w:sz w:val="17"/>
+          <w:szCs w:val="17"/>
+        </w:rPr>
+        <w:t xml:space="preserve"># Verify</w:t>
+      </w:r>
+    </w:p>
+    <w:p>
+      <w:pPr>
+        <w:shd w:fill="F3F4F6" w:val="clear"/>
+        <w:spacing w:after="0"/>
+      </w:pPr>
+      <w:r>
+        <w:rPr>
+          <w:rFonts w:ascii="Consolas" w:cs="Consolas" w:eastAsia="Consolas" w:hAnsi="Consolas"/>
+          <w:sz w:val="17"/>
+          <w:szCs w:val="17"/>
+        </w:rPr>
+        <w:t xml:space="preserve">docker --version          # Docker 24+</w:t>
+      </w:r>
+    </w:p>
+    <w:p>
+      <w:pPr>
+        <w:shd w:fill="F3F4F6" w:val="clear"/>
+        <w:spacing w:after="0"/>
+      </w:pPr>
+      <w:r>
+        <w:rPr>
+          <w:rFonts w:ascii="Consolas" w:cs="Consolas" w:eastAsia="Consolas" w:hAnsi="Consolas"/>
+          <w:sz w:val="17"/>
+          <w:szCs w:val="17"/>
+        </w:rPr>
+        <w:t xml:space="preserve">docker compose version    # v2.x</w:t>
+      </w:r>
+    </w:p>
+    <w:p>
+      <w:pPr>
+        <w:pStyle w:val="Heading3"/>
+        <w:spacing w:after="120" w:before="220"/>
+      </w:pPr>
+      <w:r>
+        <w:rPr>
+          <w:rFonts w:ascii="Prompt" w:cs="Prompt" w:eastAsia="Prompt" w:hAnsi="Prompt"/>
+          <w:color w:val="0C447C"/>
+        </w:rPr>
+        <w:t xml:space="preserve">ขั้นตอน Deploy</w:t>
+      </w:r>
+    </w:p>
+    <w:p>
+      <w:pPr>
+        <w:spacing w:after="80" w:line="276"/>
       </w:pPr>
       <w:r>
         <w:rPr>
           <w:rFonts w:ascii="Prompt" w:cs="Prompt" w:eastAsia="Prompt" w:hAnsi="Prompt"/>
           <w:b/>
           <w:bCs/>
-          <w:color w:val="444444"/>
+        </w:rPr>
+        <w:t xml:space="preserve">1. Clone repo และตั้งค่า env</w:t>
+      </w:r>
+    </w:p>
+    <w:p>
+      <w:pPr>
+        <w:shd w:fill="F3F4F6" w:val="clear"/>
+        <w:spacing w:after="0"/>
+      </w:pPr>
+      <w:r>
+        <w:rPr>
+          <w:rFonts w:ascii="Consolas" w:cs="Consolas" w:eastAsia="Consolas" w:hAnsi="Consolas"/>
+          <w:sz w:val="17"/>
+          <w:szCs w:val="17"/>
+        </w:rPr>
+        <w:t xml:space="preserve">git clone https://github.com/thirayume/winspeed-connect.git</w:t>
+      </w:r>
+    </w:p>
+    <w:p>
+      <w:pPr>
+        <w:shd w:fill="F3F4F6" w:val="clear"/>
+        <w:spacing w:after="0"/>
+      </w:pPr>
+      <w:r>
+        <w:rPr>
+          <w:rFonts w:ascii="Consolas" w:cs="Consolas" w:eastAsia="Consolas" w:hAnsi="Consolas"/>
+          <w:sz w:val="17"/>
+          <w:szCs w:val="17"/>
+        </w:rPr>
+        <w:t xml:space="preserve">cd winspeed-connect</w:t>
+      </w:r>
+    </w:p>
+    <w:p>
+      <w:pPr>
+        <w:shd w:fill="F3F4F6" w:val="clear"/>
+        <w:spacing w:after="0"/>
+      </w:pPr>
+      <w:r>
+        <w:rPr>
+          <w:rFonts w:ascii="Consolas" w:cs="Consolas" w:eastAsia="Consolas" w:hAnsi="Consolas"/>
+          <w:sz w:val="17"/>
+          <w:szCs w:val="17"/>
+        </w:rPr>
+        <w:t xml:space="preserve"> </w:t>
+      </w:r>
+    </w:p>
+    <w:p>
+      <w:pPr>
+        <w:shd w:fill="F3F4F6" w:val="clear"/>
+        <w:spacing w:after="0"/>
+      </w:pPr>
+      <w:r>
+        <w:rPr>
+          <w:rFonts w:ascii="Consolas" w:cs="Consolas" w:eastAsia="Consolas" w:hAnsi="Consolas"/>
+          <w:sz w:val="17"/>
+          <w:szCs w:val="17"/>
+        </w:rPr>
+        <w:t xml:space="preserve">cp .env.example .env</w:t>
+      </w:r>
+    </w:p>
+    <w:p>
+      <w:pPr>
+        <w:shd w:fill="F3F4F6" w:val="clear"/>
+        <w:spacing w:after="0"/>
+      </w:pPr>
+      <w:r>
+        <w:rPr>
+          <w:rFonts w:ascii="Consolas" w:cs="Consolas" w:eastAsia="Consolas" w:hAnsi="Consolas"/>
+          <w:sz w:val="17"/>
+          <w:szCs w:val="17"/>
+        </w:rPr>
+        <w:t xml:space="preserve">nano .env   # แก้ค่าให้ตรงกับ server จริง</w:t>
+      </w:r>
+    </w:p>
+    <w:p>
+      <w:pPr>
+        <w:spacing w:after="80" w:line="276"/>
+      </w:pPr>
+      <w:r>
+        <w:rPr>
+          <w:rFonts w:ascii="Prompt" w:cs="Prompt" w:eastAsia="Prompt" w:hAnsi="Prompt"/>
+        </w:rPr>
+        <w:t xml:space="preserve">ค่าที่ต้องแก้ใน .env:</w:t>
+      </w:r>
+    </w:p>
+    <w:p>
+      <w:pPr>
+        <w:pBdr>
+          <w:left w:val="single" w:color="0C447C" w:sz="18" w:space="10"/>
+        </w:pBdr>
+        <w:shd w:fill="EEF3FA" w:val="clear"/>
+        <w:spacing w:after="80"/>
+        <w:ind w:left="360"/>
+      </w:pPr>
+      <w:r>
+        <w:rPr>
+          <w:rFonts w:ascii="Prompt" w:cs="Prompt" w:eastAsia="Prompt" w:hAnsi="Prompt"/>
+          <w:b/>
+          <w:bCs/>
+          <w:color w:val="33425A"/>
         </w:rPr>
         <w:t xml:space="preserve">หมายเหตุ:</w:t>
       </w:r>
       <w:r>
         <w:rPr>
           <w:rFonts w:ascii="Prompt" w:cs="Prompt" w:eastAsia="Prompt" w:hAnsi="Prompt"/>
-          <w:color w:val="444444"/>
+          <w:color w:val="33425A"/>
         </w:rPr>
         <w:t xml:space="preserve"> VITE_API_BASE_URL ถูก bake เข้า frontend ตอน build  </w:t>
       </w:r>
@@ -867,570 +1054,614 @@
     <w:p>
       <w:pPr>
         <w:pBdr>
-          <w:left w:val="single" w:color="2E75B6" w:sz="12" w:space="8"/>
+          <w:left w:val="single" w:color="0C447C" w:sz="18" w:space="10"/>
+        </w:pBdr>
+        <w:shd w:fill="EEF3FA" w:val="clear"/>
+        <w:spacing w:after="80"/>
+        <w:ind w:left="360"/>
+      </w:pPr>
+      <w:r>
+        <w:rPr>
+          <w:rFonts w:ascii="Prompt" w:cs="Prompt" w:eastAsia="Prompt" w:hAnsi="Prompt"/>
+          <w:color w:val="33425A"/>
+        </w:rPr>
+        <w:t xml:space="preserve">ถ้าเปลี่ยน IP ต้อง build ใหม่ด้วย docker compose build frontend</w:t>
+      </w:r>
+    </w:p>
+    <w:p>
+      <w:pPr>
+        <w:spacing w:after="80" w:line="276"/>
+      </w:pPr>
+      <w:r>
+        <w:rPr>
+          <w:rFonts w:ascii="Prompt" w:cs="Prompt" w:eastAsia="Prompt" w:hAnsi="Prompt"/>
+          <w:b/>
+          <w:bCs/>
+        </w:rPr>
+        <w:t xml:space="preserve">2. Build และ Start</w:t>
+      </w:r>
+    </w:p>
+    <w:p>
+      <w:pPr>
+        <w:shd w:fill="F3F4F6" w:val="clear"/>
+        <w:spacing w:after="0"/>
+      </w:pPr>
+      <w:r>
+        <w:rPr>
+          <w:rFonts w:ascii="Consolas" w:cs="Consolas" w:eastAsia="Consolas" w:hAnsi="Consolas"/>
+          <w:sz w:val="17"/>
+          <w:szCs w:val="17"/>
+        </w:rPr>
+        <w:t xml:space="preserve"># Build images + start services (background)</w:t>
+      </w:r>
+    </w:p>
+    <w:p>
+      <w:pPr>
+        <w:shd w:fill="F3F4F6" w:val="clear"/>
+        <w:spacing w:after="0"/>
+      </w:pPr>
+      <w:r>
+        <w:rPr>
+          <w:rFonts w:ascii="Consolas" w:cs="Consolas" w:eastAsia="Consolas" w:hAnsi="Consolas"/>
+          <w:sz w:val="17"/>
+          <w:szCs w:val="17"/>
+        </w:rPr>
+        <w:t xml:space="preserve">docker compose up -d --build</w:t>
+      </w:r>
+    </w:p>
+    <w:p>
+      <w:pPr>
+        <w:shd w:fill="F3F4F6" w:val="clear"/>
+        <w:spacing w:after="0"/>
+      </w:pPr>
+      <w:r>
+        <w:rPr>
+          <w:rFonts w:ascii="Consolas" w:cs="Consolas" w:eastAsia="Consolas" w:hAnsi="Consolas"/>
+          <w:sz w:val="17"/>
+          <w:szCs w:val="17"/>
+        </w:rPr>
+        <w:t xml:space="preserve"> </w:t>
+      </w:r>
+    </w:p>
+    <w:p>
+      <w:pPr>
+        <w:shd w:fill="F3F4F6" w:val="clear"/>
+        <w:spacing w:after="0"/>
+      </w:pPr>
+      <w:r>
+        <w:rPr>
+          <w:rFonts w:ascii="Consolas" w:cs="Consolas" w:eastAsia="Consolas" w:hAnsi="Consolas"/>
+          <w:sz w:val="17"/>
+          <w:szCs w:val="17"/>
+        </w:rPr>
+        <w:t xml:space="preserve"># ดู logs</w:t>
+      </w:r>
+    </w:p>
+    <w:p>
+      <w:pPr>
+        <w:shd w:fill="F3F4F6" w:val="clear"/>
+        <w:spacing w:after="0"/>
+      </w:pPr>
+      <w:r>
+        <w:rPr>
+          <w:rFonts w:ascii="Consolas" w:cs="Consolas" w:eastAsia="Consolas" w:hAnsi="Consolas"/>
+          <w:sz w:val="17"/>
+          <w:szCs w:val="17"/>
+        </w:rPr>
+        <w:t xml:space="preserve">docker compose logs -f</w:t>
+      </w:r>
+    </w:p>
+    <w:p>
+      <w:pPr>
+        <w:shd w:fill="F3F4F6" w:val="clear"/>
+        <w:spacing w:after="0"/>
+      </w:pPr>
+      <w:r>
+        <w:rPr>
+          <w:rFonts w:ascii="Consolas" w:cs="Consolas" w:eastAsia="Consolas" w:hAnsi="Consolas"/>
+          <w:sz w:val="17"/>
+          <w:szCs w:val="17"/>
+        </w:rPr>
+        <w:t xml:space="preserve"> </w:t>
+      </w:r>
+    </w:p>
+    <w:p>
+      <w:pPr>
+        <w:shd w:fill="F3F4F6" w:val="clear"/>
+        <w:spacing w:after="0"/>
+      </w:pPr>
+      <w:r>
+        <w:rPr>
+          <w:rFonts w:ascii="Consolas" w:cs="Consolas" w:eastAsia="Consolas" w:hAnsi="Consolas"/>
+          <w:sz w:val="17"/>
+          <w:szCs w:val="17"/>
+        </w:rPr>
+        <w:t xml:space="preserve"># ตรวจ status</w:t>
+      </w:r>
+    </w:p>
+    <w:p>
+      <w:pPr>
+        <w:shd w:fill="F3F4F6" w:val="clear"/>
+        <w:spacing w:after="0"/>
+      </w:pPr>
+      <w:r>
+        <w:rPr>
+          <w:rFonts w:ascii="Consolas" w:cs="Consolas" w:eastAsia="Consolas" w:hAnsi="Consolas"/>
+          <w:sz w:val="17"/>
+          <w:szCs w:val="17"/>
+        </w:rPr>
+        <w:t xml:space="preserve">docker compose ps</w:t>
+      </w:r>
+    </w:p>
+    <w:p>
+      <w:pPr>
+        <w:spacing w:after="80" w:line="276"/>
+      </w:pPr>
+      <w:r>
+        <w:rPr>
+          <w:rFonts w:ascii="Prompt" w:cs="Prompt" w:eastAsia="Prompt" w:hAnsi="Prompt"/>
+          <w:b/>
+          <w:bCs/>
+        </w:rPr>
+        <w:t xml:space="preserve">3. ทดสอบ</w:t>
+      </w:r>
+    </w:p>
+    <w:p>
+      <w:pPr>
+        <w:shd w:fill="F3F4F6" w:val="clear"/>
+        <w:spacing w:after="0"/>
+      </w:pPr>
+      <w:r>
+        <w:rPr>
+          <w:rFonts w:ascii="Consolas" w:cs="Consolas" w:eastAsia="Consolas" w:hAnsi="Consolas"/>
+          <w:sz w:val="17"/>
+          <w:szCs w:val="17"/>
+        </w:rPr>
+        <w:t xml:space="preserve"># Health check backend</w:t>
+      </w:r>
+    </w:p>
+    <w:p>
+      <w:pPr>
+        <w:shd w:fill="F3F4F6" w:val="clear"/>
+        <w:spacing w:after="0"/>
+      </w:pPr>
+      <w:r>
+        <w:rPr>
+          <w:rFonts w:ascii="Consolas" w:cs="Consolas" w:eastAsia="Consolas" w:hAnsi="Consolas"/>
+          <w:sz w:val="17"/>
+          <w:szCs w:val="17"/>
+        </w:rPr>
+        <w:t xml:space="preserve">curl http://localhost:3000/api/health</w:t>
+      </w:r>
+    </w:p>
+    <w:p>
+      <w:pPr>
+        <w:shd w:fill="F3F4F6" w:val="clear"/>
+        <w:spacing w:after="0"/>
+      </w:pPr>
+      <w:r>
+        <w:rPr>
+          <w:rFonts w:ascii="Consolas" w:cs="Consolas" w:eastAsia="Consolas" w:hAnsi="Consolas"/>
+          <w:sz w:val="17"/>
+          <w:szCs w:val="17"/>
+        </w:rPr>
+        <w:t xml:space="preserve"># คาดหวัง: {"ok":true,"ts":"..."}</w:t>
+      </w:r>
+    </w:p>
+    <w:p>
+      <w:pPr>
+        <w:shd w:fill="F3F4F6" w:val="clear"/>
+        <w:spacing w:after="0"/>
+      </w:pPr>
+      <w:r>
+        <w:rPr>
+          <w:rFonts w:ascii="Consolas" w:cs="Consolas" w:eastAsia="Consolas" w:hAnsi="Consolas"/>
+          <w:sz w:val="17"/>
+          <w:szCs w:val="17"/>
+        </w:rPr>
+        <w:t xml:space="preserve"> </w:t>
+      </w:r>
+    </w:p>
+    <w:p>
+      <w:pPr>
+        <w:shd w:fill="F3F4F6" w:val="clear"/>
+        <w:spacing w:after="0"/>
+      </w:pPr>
+      <w:r>
+        <w:rPr>
+          <w:rFonts w:ascii="Consolas" w:cs="Consolas" w:eastAsia="Consolas" w:hAnsi="Consolas"/>
+          <w:sz w:val="17"/>
+          <w:szCs w:val="17"/>
+        </w:rPr>
+        <w:t xml:space="preserve"># เปิด browser</w:t>
+      </w:r>
+    </w:p>
+    <w:p>
+      <w:pPr>
+        <w:shd w:fill="F3F4F6" w:val="clear"/>
+        <w:spacing w:after="0"/>
+      </w:pPr>
+      <w:r>
+        <w:rPr>
+          <w:rFonts w:ascii="Consolas" w:cs="Consolas" w:eastAsia="Consolas" w:hAnsi="Consolas"/>
+          <w:sz w:val="17"/>
+          <w:szCs w:val="17"/>
+        </w:rPr>
+        <w:t xml:space="preserve">open http://localhost        # หรือ http://&lt;server-ip&gt;</w:t>
+      </w:r>
+    </w:p>
+    <w:p>
+      <w:pPr>
+        <w:pStyle w:val="Heading3"/>
+        <w:spacing w:after="120" w:before="220"/>
+      </w:pPr>
+      <w:r>
+        <w:rPr>
+          <w:rFonts w:ascii="Prompt" w:cs="Prompt" w:eastAsia="Prompt" w:hAnsi="Prompt"/>
+          <w:color w:val="0C447C"/>
+        </w:rPr>
+        <w:t xml:space="preserve">Commands ที่ใช้บ่อย</w:t>
+      </w:r>
+    </w:p>
+    <w:p>
+      <w:pPr>
+        <w:shd w:fill="F3F4F6" w:val="clear"/>
+        <w:spacing w:after="0"/>
+      </w:pPr>
+      <w:r>
+        <w:rPr>
+          <w:rFonts w:ascii="Consolas" w:cs="Consolas" w:eastAsia="Consolas" w:hAnsi="Consolas"/>
+          <w:sz w:val="17"/>
+          <w:szCs w:val="17"/>
+        </w:rPr>
+        <w:t xml:space="preserve"># อัพเดท code และ redeploy</w:t>
+      </w:r>
+    </w:p>
+    <w:p>
+      <w:pPr>
+        <w:shd w:fill="F3F4F6" w:val="clear"/>
+        <w:spacing w:after="0"/>
+      </w:pPr>
+      <w:r>
+        <w:rPr>
+          <w:rFonts w:ascii="Consolas" w:cs="Consolas" w:eastAsia="Consolas" w:hAnsi="Consolas"/>
+          <w:sz w:val="17"/>
+          <w:szCs w:val="17"/>
+        </w:rPr>
+        <w:t xml:space="preserve">git pull</w:t>
+      </w:r>
+    </w:p>
+    <w:p>
+      <w:pPr>
+        <w:shd w:fill="F3F4F6" w:val="clear"/>
+        <w:spacing w:after="0"/>
+      </w:pPr>
+      <w:r>
+        <w:rPr>
+          <w:rFonts w:ascii="Consolas" w:cs="Consolas" w:eastAsia="Consolas" w:hAnsi="Consolas"/>
+          <w:sz w:val="17"/>
+          <w:szCs w:val="17"/>
+        </w:rPr>
+        <w:t xml:space="preserve">docker compose up -d --build</w:t>
+      </w:r>
+    </w:p>
+    <w:p>
+      <w:pPr>
+        <w:shd w:fill="F3F4F6" w:val="clear"/>
+        <w:spacing w:after="0"/>
+      </w:pPr>
+      <w:r>
+        <w:rPr>
+          <w:rFonts w:ascii="Consolas" w:cs="Consolas" w:eastAsia="Consolas" w:hAnsi="Consolas"/>
+          <w:sz w:val="17"/>
+          <w:szCs w:val="17"/>
+        </w:rPr>
+        <w:t xml:space="preserve"> </w:t>
+      </w:r>
+    </w:p>
+    <w:p>
+      <w:pPr>
+        <w:shd w:fill="F3F4F6" w:val="clear"/>
+        <w:spacing w:after="0"/>
+      </w:pPr>
+      <w:r>
+        <w:rPr>
+          <w:rFonts w:ascii="Consolas" w:cs="Consolas" w:eastAsia="Consolas" w:hAnsi="Consolas"/>
+          <w:sz w:val="17"/>
+          <w:szCs w:val="17"/>
+        </w:rPr>
+        <w:t xml:space="preserve"># Restart เฉพาะ backend</w:t>
+      </w:r>
+    </w:p>
+    <w:p>
+      <w:pPr>
+        <w:shd w:fill="F3F4F6" w:val="clear"/>
+        <w:spacing w:after="0"/>
+      </w:pPr>
+      <w:r>
+        <w:rPr>
+          <w:rFonts w:ascii="Consolas" w:cs="Consolas" w:eastAsia="Consolas" w:hAnsi="Consolas"/>
+          <w:sz w:val="17"/>
+          <w:szCs w:val="17"/>
+        </w:rPr>
+        <w:t xml:space="preserve">docker compose restart backend</w:t>
+      </w:r>
+    </w:p>
+    <w:p>
+      <w:pPr>
+        <w:shd w:fill="F3F4F6" w:val="clear"/>
+        <w:spacing w:after="0"/>
+      </w:pPr>
+      <w:r>
+        <w:rPr>
+          <w:rFonts w:ascii="Consolas" w:cs="Consolas" w:eastAsia="Consolas" w:hAnsi="Consolas"/>
+          <w:sz w:val="17"/>
+          <w:szCs w:val="17"/>
+        </w:rPr>
+        <w:t xml:space="preserve"> </w:t>
+      </w:r>
+    </w:p>
+    <w:p>
+      <w:pPr>
+        <w:shd w:fill="F3F4F6" w:val="clear"/>
+        <w:spacing w:after="0"/>
+      </w:pPr>
+      <w:r>
+        <w:rPr>
+          <w:rFonts w:ascii="Consolas" w:cs="Consolas" w:eastAsia="Consolas" w:hAnsi="Consolas"/>
+          <w:sz w:val="17"/>
+          <w:szCs w:val="17"/>
+        </w:rPr>
+        <w:t xml:space="preserve"># Stop ทุก service</w:t>
+      </w:r>
+    </w:p>
+    <w:p>
+      <w:pPr>
+        <w:shd w:fill="F3F4F6" w:val="clear"/>
+        <w:spacing w:after="0"/>
+      </w:pPr>
+      <w:r>
+        <w:rPr>
+          <w:rFonts w:ascii="Consolas" w:cs="Consolas" w:eastAsia="Consolas" w:hAnsi="Consolas"/>
+          <w:sz w:val="17"/>
+          <w:szCs w:val="17"/>
+        </w:rPr>
+        <w:t xml:space="preserve">docker compose down</w:t>
+      </w:r>
+    </w:p>
+    <w:p>
+      <w:pPr>
+        <w:shd w:fill="F3F4F6" w:val="clear"/>
+        <w:spacing w:after="0"/>
+      </w:pPr>
+      <w:r>
+        <w:rPr>
+          <w:rFonts w:ascii="Consolas" w:cs="Consolas" w:eastAsia="Consolas" w:hAnsi="Consolas"/>
+          <w:sz w:val="17"/>
+          <w:szCs w:val="17"/>
+        </w:rPr>
+        <w:t xml:space="preserve"> </w:t>
+      </w:r>
+    </w:p>
+    <w:p>
+      <w:pPr>
+        <w:shd w:fill="F3F4F6" w:val="clear"/>
+        <w:spacing w:after="0"/>
+      </w:pPr>
+      <w:r>
+        <w:rPr>
+          <w:rFonts w:ascii="Consolas" w:cs="Consolas" w:eastAsia="Consolas" w:hAnsi="Consolas"/>
+          <w:sz w:val="17"/>
+          <w:szCs w:val="17"/>
+        </w:rPr>
+        <w:t xml:space="preserve"># ดู logs real-time</w:t>
+      </w:r>
+    </w:p>
+    <w:p>
+      <w:pPr>
+        <w:shd w:fill="F3F4F6" w:val="clear"/>
+        <w:spacing w:after="0"/>
+      </w:pPr>
+      <w:r>
+        <w:rPr>
+          <w:rFonts w:ascii="Consolas" w:cs="Consolas" w:eastAsia="Consolas" w:hAnsi="Consolas"/>
+          <w:sz w:val="17"/>
+          <w:szCs w:val="17"/>
+        </w:rPr>
+        <w:t xml:space="preserve">docker compose logs -f backend</w:t>
+      </w:r>
+    </w:p>
+    <w:p>
+      <w:pPr>
+        <w:shd w:fill="F3F4F6" w:val="clear"/>
+        <w:spacing w:after="0"/>
+      </w:pPr>
+      <w:r>
+        <w:rPr>
+          <w:rFonts w:ascii="Consolas" w:cs="Consolas" w:eastAsia="Consolas" w:hAnsi="Consolas"/>
+          <w:sz w:val="17"/>
+          <w:szCs w:val="17"/>
+        </w:rPr>
+        <w:t xml:space="preserve">docker compose logs -f frontend</w:t>
+      </w:r>
+    </w:p>
+    <w:p>
+      <w:pPr>
+        <w:shd w:fill="F3F4F6" w:val="clear"/>
+        <w:spacing w:after="0"/>
+      </w:pPr>
+      <w:r>
+        <w:rPr>
+          <w:rFonts w:ascii="Consolas" w:cs="Consolas" w:eastAsia="Consolas" w:hAnsi="Consolas"/>
+          <w:sz w:val="17"/>
+          <w:szCs w:val="17"/>
+        </w:rPr>
+        <w:t xml:space="preserve"> </w:t>
+      </w:r>
+    </w:p>
+    <w:p>
+      <w:pPr>
+        <w:shd w:fill="F3F4F6" w:val="clear"/>
+        <w:spacing w:after="0"/>
+      </w:pPr>
+      <w:r>
+        <w:rPr>
+          <w:rFonts w:ascii="Consolas" w:cs="Consolas" w:eastAsia="Consolas" w:hAnsi="Consolas"/>
+          <w:sz w:val="17"/>
+          <w:szCs w:val="17"/>
+        </w:rPr>
+        <w:t xml:space="preserve"># เข้า shell ใน container</w:t>
+      </w:r>
+    </w:p>
+    <w:p>
+      <w:pPr>
+        <w:shd w:fill="F3F4F6" w:val="clear"/>
+        <w:spacing w:after="0"/>
+      </w:pPr>
+      <w:r>
+        <w:rPr>
+          <w:rFonts w:ascii="Consolas" w:cs="Consolas" w:eastAsia="Consolas" w:hAnsi="Consolas"/>
+          <w:sz w:val="17"/>
+          <w:szCs w:val="17"/>
+        </w:rPr>
+        <w:t xml:space="preserve">docker compose exec backend sh</w:t>
+      </w:r>
+    </w:p>
+    <w:p>
+      <w:pPr>
+        <w:shd w:fill="F3F4F6" w:val="clear"/>
+        <w:spacing w:after="0"/>
+      </w:pPr>
+      <w:r>
+        <w:rPr>
+          <w:rFonts w:ascii="Consolas" w:cs="Consolas" w:eastAsia="Consolas" w:hAnsi="Consolas"/>
+          <w:sz w:val="17"/>
+          <w:szCs w:val="17"/>
+        </w:rPr>
+        <w:t xml:space="preserve">docker compose exec frontend sh</w:t>
+      </w:r>
+    </w:p>
+    <w:p>
+      <w:pPr>
+        <w:pStyle w:val="Heading3"/>
+        <w:spacing w:after="120" w:before="220"/>
+      </w:pPr>
+      <w:r>
+        <w:rPr>
+          <w:rFonts w:ascii="Prompt" w:cs="Prompt" w:eastAsia="Prompt" w:hAnsi="Prompt"/>
+          <w:color w:val="0C447C"/>
+        </w:rPr>
+        <w:t xml:space="preserve">Auto-start เมื่อ reboot</w:t>
+      </w:r>
+    </w:p>
+    <w:p>
+      <w:pPr>
+        <w:spacing w:after="80" w:line="276"/>
+      </w:pPr>
+      <w:r>
+        <w:rPr>
+          <w:rFonts w:ascii="Prompt" w:cs="Prompt" w:eastAsia="Prompt" w:hAnsi="Prompt"/>
+        </w:rPr>
+        <w:t xml:space="preserve">restart: unless-stopped ใน docker-compose.yml จัดการให้อัตโนมัติ  </w:t>
+      </w:r>
+    </w:p>
+    <w:p>
+      <w:pPr>
+        <w:spacing w:after="80" w:line="276"/>
+      </w:pPr>
+      <w:r>
+        <w:rPr>
+          <w:rFonts w:ascii="Prompt" w:cs="Prompt" w:eastAsia="Prompt" w:hAnsi="Prompt"/>
+        </w:rPr>
+        <w:t xml:space="preserve">ถ้า Docker daemon ตั้ง auto-start แล้ว (ปกติเป็น default) ไม่ต้องทำอะไรเพิ่ม</w:t>
+      </w:r>
+    </w:p>
+    <w:p>
+      <w:pPr>
+        <w:shd w:fill="F3F4F6" w:val="clear"/>
+        <w:spacing w:after="0"/>
+      </w:pPr>
+      <w:r>
+        <w:rPr>
+          <w:rFonts w:ascii="Consolas" w:cs="Consolas" w:eastAsia="Consolas" w:hAnsi="Consolas"/>
+          <w:sz w:val="17"/>
+          <w:szCs w:val="17"/>
+        </w:rPr>
+        <w:t xml:space="preserve"># ตรวจว่า Docker daemon auto-start หรือยัง</w:t>
+      </w:r>
+    </w:p>
+    <w:p>
+      <w:pPr>
+        <w:shd w:fill="F3F4F6" w:val="clear"/>
+        <w:spacing w:after="0"/>
+      </w:pPr>
+      <w:r>
+        <w:rPr>
+          <w:rFonts w:ascii="Consolas" w:cs="Consolas" w:eastAsia="Consolas" w:hAnsi="Consolas"/>
+          <w:sz w:val="17"/>
+          <w:szCs w:val="17"/>
+        </w:rPr>
+        <w:t xml:space="preserve">sudo systemctl is-enabled docker</w:t>
+      </w:r>
+    </w:p>
+    <w:p>
+      <w:pPr>
+        <w:shd w:fill="F3F4F6" w:val="clear"/>
+        <w:spacing w:after="0"/>
+      </w:pPr>
+      <w:r>
+        <w:rPr>
+          <w:rFonts w:ascii="Consolas" w:cs="Consolas" w:eastAsia="Consolas" w:hAnsi="Consolas"/>
+          <w:sz w:val="17"/>
+          <w:szCs w:val="17"/>
+        </w:rPr>
+        <w:t xml:space="preserve"># ถ้าไม่ได้: sudo systemctl enable docker</w:t>
+      </w:r>
+    </w:p>
+    <w:p>
+      <w:pPr>
+        <w:pBdr>
+          <w:bottom w:val="single" w:color="C9D3E0" w:sz="4" w:space="1"/>
         </w:pBdr>
         <w:spacing w:after="60"/>
-        <w:ind w:left="360"/>
-      </w:pPr>
-      <w:r>
-        <w:rPr>
-          <w:rFonts w:ascii="Prompt" w:cs="Prompt" w:eastAsia="Prompt" w:hAnsi="Prompt"/>
-          <w:color w:val="444444"/>
-        </w:rPr>
-        <w:t xml:space="preserve">ถ้าเปลี่ยน IP ต้อง build ใหม่ด้วย docker compose build frontend</w:t>
-      </w:r>
-    </w:p>
-    <w:p>
-      <w:pPr>
-        <w:spacing w:after="80"/>
-      </w:pPr>
-      <w:r>
-        <w:rPr>
-          <w:rFonts w:ascii="Prompt" w:cs="Prompt" w:eastAsia="Prompt" w:hAnsi="Prompt"/>
-          <w:b/>
-          <w:bCs/>
-        </w:rPr>
-        <w:t xml:space="preserve">2. Build และ Start</w:t>
-      </w:r>
-    </w:p>
-    <w:p>
-      <w:pPr>
-        <w:shd w:fill="F3F4F6" w:val="clear"/>
-      </w:pPr>
-      <w:r>
-        <w:rPr>
-          <w:rFonts w:ascii="Consolas" w:cs="Consolas" w:eastAsia="Consolas" w:hAnsi="Consolas"/>
-          <w:sz w:val="18"/>
-          <w:szCs w:val="18"/>
-        </w:rPr>
-        <w:t xml:space="preserve"># Build images + start services (background)</w:t>
-      </w:r>
-    </w:p>
-    <w:p>
-      <w:pPr>
-        <w:shd w:fill="F3F4F6" w:val="clear"/>
-      </w:pPr>
-      <w:r>
-        <w:rPr>
-          <w:rFonts w:ascii="Consolas" w:cs="Consolas" w:eastAsia="Consolas" w:hAnsi="Consolas"/>
-          <w:sz w:val="18"/>
-          <w:szCs w:val="18"/>
-        </w:rPr>
-        <w:t xml:space="preserve">docker compose up -d --build</w:t>
-      </w:r>
-    </w:p>
-    <w:p>
-      <w:pPr>
-        <w:shd w:fill="F3F4F6" w:val="clear"/>
-      </w:pPr>
-      <w:r>
-        <w:rPr>
-          <w:rFonts w:ascii="Consolas" w:cs="Consolas" w:eastAsia="Consolas" w:hAnsi="Consolas"/>
-          <w:sz w:val="18"/>
-          <w:szCs w:val="18"/>
-        </w:rPr>
-        <w:t xml:space="preserve"> </w:t>
-      </w:r>
-    </w:p>
-    <w:p>
-      <w:pPr>
-        <w:shd w:fill="F3F4F6" w:val="clear"/>
-      </w:pPr>
-      <w:r>
-        <w:rPr>
-          <w:rFonts w:ascii="Consolas" w:cs="Consolas" w:eastAsia="Consolas" w:hAnsi="Consolas"/>
-          <w:sz w:val="18"/>
-          <w:szCs w:val="18"/>
-        </w:rPr>
-        <w:t xml:space="preserve"># ดู logs</w:t>
-      </w:r>
-    </w:p>
-    <w:p>
-      <w:pPr>
-        <w:shd w:fill="F3F4F6" w:val="clear"/>
-      </w:pPr>
-      <w:r>
-        <w:rPr>
-          <w:rFonts w:ascii="Consolas" w:cs="Consolas" w:eastAsia="Consolas" w:hAnsi="Consolas"/>
-          <w:sz w:val="18"/>
-          <w:szCs w:val="18"/>
-        </w:rPr>
-        <w:t xml:space="preserve">docker compose logs -f</w:t>
-      </w:r>
-    </w:p>
-    <w:p>
-      <w:pPr>
-        <w:shd w:fill="F3F4F6" w:val="clear"/>
-      </w:pPr>
-      <w:r>
-        <w:rPr>
-          <w:rFonts w:ascii="Consolas" w:cs="Consolas" w:eastAsia="Consolas" w:hAnsi="Consolas"/>
-          <w:sz w:val="18"/>
-          <w:szCs w:val="18"/>
-        </w:rPr>
-        <w:t xml:space="preserve"> </w:t>
-      </w:r>
-    </w:p>
-    <w:p>
-      <w:pPr>
-        <w:shd w:fill="F3F4F6" w:val="clear"/>
-      </w:pPr>
-      <w:r>
-        <w:rPr>
-          <w:rFonts w:ascii="Consolas" w:cs="Consolas" w:eastAsia="Consolas" w:hAnsi="Consolas"/>
-          <w:sz w:val="18"/>
-          <w:szCs w:val="18"/>
-        </w:rPr>
-        <w:t xml:space="preserve"># ตรวจ status</w:t>
-      </w:r>
-    </w:p>
-    <w:p>
-      <w:pPr>
-        <w:shd w:fill="F3F4F6" w:val="clear"/>
-      </w:pPr>
-      <w:r>
-        <w:rPr>
-          <w:rFonts w:ascii="Consolas" w:cs="Consolas" w:eastAsia="Consolas" w:hAnsi="Consolas"/>
-          <w:sz w:val="18"/>
-          <w:szCs w:val="18"/>
-        </w:rPr>
-        <w:t xml:space="preserve">docker compose ps</w:t>
-      </w:r>
-    </w:p>
-    <w:p>
-      <w:pPr>
-        <w:spacing w:after="80"/>
-      </w:pPr>
-      <w:r>
-        <w:rPr>
-          <w:rFonts w:ascii="Prompt" w:cs="Prompt" w:eastAsia="Prompt" w:hAnsi="Prompt"/>
-          <w:b/>
-          <w:bCs/>
-        </w:rPr>
-        <w:t xml:space="preserve">3. ทดสอบ</w:t>
-      </w:r>
-    </w:p>
-    <w:p>
-      <w:pPr>
-        <w:shd w:fill="F3F4F6" w:val="clear"/>
-      </w:pPr>
-      <w:r>
-        <w:rPr>
-          <w:rFonts w:ascii="Consolas" w:cs="Consolas" w:eastAsia="Consolas" w:hAnsi="Consolas"/>
-          <w:sz w:val="18"/>
-          <w:szCs w:val="18"/>
-        </w:rPr>
-        <w:t xml:space="preserve"># Health check backend</w:t>
-      </w:r>
-    </w:p>
-    <w:p>
-      <w:pPr>
-        <w:shd w:fill="F3F4F6" w:val="clear"/>
-      </w:pPr>
-      <w:r>
-        <w:rPr>
-          <w:rFonts w:ascii="Consolas" w:cs="Consolas" w:eastAsia="Consolas" w:hAnsi="Consolas"/>
-          <w:sz w:val="18"/>
-          <w:szCs w:val="18"/>
-        </w:rPr>
-        <w:t xml:space="preserve">curl http://localhost:3000/api/health</w:t>
-      </w:r>
-    </w:p>
-    <w:p>
-      <w:pPr>
-        <w:shd w:fill="F3F4F6" w:val="clear"/>
-      </w:pPr>
-      <w:r>
-        <w:rPr>
-          <w:rFonts w:ascii="Consolas" w:cs="Consolas" w:eastAsia="Consolas" w:hAnsi="Consolas"/>
-          <w:sz w:val="18"/>
-          <w:szCs w:val="18"/>
-        </w:rPr>
-        <w:t xml:space="preserve"># คาดหวัง: {"ok":true,"ts":"..."}</w:t>
-      </w:r>
-    </w:p>
-    <w:p>
-      <w:pPr>
-        <w:shd w:fill="F3F4F6" w:val="clear"/>
-      </w:pPr>
-      <w:r>
-        <w:rPr>
-          <w:rFonts w:ascii="Consolas" w:cs="Consolas" w:eastAsia="Consolas" w:hAnsi="Consolas"/>
-          <w:sz w:val="18"/>
-          <w:szCs w:val="18"/>
-        </w:rPr>
-        <w:t xml:space="preserve"> </w:t>
-      </w:r>
-    </w:p>
-    <w:p>
-      <w:pPr>
-        <w:shd w:fill="F3F4F6" w:val="clear"/>
-      </w:pPr>
-      <w:r>
-        <w:rPr>
-          <w:rFonts w:ascii="Consolas" w:cs="Consolas" w:eastAsia="Consolas" w:hAnsi="Consolas"/>
-          <w:sz w:val="18"/>
-          <w:szCs w:val="18"/>
-        </w:rPr>
-        <w:t xml:space="preserve"># เปิด browser</w:t>
-      </w:r>
-    </w:p>
-    <w:p>
-      <w:pPr>
-        <w:shd w:fill="F3F4F6" w:val="clear"/>
-      </w:pPr>
-      <w:r>
-        <w:rPr>
-          <w:rFonts w:ascii="Consolas" w:cs="Consolas" w:eastAsia="Consolas" w:hAnsi="Consolas"/>
-          <w:sz w:val="18"/>
-          <w:szCs w:val="18"/>
-        </w:rPr>
-        <w:t xml:space="preserve">open http://localhost        # หรือ http://&lt;server-ip&gt;</w:t>
+      </w:pPr>
+      <w:r>
+        <w:t xml:space="preserve"/>
+      </w:r>
+    </w:p>
+    <w:p>
+      <w:pPr>
+        <w:pStyle w:val="Heading2"/>
+        <w:spacing w:after="120" w:before="220"/>
+      </w:pPr>
+      <w:r>
+        <w:rPr>
+          <w:rFonts w:ascii="Prompt" w:cs="Prompt" w:eastAsia="Prompt" w:hAnsi="Prompt"/>
+          <w:color w:val="0C447C"/>
+        </w:rPr>
+        <w:t xml:space="preserve">Option B — Railway (Docker-based)</w:t>
+      </w:r>
+    </w:p>
+    <w:p>
+      <w:pPr>
+        <w:spacing w:after="80" w:line="276"/>
+      </w:pPr>
+      <w:r>
+        <w:rPr>
+          <w:rFonts w:ascii="Prompt" w:cs="Prompt" w:eastAsia="Prompt" w:hAnsi="Prompt"/>
+        </w:rPr>
+        <w:t xml:space="preserve">Railway รองรับ Dockerfile โดยอัตโนมัติ ถ้ามีไฟล์ Dockerfile ใน root ของ service</w:t>
       </w:r>
     </w:p>
     <w:p>
       <w:pPr>
         <w:pStyle w:val="Heading3"/>
-      </w:pPr>
-      <w:r>
-        <w:rPr>
-          <w:rFonts w:ascii="Prompt" w:cs="Prompt" w:eastAsia="Prompt" w:hAnsi="Prompt"/>
-        </w:rPr>
-        <w:t xml:space="preserve">Commands ที่ใช้บ่อย</w:t>
-      </w:r>
-    </w:p>
-    <w:p>
-      <w:pPr>
-        <w:shd w:fill="F3F4F6" w:val="clear"/>
-      </w:pPr>
-      <w:r>
-        <w:rPr>
-          <w:rFonts w:ascii="Consolas" w:cs="Consolas" w:eastAsia="Consolas" w:hAnsi="Consolas"/>
-          <w:sz w:val="18"/>
-          <w:szCs w:val="18"/>
-        </w:rPr>
-        <w:t xml:space="preserve"># อัพเดท code และ redeploy</w:t>
-      </w:r>
-    </w:p>
-    <w:p>
-      <w:pPr>
-        <w:shd w:fill="F3F4F6" w:val="clear"/>
-      </w:pPr>
-      <w:r>
-        <w:rPr>
-          <w:rFonts w:ascii="Consolas" w:cs="Consolas" w:eastAsia="Consolas" w:hAnsi="Consolas"/>
-          <w:sz w:val="18"/>
-          <w:szCs w:val="18"/>
-        </w:rPr>
-        <w:t xml:space="preserve">git pull</w:t>
-      </w:r>
-    </w:p>
-    <w:p>
-      <w:pPr>
-        <w:shd w:fill="F3F4F6" w:val="clear"/>
-      </w:pPr>
-      <w:r>
-        <w:rPr>
-          <w:rFonts w:ascii="Consolas" w:cs="Consolas" w:eastAsia="Consolas" w:hAnsi="Consolas"/>
-          <w:sz w:val="18"/>
-          <w:szCs w:val="18"/>
-        </w:rPr>
-        <w:t xml:space="preserve">docker compose up -d --build</w:t>
-      </w:r>
-    </w:p>
-    <w:p>
-      <w:pPr>
-        <w:shd w:fill="F3F4F6" w:val="clear"/>
-      </w:pPr>
-      <w:r>
-        <w:rPr>
-          <w:rFonts w:ascii="Consolas" w:cs="Consolas" w:eastAsia="Consolas" w:hAnsi="Consolas"/>
-          <w:sz w:val="18"/>
-          <w:szCs w:val="18"/>
-        </w:rPr>
-        <w:t xml:space="preserve"> </w:t>
-      </w:r>
-    </w:p>
-    <w:p>
-      <w:pPr>
-        <w:shd w:fill="F3F4F6" w:val="clear"/>
-      </w:pPr>
-      <w:r>
-        <w:rPr>
-          <w:rFonts w:ascii="Consolas" w:cs="Consolas" w:eastAsia="Consolas" w:hAnsi="Consolas"/>
-          <w:sz w:val="18"/>
-          <w:szCs w:val="18"/>
-        </w:rPr>
-        <w:t xml:space="preserve"># Restart เฉพาะ backend</w:t>
-      </w:r>
-    </w:p>
-    <w:p>
-      <w:pPr>
-        <w:shd w:fill="F3F4F6" w:val="clear"/>
-      </w:pPr>
-      <w:r>
-        <w:rPr>
-          <w:rFonts w:ascii="Consolas" w:cs="Consolas" w:eastAsia="Consolas" w:hAnsi="Consolas"/>
-          <w:sz w:val="18"/>
-          <w:szCs w:val="18"/>
-        </w:rPr>
-        <w:t xml:space="preserve">docker compose restart backend</w:t>
-      </w:r>
-    </w:p>
-    <w:p>
-      <w:pPr>
-        <w:shd w:fill="F3F4F6" w:val="clear"/>
-      </w:pPr>
-      <w:r>
-        <w:rPr>
-          <w:rFonts w:ascii="Consolas" w:cs="Consolas" w:eastAsia="Consolas" w:hAnsi="Consolas"/>
-          <w:sz w:val="18"/>
-          <w:szCs w:val="18"/>
-        </w:rPr>
-        <w:t xml:space="preserve"> </w:t>
-      </w:r>
-    </w:p>
-    <w:p>
-      <w:pPr>
-        <w:shd w:fill="F3F4F6" w:val="clear"/>
-      </w:pPr>
-      <w:r>
-        <w:rPr>
-          <w:rFonts w:ascii="Consolas" w:cs="Consolas" w:eastAsia="Consolas" w:hAnsi="Consolas"/>
-          <w:sz w:val="18"/>
-          <w:szCs w:val="18"/>
-        </w:rPr>
-        <w:t xml:space="preserve"># Stop ทุก service</w:t>
-      </w:r>
-    </w:p>
-    <w:p>
-      <w:pPr>
-        <w:shd w:fill="F3F4F6" w:val="clear"/>
-      </w:pPr>
-      <w:r>
-        <w:rPr>
-          <w:rFonts w:ascii="Consolas" w:cs="Consolas" w:eastAsia="Consolas" w:hAnsi="Consolas"/>
-          <w:sz w:val="18"/>
-          <w:szCs w:val="18"/>
-        </w:rPr>
-        <w:t xml:space="preserve">docker compose down</w:t>
-      </w:r>
-    </w:p>
-    <w:p>
-      <w:pPr>
-        <w:shd w:fill="F3F4F6" w:val="clear"/>
-      </w:pPr>
-      <w:r>
-        <w:rPr>
-          <w:rFonts w:ascii="Consolas" w:cs="Consolas" w:eastAsia="Consolas" w:hAnsi="Consolas"/>
-          <w:sz w:val="18"/>
-          <w:szCs w:val="18"/>
-        </w:rPr>
-        <w:t xml:space="preserve"> </w:t>
-      </w:r>
-    </w:p>
-    <w:p>
-      <w:pPr>
-        <w:shd w:fill="F3F4F6" w:val="clear"/>
-      </w:pPr>
-      <w:r>
-        <w:rPr>
-          <w:rFonts w:ascii="Consolas" w:cs="Consolas" w:eastAsia="Consolas" w:hAnsi="Consolas"/>
-          <w:sz w:val="18"/>
-          <w:szCs w:val="18"/>
-        </w:rPr>
-        <w:t xml:space="preserve"># ดู logs real-time</w:t>
-      </w:r>
-    </w:p>
-    <w:p>
-      <w:pPr>
-        <w:shd w:fill="F3F4F6" w:val="clear"/>
-      </w:pPr>
-      <w:r>
-        <w:rPr>
-          <w:rFonts w:ascii="Consolas" w:cs="Consolas" w:eastAsia="Consolas" w:hAnsi="Consolas"/>
-          <w:sz w:val="18"/>
-          <w:szCs w:val="18"/>
-        </w:rPr>
-        <w:t xml:space="preserve">docker compose logs -f backend</w:t>
-      </w:r>
-    </w:p>
-    <w:p>
-      <w:pPr>
-        <w:shd w:fill="F3F4F6" w:val="clear"/>
-      </w:pPr>
-      <w:r>
-        <w:rPr>
-          <w:rFonts w:ascii="Consolas" w:cs="Consolas" w:eastAsia="Consolas" w:hAnsi="Consolas"/>
-          <w:sz w:val="18"/>
-          <w:szCs w:val="18"/>
-        </w:rPr>
-        <w:t xml:space="preserve">docker compose logs -f frontend</w:t>
-      </w:r>
-    </w:p>
-    <w:p>
-      <w:pPr>
-        <w:shd w:fill="F3F4F6" w:val="clear"/>
-      </w:pPr>
-      <w:r>
-        <w:rPr>
-          <w:rFonts w:ascii="Consolas" w:cs="Consolas" w:eastAsia="Consolas" w:hAnsi="Consolas"/>
-          <w:sz w:val="18"/>
-          <w:szCs w:val="18"/>
-        </w:rPr>
-        <w:t xml:space="preserve"> </w:t>
-      </w:r>
-    </w:p>
-    <w:p>
-      <w:pPr>
-        <w:shd w:fill="F3F4F6" w:val="clear"/>
-      </w:pPr>
-      <w:r>
-        <w:rPr>
-          <w:rFonts w:ascii="Consolas" w:cs="Consolas" w:eastAsia="Consolas" w:hAnsi="Consolas"/>
-          <w:sz w:val="18"/>
-          <w:szCs w:val="18"/>
-        </w:rPr>
-        <w:t xml:space="preserve"># เข้า shell ใน container</w:t>
-      </w:r>
-    </w:p>
-    <w:p>
-      <w:pPr>
-        <w:shd w:fill="F3F4F6" w:val="clear"/>
-      </w:pPr>
-      <w:r>
-        <w:rPr>
-          <w:rFonts w:ascii="Consolas" w:cs="Consolas" w:eastAsia="Consolas" w:hAnsi="Consolas"/>
-          <w:sz w:val="18"/>
-          <w:szCs w:val="18"/>
-        </w:rPr>
-        <w:t xml:space="preserve">docker compose exec backend sh</w:t>
-      </w:r>
-    </w:p>
-    <w:p>
-      <w:pPr>
-        <w:shd w:fill="F3F4F6" w:val="clear"/>
-      </w:pPr>
-      <w:r>
-        <w:rPr>
-          <w:rFonts w:ascii="Consolas" w:cs="Consolas" w:eastAsia="Consolas" w:hAnsi="Consolas"/>
-          <w:sz w:val="18"/>
-          <w:szCs w:val="18"/>
-        </w:rPr>
-        <w:t xml:space="preserve">docker compose exec frontend sh</w:t>
-      </w:r>
-    </w:p>
-    <w:p>
-      <w:pPr>
-        <w:pStyle w:val="Heading3"/>
-      </w:pPr>
-      <w:r>
-        <w:rPr>
-          <w:rFonts w:ascii="Prompt" w:cs="Prompt" w:eastAsia="Prompt" w:hAnsi="Prompt"/>
-        </w:rPr>
-        <w:t xml:space="preserve">Auto-start เมื่อ reboot</w:t>
-      </w:r>
-    </w:p>
-    <w:p>
-      <w:pPr>
-        <w:spacing w:after="80"/>
-      </w:pPr>
-      <w:r>
-        <w:rPr>
-          <w:rFonts w:ascii="Prompt" w:cs="Prompt" w:eastAsia="Prompt" w:hAnsi="Prompt"/>
-        </w:rPr>
-        <w:t xml:space="preserve">restart: unless-stopped ใน docker-compose.yml จัดการให้อัตโนมัติ  </w:t>
-      </w:r>
-    </w:p>
-    <w:p>
-      <w:pPr>
-        <w:spacing w:after="80"/>
-      </w:pPr>
-      <w:r>
-        <w:rPr>
-          <w:rFonts w:ascii="Prompt" w:cs="Prompt" w:eastAsia="Prompt" w:hAnsi="Prompt"/>
-        </w:rPr>
-        <w:t xml:space="preserve">ถ้า Docker daemon ตั้ง auto-start แล้ว (ปกติเป็น default) ไม่ต้องทำอะไรเพิ่ม</w:t>
-      </w:r>
-    </w:p>
-    <w:p>
-      <w:pPr>
-        <w:shd w:fill="F3F4F6" w:val="clear"/>
-      </w:pPr>
-      <w:r>
-        <w:rPr>
-          <w:rFonts w:ascii="Consolas" w:cs="Consolas" w:eastAsia="Consolas" w:hAnsi="Consolas"/>
-          <w:sz w:val="18"/>
-          <w:szCs w:val="18"/>
-        </w:rPr>
-        <w:t xml:space="preserve"># ตรวจว่า Docker daemon auto-start หรือยัง</w:t>
-      </w:r>
-    </w:p>
-    <w:p>
-      <w:pPr>
-        <w:shd w:fill="F3F4F6" w:val="clear"/>
-      </w:pPr>
-      <w:r>
-        <w:rPr>
-          <w:rFonts w:ascii="Consolas" w:cs="Consolas" w:eastAsia="Consolas" w:hAnsi="Consolas"/>
-          <w:sz w:val="18"/>
-          <w:szCs w:val="18"/>
-        </w:rPr>
-        <w:t xml:space="preserve">sudo systemctl is-enabled docker</w:t>
-      </w:r>
-    </w:p>
-    <w:p>
-      <w:pPr>
-        <w:shd w:fill="F3F4F6" w:val="clear"/>
-      </w:pPr>
-      <w:r>
-        <w:rPr>
-          <w:rFonts w:ascii="Consolas" w:cs="Consolas" w:eastAsia="Consolas" w:hAnsi="Consolas"/>
-          <w:sz w:val="18"/>
-          <w:szCs w:val="18"/>
-        </w:rPr>
-        <w:t xml:space="preserve"># ถ้าไม่ได้: sudo systemctl enable docker</w:t>
-      </w:r>
-    </w:p>
-    <w:p>
-      <w:pPr>
-        <w:pBdr>
-          <w:bottom w:val="single" w:color="CCCCCC" w:sz="6" w:space="1"/>
-        </w:pBdr>
-      </w:pPr>
-      <w:r>
-        <w:t xml:space="preserve"/>
-      </w:r>
-    </w:p>
-    <w:p>
-      <w:pPr>
-        <w:pStyle w:val="Heading2"/>
-      </w:pPr>
-      <w:r>
-        <w:rPr>
-          <w:rFonts w:ascii="Prompt" w:cs="Prompt" w:eastAsia="Prompt" w:hAnsi="Prompt"/>
-        </w:rPr>
-        <w:t xml:space="preserve">Option B — Railway (Docker-based)</w:t>
-      </w:r>
-    </w:p>
-    <w:p>
-      <w:pPr>
-        <w:spacing w:after="80"/>
-      </w:pPr>
-      <w:r>
-        <w:rPr>
-          <w:rFonts w:ascii="Prompt" w:cs="Prompt" w:eastAsia="Prompt" w:hAnsi="Prompt"/>
-        </w:rPr>
-        <w:t xml:space="preserve">Railway รองรับ Dockerfile โดยอัตโนมัติ ถ้ามีไฟล์ Dockerfile ใน root ของ service</w:t>
-      </w:r>
-    </w:p>
-    <w:p>
-      <w:pPr>
-        <w:pStyle w:val="Heading3"/>
-      </w:pPr>
-      <w:r>
-        <w:rPr>
-          <w:rFonts w:ascii="Prompt" w:cs="Prompt" w:eastAsia="Prompt" w:hAnsi="Prompt"/>
+        <w:spacing w:after="120" w:before="220"/>
+      </w:pPr>
+      <w:r>
+        <w:rPr>
+          <w:rFonts w:ascii="Prompt" w:cs="Prompt" w:eastAsia="Prompt" w:hAnsi="Prompt"/>
+          <w:color w:val="0C447C"/>
         </w:rPr>
         <w:t xml:space="preserve">Backend Service (ที่มีอยู่แล้ว)</w:t>
       </w:r>
@@ -1442,6 +1673,7 @@
           <w:ilvl w:val="0"/>
           <w:numId w:val="2"/>
         </w:numPr>
+        <w:spacing w:after="30"/>
       </w:pPr>
       <w:r>
         <w:rPr>
@@ -1457,6 +1689,7 @@
           <w:ilvl w:val="0"/>
           <w:numId w:val="2"/>
         </w:numPr>
+        <w:spacing w:after="30"/>
       </w:pPr>
       <w:r>
         <w:rPr>
@@ -1486,6 +1719,7 @@
           <w:ilvl w:val="0"/>
           <w:numId w:val="2"/>
         </w:numPr>
+        <w:spacing w:after="30"/>
       </w:pPr>
       <w:r>
         <w:rPr>
@@ -1504,7 +1738,7 @@
     </w:p>
     <w:p>
       <w:pPr>
-        <w:spacing w:after="80"/>
+        <w:spacing w:after="80" w:line="276"/>
       </w:pPr>
       <w:r>
         <w:rPr>
@@ -1516,12 +1750,13 @@
     <w:p>
       <w:pPr>
         <w:shd w:fill="F3F4F6" w:val="clear"/>
-      </w:pPr>
-      <w:r>
-        <w:rPr>
-          <w:rFonts w:ascii="Consolas" w:cs="Consolas" w:eastAsia="Consolas" w:hAnsi="Consolas"/>
-          <w:sz w:val="18"/>
-          <w:szCs w:val="18"/>
+        <w:spacing w:after="0"/>
+      </w:pPr>
+      <w:r>
+        <w:rPr>
+          <w:rFonts w:ascii="Consolas" w:cs="Consolas" w:eastAsia="Consolas" w:hAnsi="Consolas"/>
+          <w:sz w:val="17"/>
+          <w:szCs w:val="17"/>
         </w:rPr>
         <w:t xml:space="preserve">NODE_ENV=production</w:t>
       </w:r>
@@ -1529,12 +1764,13 @@
     <w:p>
       <w:pPr>
         <w:shd w:fill="F3F4F6" w:val="clear"/>
-      </w:pPr>
-      <w:r>
-        <w:rPr>
-          <w:rFonts w:ascii="Consolas" w:cs="Consolas" w:eastAsia="Consolas" w:hAnsi="Consolas"/>
-          <w:sz w:val="18"/>
-          <w:szCs w:val="18"/>
+        <w:spacing w:after="0"/>
+      </w:pPr>
+      <w:r>
+        <w:rPr>
+          <w:rFonts w:ascii="Consolas" w:cs="Consolas" w:eastAsia="Consolas" w:hAnsi="Consolas"/>
+          <w:sz w:val="17"/>
+          <w:szCs w:val="17"/>
         </w:rPr>
         <w:t xml:space="preserve">PORT=3000</w:t>
       </w:r>
@@ -1542,12 +1778,13 @@
     <w:p>
       <w:pPr>
         <w:shd w:fill="F3F4F6" w:val="clear"/>
-      </w:pPr>
-      <w:r>
-        <w:rPr>
-          <w:rFonts w:ascii="Consolas" w:cs="Consolas" w:eastAsia="Consolas" w:hAnsi="Consolas"/>
-          <w:sz w:val="18"/>
-          <w:szCs w:val="18"/>
+        <w:spacing w:after="0"/>
+      </w:pPr>
+      <w:r>
+        <w:rPr>
+          <w:rFonts w:ascii="Consolas" w:cs="Consolas" w:eastAsia="Consolas" w:hAnsi="Consolas"/>
+          <w:sz w:val="17"/>
+          <w:szCs w:val="17"/>
         </w:rPr>
         <w:t xml:space="preserve">DB_MODE=remote</w:t>
       </w:r>
@@ -1555,12 +1792,13 @@
     <w:p>
       <w:pPr>
         <w:shd w:fill="F3F4F6" w:val="clear"/>
-      </w:pPr>
-      <w:r>
-        <w:rPr>
-          <w:rFonts w:ascii="Consolas" w:cs="Consolas" w:eastAsia="Consolas" w:hAnsi="Consolas"/>
-          <w:sz w:val="18"/>
-          <w:szCs w:val="18"/>
+        <w:spacing w:after="0"/>
+      </w:pPr>
+      <w:r>
+        <w:rPr>
+          <w:rFonts w:ascii="Consolas" w:cs="Consolas" w:eastAsia="Consolas" w:hAnsi="Consolas"/>
+          <w:sz w:val="17"/>
+          <w:szCs w:val="17"/>
         </w:rPr>
         <w:t xml:space="preserve">REMOTE_DB_SERVER=...</w:t>
       </w:r>
@@ -1568,12 +1806,13 @@
     <w:p>
       <w:pPr>
         <w:shd w:fill="F3F4F6" w:val="clear"/>
-      </w:pPr>
-      <w:r>
-        <w:rPr>
-          <w:rFonts w:ascii="Consolas" w:cs="Consolas" w:eastAsia="Consolas" w:hAnsi="Consolas"/>
-          <w:sz w:val="18"/>
-          <w:szCs w:val="18"/>
+        <w:spacing w:after="0"/>
+      </w:pPr>
+      <w:r>
+        <w:rPr>
+          <w:rFonts w:ascii="Consolas" w:cs="Consolas" w:eastAsia="Consolas" w:hAnsi="Consolas"/>
+          <w:sz w:val="17"/>
+          <w:szCs w:val="17"/>
         </w:rPr>
         <w:t xml:space="preserve">REMOTE_DB_PORT=1433</w:t>
       </w:r>
@@ -1581,12 +1820,13 @@
     <w:p>
       <w:pPr>
         <w:shd w:fill="F3F4F6" w:val="clear"/>
-      </w:pPr>
-      <w:r>
-        <w:rPr>
-          <w:rFonts w:ascii="Consolas" w:cs="Consolas" w:eastAsia="Consolas" w:hAnsi="Consolas"/>
-          <w:sz w:val="18"/>
-          <w:szCs w:val="18"/>
+        <w:spacing w:after="0"/>
+      </w:pPr>
+      <w:r>
+        <w:rPr>
+          <w:rFonts w:ascii="Consolas" w:cs="Consolas" w:eastAsia="Consolas" w:hAnsi="Consolas"/>
+          <w:sz w:val="17"/>
+          <w:szCs w:val="17"/>
         </w:rPr>
         <w:t xml:space="preserve">REMOTE_DB_USER=sa</w:t>
       </w:r>
@@ -1594,12 +1834,13 @@
     <w:p>
       <w:pPr>
         <w:shd w:fill="F3F4F6" w:val="clear"/>
-      </w:pPr>
-      <w:r>
-        <w:rPr>
-          <w:rFonts w:ascii="Consolas" w:cs="Consolas" w:eastAsia="Consolas" w:hAnsi="Consolas"/>
-          <w:sz w:val="18"/>
-          <w:szCs w:val="18"/>
+        <w:spacing w:after="0"/>
+      </w:pPr>
+      <w:r>
+        <w:rPr>
+          <w:rFonts w:ascii="Consolas" w:cs="Consolas" w:eastAsia="Consolas" w:hAnsi="Consolas"/>
+          <w:sz w:val="17"/>
+          <w:szCs w:val="17"/>
         </w:rPr>
         <w:t xml:space="preserve">REMOTE_DB_PASSWORD=...</w:t>
       </w:r>
@@ -1607,12 +1848,13 @@
     <w:p>
       <w:pPr>
         <w:shd w:fill="F3F4F6" w:val="clear"/>
-      </w:pPr>
-      <w:r>
-        <w:rPr>
-          <w:rFonts w:ascii="Consolas" w:cs="Consolas" w:eastAsia="Consolas" w:hAnsi="Consolas"/>
-          <w:sz w:val="18"/>
-          <w:szCs w:val="18"/>
+        <w:spacing w:after="0"/>
+      </w:pPr>
+      <w:r>
+        <w:rPr>
+          <w:rFonts w:ascii="Consolas" w:cs="Consolas" w:eastAsia="Consolas" w:hAnsi="Consolas"/>
+          <w:sz w:val="17"/>
+          <w:szCs w:val="17"/>
         </w:rPr>
         <w:t xml:space="preserve">DB_NAME=dbwins_worldfert9</w:t>
       </w:r>
@@ -1620,12 +1862,13 @@
     <w:p>
       <w:pPr>
         <w:shd w:fill="F3F4F6" w:val="clear"/>
-      </w:pPr>
-      <w:r>
-        <w:rPr>
-          <w:rFonts w:ascii="Consolas" w:cs="Consolas" w:eastAsia="Consolas" w:hAnsi="Consolas"/>
-          <w:sz w:val="18"/>
-          <w:szCs w:val="18"/>
+        <w:spacing w:after="0"/>
+      </w:pPr>
+      <w:r>
+        <w:rPr>
+          <w:rFonts w:ascii="Consolas" w:cs="Consolas" w:eastAsia="Consolas" w:hAnsi="Consolas"/>
+          <w:sz w:val="17"/>
+          <w:szCs w:val="17"/>
         </w:rPr>
         <w:t xml:space="preserve">JWT_SECRET=...</w:t>
       </w:r>
@@ -1633,12 +1876,13 @@
     <w:p>
       <w:pPr>
         <w:shd w:fill="F3F4F6" w:val="clear"/>
-      </w:pPr>
-      <w:r>
-        <w:rPr>
-          <w:rFonts w:ascii="Consolas" w:cs="Consolas" w:eastAsia="Consolas" w:hAnsi="Consolas"/>
-          <w:sz w:val="18"/>
-          <w:szCs w:val="18"/>
+        <w:spacing w:after="0"/>
+      </w:pPr>
+      <w:r>
+        <w:rPr>
+          <w:rFonts w:ascii="Consolas" w:cs="Consolas" w:eastAsia="Consolas" w:hAnsi="Consolas"/>
+          <w:sz w:val="17"/>
+          <w:szCs w:val="17"/>
         </w:rPr>
         <w:t xml:space="preserve">CORS_ORIGIN=https://winspeed-connect.vercel.app</w:t>
       </w:r>
@@ -1646,10 +1890,12 @@
     <w:p>
       <w:pPr>
         <w:pStyle w:val="Heading3"/>
-      </w:pPr>
-      <w:r>
-        <w:rPr>
-          <w:rFonts w:ascii="Prompt" w:cs="Prompt" w:eastAsia="Prompt" w:hAnsi="Prompt"/>
+        <w:spacing w:after="120" w:before="220"/>
+      </w:pPr>
+      <w:r>
+        <w:rPr>
+          <w:rFonts w:ascii="Prompt" w:cs="Prompt" w:eastAsia="Prompt" w:hAnsi="Prompt"/>
+          <w:color w:val="0C447C"/>
         </w:rPr>
         <w:t xml:space="preserve">Frontend Service (ถ้าต้องการย้ายจาก Vercel)</w:t>
       </w:r>
@@ -1661,6 +1907,7 @@
           <w:ilvl w:val="0"/>
           <w:numId w:val="2"/>
         </w:numPr>
+        <w:spacing w:after="30"/>
       </w:pPr>
       <w:r>
         <w:rPr>
@@ -1676,6 +1923,7 @@
           <w:ilvl w:val="0"/>
           <w:numId w:val="2"/>
         </w:numPr>
+        <w:spacing w:after="30"/>
       </w:pPr>
       <w:r>
         <w:rPr>
@@ -1691,6 +1939,7 @@
           <w:ilvl w:val="0"/>
           <w:numId w:val="2"/>
         </w:numPr>
+        <w:spacing w:after="30"/>
       </w:pPr>
       <w:r>
         <w:rPr>
@@ -1706,6 +1955,7 @@
           <w:ilvl w:val="0"/>
           <w:numId w:val="2"/>
         </w:numPr>
+        <w:spacing w:after="30"/>
       </w:pPr>
       <w:r>
         <w:rPr>
@@ -1717,12 +1967,13 @@
     <w:p>
       <w:pPr>
         <w:shd w:fill="F3F4F6" w:val="clear"/>
-      </w:pPr>
-      <w:r>
-        <w:rPr>
-          <w:rFonts w:ascii="Consolas" w:cs="Consolas" w:eastAsia="Consolas" w:hAnsi="Consolas"/>
-          <w:sz w:val="18"/>
-          <w:szCs w:val="18"/>
+        <w:spacing w:after="0"/>
+      </w:pPr>
+      <w:r>
+        <w:rPr>
+          <w:rFonts w:ascii="Consolas" w:cs="Consolas" w:eastAsia="Consolas" w:hAnsi="Consolas"/>
+          <w:sz w:val="17"/>
+          <w:szCs w:val="17"/>
         </w:rPr>
         <w:t xml:space="preserve">   VITE_API_BASE_URL=https://winspeed-connect-backend.up.railway.app/api</w:t>
       </w:r>
@@ -1730,12 +1981,13 @@
     <w:p>
       <w:pPr>
         <w:shd w:fill="F3F4F6" w:val="clear"/>
-      </w:pPr>
-      <w:r>
-        <w:rPr>
-          <w:rFonts w:ascii="Consolas" w:cs="Consolas" w:eastAsia="Consolas" w:hAnsi="Consolas"/>
-          <w:sz w:val="18"/>
-          <w:szCs w:val="18"/>
+        <w:spacing w:after="0"/>
+      </w:pPr>
+      <w:r>
+        <w:rPr>
+          <w:rFonts w:ascii="Consolas" w:cs="Consolas" w:eastAsia="Consolas" w:hAnsi="Consolas"/>
+          <w:sz w:val="17"/>
+          <w:szCs w:val="17"/>
         </w:rPr>
         <w:t xml:space="preserve">   VITE_USE_MOCKUP_DATA=false</w:t>
       </w:r>
@@ -1747,6 +1999,7 @@
           <w:ilvl w:val="0"/>
           <w:numId w:val="2"/>
         </w:numPr>
+        <w:spacing w:after="30"/>
       </w:pPr>
       <w:r>
         <w:rPr>
@@ -1758,8 +2011,9 @@
     <w:p>
       <w:pPr>
         <w:pBdr>
-          <w:bottom w:val="single" w:color="CCCCCC" w:sz="6" w:space="1"/>
+          <w:bottom w:val="single" w:color="C9D3E0" w:sz="4" w:space="1"/>
         </w:pBdr>
+        <w:spacing w:after="60"/>
       </w:pPr>
       <w:r>
         <w:t xml:space="preserve"/>
@@ -1768,17 +2022,19 @@
     <w:p>
       <w:pPr>
         <w:pStyle w:val="Heading2"/>
-      </w:pPr>
-      <w:r>
-        <w:rPr>
-          <w:rFonts w:ascii="Prompt" w:cs="Prompt" w:eastAsia="Prompt" w:hAnsi="Prompt"/>
+        <w:spacing w:after="120" w:before="220"/>
+      </w:pPr>
+      <w:r>
+        <w:rPr>
+          <w:rFonts w:ascii="Prompt" w:cs="Prompt" w:eastAsia="Prompt" w:hAnsi="Prompt"/>
+          <w:color w:val="0C447C"/>
         </w:rPr>
         <w:t xml:space="preserve">ใช้ Domain จริง + HTTPS (On-Premise)</w:t>
       </w:r>
     </w:p>
     <w:p>
       <w:pPr>
-        <w:spacing w:after="80"/>
+        <w:spacing w:after="80" w:line="276"/>
       </w:pPr>
       <w:r>
         <w:rPr>
@@ -1804,12 +2060,13 @@
     <w:p>
       <w:pPr>
         <w:shd w:fill="F3F4F6" w:val="clear"/>
-      </w:pPr>
-      <w:r>
-        <w:rPr>
-          <w:rFonts w:ascii="Consolas" w:cs="Consolas" w:eastAsia="Consolas" w:hAnsi="Consolas"/>
-          <w:sz w:val="18"/>
-          <w:szCs w:val="18"/>
+        <w:spacing w:after="0"/>
+      </w:pPr>
+      <w:r>
+        <w:rPr>
+          <w:rFonts w:ascii="Consolas" w:cs="Consolas" w:eastAsia="Consolas" w:hAnsi="Consolas"/>
+          <w:sz w:val="17"/>
+          <w:szCs w:val="17"/>
         </w:rPr>
         <w:t xml:space="preserve">sudo apt install -y nginx certbot python3-certbot-nginx</w:t>
       </w:r>
@@ -1817,12 +2074,13 @@
     <w:p>
       <w:pPr>
         <w:shd w:fill="F3F4F6" w:val="clear"/>
-      </w:pPr>
-      <w:r>
-        <w:rPr>
-          <w:rFonts w:ascii="Consolas" w:cs="Consolas" w:eastAsia="Consolas" w:hAnsi="Consolas"/>
-          <w:sz w:val="18"/>
-          <w:szCs w:val="18"/>
+        <w:spacing w:after="0"/>
+      </w:pPr>
+      <w:r>
+        <w:rPr>
+          <w:rFonts w:ascii="Consolas" w:cs="Consolas" w:eastAsia="Consolas" w:hAnsi="Consolas"/>
+          <w:sz w:val="17"/>
+          <w:szCs w:val="17"/>
         </w:rPr>
         <w:t xml:space="preserve"> </w:t>
       </w:r>
@@ -1830,12 +2088,13 @@
     <w:p>
       <w:pPr>
         <w:shd w:fill="F3F4F6" w:val="clear"/>
-      </w:pPr>
-      <w:r>
-        <w:rPr>
-          <w:rFonts w:ascii="Consolas" w:cs="Consolas" w:eastAsia="Consolas" w:hAnsi="Consolas"/>
-          <w:sz w:val="18"/>
-          <w:szCs w:val="18"/>
+        <w:spacing w:after="0"/>
+      </w:pPr>
+      <w:r>
+        <w:rPr>
+          <w:rFonts w:ascii="Consolas" w:cs="Consolas" w:eastAsia="Consolas" w:hAnsi="Consolas"/>
+          <w:sz w:val="17"/>
+          <w:szCs w:val="17"/>
         </w:rPr>
         <w:t xml:space="preserve"># สร้าง nginx config สำหรับ domain</w:t>
       </w:r>
@@ -1843,12 +2102,13 @@
     <w:p>
       <w:pPr>
         <w:shd w:fill="F3F4F6" w:val="clear"/>
-      </w:pPr>
-      <w:r>
-        <w:rPr>
-          <w:rFonts w:ascii="Consolas" w:cs="Consolas" w:eastAsia="Consolas" w:hAnsi="Consolas"/>
-          <w:sz w:val="18"/>
-          <w:szCs w:val="18"/>
+        <w:spacing w:after="0"/>
+      </w:pPr>
+      <w:r>
+        <w:rPr>
+          <w:rFonts w:ascii="Consolas" w:cs="Consolas" w:eastAsia="Consolas" w:hAnsi="Consolas"/>
+          <w:sz w:val="17"/>
+          <w:szCs w:val="17"/>
         </w:rPr>
         <w:t xml:space="preserve">sudo nano /etc/nginx/sites-available/winspeed</w:t>
       </w:r>
@@ -1856,12 +2116,13 @@
     <w:p>
       <w:pPr>
         <w:shd w:fill="F3F4F6" w:val="clear"/>
-      </w:pPr>
-      <w:r>
-        <w:rPr>
-          <w:rFonts w:ascii="Consolas" w:cs="Consolas" w:eastAsia="Consolas" w:hAnsi="Consolas"/>
-          <w:sz w:val="18"/>
-          <w:szCs w:val="18"/>
+        <w:spacing w:after="0"/>
+      </w:pPr>
+      <w:r>
+        <w:rPr>
+          <w:rFonts w:ascii="Consolas" w:cs="Consolas" w:eastAsia="Consolas" w:hAnsi="Consolas"/>
+          <w:sz w:val="17"/>
+          <w:szCs w:val="17"/>
         </w:rPr>
         <w:t xml:space="preserve">server {</w:t>
       </w:r>
@@ -1869,12 +2130,13 @@
     <w:p>
       <w:pPr>
         <w:shd w:fill="F3F4F6" w:val="clear"/>
-      </w:pPr>
-      <w:r>
-        <w:rPr>
-          <w:rFonts w:ascii="Consolas" w:cs="Consolas" w:eastAsia="Consolas" w:hAnsi="Consolas"/>
-          <w:sz w:val="18"/>
-          <w:szCs w:val="18"/>
+        <w:spacing w:after="0"/>
+      </w:pPr>
+      <w:r>
+        <w:rPr>
+          <w:rFonts w:ascii="Consolas" w:cs="Consolas" w:eastAsia="Consolas" w:hAnsi="Consolas"/>
+          <w:sz w:val="17"/>
+          <w:szCs w:val="17"/>
         </w:rPr>
         <w:t xml:space="preserve">    server_name yourdomain.com;</w:t>
       </w:r>
@@ -1882,12 +2144,13 @@
     <w:p>
       <w:pPr>
         <w:shd w:fill="F3F4F6" w:val="clear"/>
-      </w:pPr>
-      <w:r>
-        <w:rPr>
-          <w:rFonts w:ascii="Consolas" w:cs="Consolas" w:eastAsia="Consolas" w:hAnsi="Consolas"/>
-          <w:sz w:val="18"/>
-          <w:szCs w:val="18"/>
+        <w:spacing w:after="0"/>
+      </w:pPr>
+      <w:r>
+        <w:rPr>
+          <w:rFonts w:ascii="Consolas" w:cs="Consolas" w:eastAsia="Consolas" w:hAnsi="Consolas"/>
+          <w:sz w:val="17"/>
+          <w:szCs w:val="17"/>
         </w:rPr>
         <w:t xml:space="preserve"> </w:t>
       </w:r>
@@ -1895,12 +2158,13 @@
     <w:p>
       <w:pPr>
         <w:shd w:fill="F3F4F6" w:val="clear"/>
-      </w:pPr>
-      <w:r>
-        <w:rPr>
-          <w:rFonts w:ascii="Consolas" w:cs="Consolas" w:eastAsia="Consolas" w:hAnsi="Consolas"/>
-          <w:sz w:val="18"/>
-          <w:szCs w:val="18"/>
+        <w:spacing w:after="0"/>
+      </w:pPr>
+      <w:r>
+        <w:rPr>
+          <w:rFonts w:ascii="Consolas" w:cs="Consolas" w:eastAsia="Consolas" w:hAnsi="Consolas"/>
+          <w:sz w:val="17"/>
+          <w:szCs w:val="17"/>
         </w:rPr>
         <w:t xml:space="preserve">    # Frontend</w:t>
       </w:r>
@@ -1908,12 +2172,13 @@
     <w:p>
       <w:pPr>
         <w:shd w:fill="F3F4F6" w:val="clear"/>
-      </w:pPr>
-      <w:r>
-        <w:rPr>
-          <w:rFonts w:ascii="Consolas" w:cs="Consolas" w:eastAsia="Consolas" w:hAnsi="Consolas"/>
-          <w:sz w:val="18"/>
-          <w:szCs w:val="18"/>
+        <w:spacing w:after="0"/>
+      </w:pPr>
+      <w:r>
+        <w:rPr>
+          <w:rFonts w:ascii="Consolas" w:cs="Consolas" w:eastAsia="Consolas" w:hAnsi="Consolas"/>
+          <w:sz w:val="17"/>
+          <w:szCs w:val="17"/>
         </w:rPr>
         <w:t xml:space="preserve">    location / {</w:t>
       </w:r>
@@ -1921,12 +2186,13 @@
     <w:p>
       <w:pPr>
         <w:shd w:fill="F3F4F6" w:val="clear"/>
-      </w:pPr>
-      <w:r>
-        <w:rPr>
-          <w:rFonts w:ascii="Consolas" w:cs="Consolas" w:eastAsia="Consolas" w:hAnsi="Consolas"/>
-          <w:sz w:val="18"/>
-          <w:szCs w:val="18"/>
+        <w:spacing w:after="0"/>
+      </w:pPr>
+      <w:r>
+        <w:rPr>
+          <w:rFonts w:ascii="Consolas" w:cs="Consolas" w:eastAsia="Consolas" w:hAnsi="Consolas"/>
+          <w:sz w:val="17"/>
+          <w:szCs w:val="17"/>
         </w:rPr>
         <w:t xml:space="preserve">        proxy_pass http://localhost:80;</w:t>
       </w:r>
@@ -1934,12 +2200,13 @@
     <w:p>
       <w:pPr>
         <w:shd w:fill="F3F4F6" w:val="clear"/>
-      </w:pPr>
-      <w:r>
-        <w:rPr>
-          <w:rFonts w:ascii="Consolas" w:cs="Consolas" w:eastAsia="Consolas" w:hAnsi="Consolas"/>
-          <w:sz w:val="18"/>
-          <w:szCs w:val="18"/>
+        <w:spacing w:after="0"/>
+      </w:pPr>
+      <w:r>
+        <w:rPr>
+          <w:rFonts w:ascii="Consolas" w:cs="Consolas" w:eastAsia="Consolas" w:hAnsi="Consolas"/>
+          <w:sz w:val="17"/>
+          <w:szCs w:val="17"/>
         </w:rPr>
         <w:t xml:space="preserve">        proxy_set_header Host $host;</w:t>
       </w:r>
@@ -1947,12 +2214,13 @@
     <w:p>
       <w:pPr>
         <w:shd w:fill="F3F4F6" w:val="clear"/>
-      </w:pPr>
-      <w:r>
-        <w:rPr>
-          <w:rFonts w:ascii="Consolas" w:cs="Consolas" w:eastAsia="Consolas" w:hAnsi="Consolas"/>
-          <w:sz w:val="18"/>
-          <w:szCs w:val="18"/>
+        <w:spacing w:after="0"/>
+      </w:pPr>
+      <w:r>
+        <w:rPr>
+          <w:rFonts w:ascii="Consolas" w:cs="Consolas" w:eastAsia="Consolas" w:hAnsi="Consolas"/>
+          <w:sz w:val="17"/>
+          <w:szCs w:val="17"/>
         </w:rPr>
         <w:t xml:space="preserve">        proxy_set_header X-Real-IP $remote_addr;</w:t>
       </w:r>
@@ -1960,12 +2228,13 @@
     <w:p>
       <w:pPr>
         <w:shd w:fill="F3F4F6" w:val="clear"/>
-      </w:pPr>
-      <w:r>
-        <w:rPr>
-          <w:rFonts w:ascii="Consolas" w:cs="Consolas" w:eastAsia="Consolas" w:hAnsi="Consolas"/>
-          <w:sz w:val="18"/>
-          <w:szCs w:val="18"/>
+        <w:spacing w:after="0"/>
+      </w:pPr>
+      <w:r>
+        <w:rPr>
+          <w:rFonts w:ascii="Consolas" w:cs="Consolas" w:eastAsia="Consolas" w:hAnsi="Consolas"/>
+          <w:sz w:val="17"/>
+          <w:szCs w:val="17"/>
         </w:rPr>
         <w:t xml:space="preserve">    }</w:t>
       </w:r>
@@ -1973,12 +2242,13 @@
     <w:p>
       <w:pPr>
         <w:shd w:fill="F3F4F6" w:val="clear"/>
-      </w:pPr>
-      <w:r>
-        <w:rPr>
-          <w:rFonts w:ascii="Consolas" w:cs="Consolas" w:eastAsia="Consolas" w:hAnsi="Consolas"/>
-          <w:sz w:val="18"/>
-          <w:szCs w:val="18"/>
+        <w:spacing w:after="0"/>
+      </w:pPr>
+      <w:r>
+        <w:rPr>
+          <w:rFonts w:ascii="Consolas" w:cs="Consolas" w:eastAsia="Consolas" w:hAnsi="Consolas"/>
+          <w:sz w:val="17"/>
+          <w:szCs w:val="17"/>
         </w:rPr>
         <w:t xml:space="preserve"> </w:t>
       </w:r>
@@ -1986,12 +2256,13 @@
     <w:p>
       <w:pPr>
         <w:shd w:fill="F3F4F6" w:val="clear"/>
-      </w:pPr>
-      <w:r>
-        <w:rPr>
-          <w:rFonts w:ascii="Consolas" w:cs="Consolas" w:eastAsia="Consolas" w:hAnsi="Consolas"/>
-          <w:sz w:val="18"/>
-          <w:szCs w:val="18"/>
+        <w:spacing w:after="0"/>
+      </w:pPr>
+      <w:r>
+        <w:rPr>
+          <w:rFonts w:ascii="Consolas" w:cs="Consolas" w:eastAsia="Consolas" w:hAnsi="Consolas"/>
+          <w:sz w:val="17"/>
+          <w:szCs w:val="17"/>
         </w:rPr>
         <w:t xml:space="preserve">    # Backend API</w:t>
       </w:r>
@@ -1999,12 +2270,13 @@
     <w:p>
       <w:pPr>
         <w:shd w:fill="F3F4F6" w:val="clear"/>
-      </w:pPr>
-      <w:r>
-        <w:rPr>
-          <w:rFonts w:ascii="Consolas" w:cs="Consolas" w:eastAsia="Consolas" w:hAnsi="Consolas"/>
-          <w:sz w:val="18"/>
-          <w:szCs w:val="18"/>
+        <w:spacing w:after="0"/>
+      </w:pPr>
+      <w:r>
+        <w:rPr>
+          <w:rFonts w:ascii="Consolas" w:cs="Consolas" w:eastAsia="Consolas" w:hAnsi="Consolas"/>
+          <w:sz w:val="17"/>
+          <w:szCs w:val="17"/>
         </w:rPr>
         <w:t xml:space="preserve">    location /api/ {</w:t>
       </w:r>
@@ -2012,12 +2284,13 @@
     <w:p>
       <w:pPr>
         <w:shd w:fill="F3F4F6" w:val="clear"/>
-      </w:pPr>
-      <w:r>
-        <w:rPr>
-          <w:rFonts w:ascii="Consolas" w:cs="Consolas" w:eastAsia="Consolas" w:hAnsi="Consolas"/>
-          <w:sz w:val="18"/>
-          <w:szCs w:val="18"/>
+        <w:spacing w:after="0"/>
+      </w:pPr>
+      <w:r>
+        <w:rPr>
+          <w:rFonts w:ascii="Consolas" w:cs="Consolas" w:eastAsia="Consolas" w:hAnsi="Consolas"/>
+          <w:sz w:val="17"/>
+          <w:szCs w:val="17"/>
         </w:rPr>
         <w:t xml:space="preserve">        proxy_pass http://localhost:3000;</w:t>
       </w:r>
@@ -2025,12 +2298,13 @@
     <w:p>
       <w:pPr>
         <w:shd w:fill="F3F4F6" w:val="clear"/>
-      </w:pPr>
-      <w:r>
-        <w:rPr>
-          <w:rFonts w:ascii="Consolas" w:cs="Consolas" w:eastAsia="Consolas" w:hAnsi="Consolas"/>
-          <w:sz w:val="18"/>
-          <w:szCs w:val="18"/>
+        <w:spacing w:after="0"/>
+      </w:pPr>
+      <w:r>
+        <w:rPr>
+          <w:rFonts w:ascii="Consolas" w:cs="Consolas" w:eastAsia="Consolas" w:hAnsi="Consolas"/>
+          <w:sz w:val="17"/>
+          <w:szCs w:val="17"/>
         </w:rPr>
         <w:t xml:space="preserve">        proxy_set_header Host $host;</w:t>
       </w:r>
@@ -2038,12 +2312,13 @@
     <w:p>
       <w:pPr>
         <w:shd w:fill="F3F4F6" w:val="clear"/>
-      </w:pPr>
-      <w:r>
-        <w:rPr>
-          <w:rFonts w:ascii="Consolas" w:cs="Consolas" w:eastAsia="Consolas" w:hAnsi="Consolas"/>
-          <w:sz w:val="18"/>
-          <w:szCs w:val="18"/>
+        <w:spacing w:after="0"/>
+      </w:pPr>
+      <w:r>
+        <w:rPr>
+          <w:rFonts w:ascii="Consolas" w:cs="Consolas" w:eastAsia="Consolas" w:hAnsi="Consolas"/>
+          <w:sz w:val="17"/>
+          <w:szCs w:val="17"/>
         </w:rPr>
         <w:t xml:space="preserve">        proxy_set_header X-Real-IP $remote_addr;</w:t>
       </w:r>
@@ -2051,12 +2326,13 @@
     <w:p>
       <w:pPr>
         <w:shd w:fill="F3F4F6" w:val="clear"/>
-      </w:pPr>
-      <w:r>
-        <w:rPr>
-          <w:rFonts w:ascii="Consolas" w:cs="Consolas" w:eastAsia="Consolas" w:hAnsi="Consolas"/>
-          <w:sz w:val="18"/>
-          <w:szCs w:val="18"/>
+        <w:spacing w:after="0"/>
+      </w:pPr>
+      <w:r>
+        <w:rPr>
+          <w:rFonts w:ascii="Consolas" w:cs="Consolas" w:eastAsia="Consolas" w:hAnsi="Consolas"/>
+          <w:sz w:val="17"/>
+          <w:szCs w:val="17"/>
         </w:rPr>
         <w:t xml:space="preserve">    }</w:t>
       </w:r>
@@ -2064,12 +2340,13 @@
     <w:p>
       <w:pPr>
         <w:shd w:fill="F3F4F6" w:val="clear"/>
-      </w:pPr>
-      <w:r>
-        <w:rPr>
-          <w:rFonts w:ascii="Consolas" w:cs="Consolas" w:eastAsia="Consolas" w:hAnsi="Consolas"/>
-          <w:sz w:val="18"/>
-          <w:szCs w:val="18"/>
+        <w:spacing w:after="0"/>
+      </w:pPr>
+      <w:r>
+        <w:rPr>
+          <w:rFonts w:ascii="Consolas" w:cs="Consolas" w:eastAsia="Consolas" w:hAnsi="Consolas"/>
+          <w:sz w:val="17"/>
+          <w:szCs w:val="17"/>
         </w:rPr>
         <w:t xml:space="preserve">}</w:t>
       </w:r>
@@ -2077,12 +2354,13 @@
     <w:p>
       <w:pPr>
         <w:shd w:fill="F3F4F6" w:val="clear"/>
-      </w:pPr>
-      <w:r>
-        <w:rPr>
-          <w:rFonts w:ascii="Consolas" w:cs="Consolas" w:eastAsia="Consolas" w:hAnsi="Consolas"/>
-          <w:sz w:val="18"/>
-          <w:szCs w:val="18"/>
+        <w:spacing w:after="0"/>
+      </w:pPr>
+      <w:r>
+        <w:rPr>
+          <w:rFonts w:ascii="Consolas" w:cs="Consolas" w:eastAsia="Consolas" w:hAnsi="Consolas"/>
+          <w:sz w:val="17"/>
+          <w:szCs w:val="17"/>
         </w:rPr>
         <w:t xml:space="preserve">sudo ln -s /etc/nginx/sites-available/winspeed /etc/nginx/sites-enabled/</w:t>
       </w:r>
@@ -2090,12 +2368,13 @@
     <w:p>
       <w:pPr>
         <w:shd w:fill="F3F4F6" w:val="clear"/>
-      </w:pPr>
-      <w:r>
-        <w:rPr>
-          <w:rFonts w:ascii="Consolas" w:cs="Consolas" w:eastAsia="Consolas" w:hAnsi="Consolas"/>
-          <w:sz w:val="18"/>
-          <w:szCs w:val="18"/>
+        <w:spacing w:after="0"/>
+      </w:pPr>
+      <w:r>
+        <w:rPr>
+          <w:rFonts w:ascii="Consolas" w:cs="Consolas" w:eastAsia="Consolas" w:hAnsi="Consolas"/>
+          <w:sz w:val="17"/>
+          <w:szCs w:val="17"/>
         </w:rPr>
         <w:t xml:space="preserve">sudo nginx -t</w:t>
       </w:r>
@@ -2103,12 +2382,13 @@
     <w:p>
       <w:pPr>
         <w:shd w:fill="F3F4F6" w:val="clear"/>
-      </w:pPr>
-      <w:r>
-        <w:rPr>
-          <w:rFonts w:ascii="Consolas" w:cs="Consolas" w:eastAsia="Consolas" w:hAnsi="Consolas"/>
-          <w:sz w:val="18"/>
-          <w:szCs w:val="18"/>
+        <w:spacing w:after="0"/>
+      </w:pPr>
+      <w:r>
+        <w:rPr>
+          <w:rFonts w:ascii="Consolas" w:cs="Consolas" w:eastAsia="Consolas" w:hAnsi="Consolas"/>
+          <w:sz w:val="17"/>
+          <w:szCs w:val="17"/>
         </w:rPr>
         <w:t xml:space="preserve">sudo systemctl reload nginx</w:t>
       </w:r>
@@ -2116,12 +2396,13 @@
     <w:p>
       <w:pPr>
         <w:shd w:fill="F3F4F6" w:val="clear"/>
-      </w:pPr>
-      <w:r>
-        <w:rPr>
-          <w:rFonts w:ascii="Consolas" w:cs="Consolas" w:eastAsia="Consolas" w:hAnsi="Consolas"/>
-          <w:sz w:val="18"/>
-          <w:szCs w:val="18"/>
+        <w:spacing w:after="0"/>
+      </w:pPr>
+      <w:r>
+        <w:rPr>
+          <w:rFonts w:ascii="Consolas" w:cs="Consolas" w:eastAsia="Consolas" w:hAnsi="Consolas"/>
+          <w:sz w:val="17"/>
+          <w:szCs w:val="17"/>
         </w:rPr>
         <w:t xml:space="preserve"> </w:t>
       </w:r>
@@ -2129,12 +2410,13 @@
     <w:p>
       <w:pPr>
         <w:shd w:fill="F3F4F6" w:val="clear"/>
-      </w:pPr>
-      <w:r>
-        <w:rPr>
-          <w:rFonts w:ascii="Consolas" w:cs="Consolas" w:eastAsia="Consolas" w:hAnsi="Consolas"/>
-          <w:sz w:val="18"/>
-          <w:szCs w:val="18"/>
+        <w:spacing w:after="0"/>
+      </w:pPr>
+      <w:r>
+        <w:rPr>
+          <w:rFonts w:ascii="Consolas" w:cs="Consolas" w:eastAsia="Consolas" w:hAnsi="Consolas"/>
+          <w:sz w:val="17"/>
+          <w:szCs w:val="17"/>
         </w:rPr>
         <w:t xml:space="preserve"># ขอ SSL certificate</w:t>
       </w:r>
@@ -2142,19 +2424,20 @@
     <w:p>
       <w:pPr>
         <w:shd w:fill="F3F4F6" w:val="clear"/>
-      </w:pPr>
-      <w:r>
-        <w:rPr>
-          <w:rFonts w:ascii="Consolas" w:cs="Consolas" w:eastAsia="Consolas" w:hAnsi="Consolas"/>
-          <w:sz w:val="18"/>
-          <w:szCs w:val="18"/>
+        <w:spacing w:after="0"/>
+      </w:pPr>
+      <w:r>
+        <w:rPr>
+          <w:rFonts w:ascii="Consolas" w:cs="Consolas" w:eastAsia="Consolas" w:hAnsi="Consolas"/>
+          <w:sz w:val="17"/>
+          <w:szCs w:val="17"/>
         </w:rPr>
         <w:t xml:space="preserve">sudo certbot --nginx -d yourdomain.com</w:t>
       </w:r>
     </w:p>
     <w:p>
       <w:pPr>
-        <w:spacing w:after="80"/>
+        <w:spacing w:after="80" w:line="276"/>
       </w:pPr>
       <w:r>
         <w:rPr>
@@ -2166,12 +2449,13 @@
     <w:p>
       <w:pPr>
         <w:shd w:fill="F3F4F6" w:val="clear"/>
-      </w:pPr>
-      <w:r>
-        <w:rPr>
-          <w:rFonts w:ascii="Consolas" w:cs="Consolas" w:eastAsia="Consolas" w:hAnsi="Consolas"/>
-          <w:sz w:val="18"/>
-          <w:szCs w:val="18"/>
+        <w:spacing w:after="0"/>
+      </w:pPr>
+      <w:r>
+        <w:rPr>
+          <w:rFonts w:ascii="Consolas" w:cs="Consolas" w:eastAsia="Consolas" w:hAnsi="Consolas"/>
+          <w:sz w:val="17"/>
+          <w:szCs w:val="17"/>
         </w:rPr>
         <w:t xml:space="preserve">CORS_ORIGIN=https://yourdomain.com</w:t>
       </w:r>
@@ -2179,19 +2463,20 @@
     <w:p>
       <w:pPr>
         <w:shd w:fill="F3F4F6" w:val="clear"/>
-      </w:pPr>
-      <w:r>
-        <w:rPr>
-          <w:rFonts w:ascii="Consolas" w:cs="Consolas" w:eastAsia="Consolas" w:hAnsi="Consolas"/>
-          <w:sz w:val="18"/>
-          <w:szCs w:val="18"/>
+        <w:spacing w:after="0"/>
+      </w:pPr>
+      <w:r>
+        <w:rPr>
+          <w:rFonts w:ascii="Consolas" w:cs="Consolas" w:eastAsia="Consolas" w:hAnsi="Consolas"/>
+          <w:sz w:val="17"/>
+          <w:szCs w:val="17"/>
         </w:rPr>
         <w:t xml:space="preserve">VITE_API_BASE_URL=https://yourdomain.com/api</w:t>
       </w:r>
     </w:p>
     <w:p>
       <w:pPr>
-        <w:spacing w:after="80"/>
+        <w:spacing w:after="80" w:line="276"/>
       </w:pPr>
       <w:r>
         <w:rPr>
@@ -2203,12 +2488,13 @@
     <w:p>
       <w:pPr>
         <w:shd w:fill="F3F4F6" w:val="clear"/>
-      </w:pPr>
-      <w:r>
-        <w:rPr>
-          <w:rFonts w:ascii="Consolas" w:cs="Consolas" w:eastAsia="Consolas" w:hAnsi="Consolas"/>
-          <w:sz w:val="18"/>
-          <w:szCs w:val="18"/>
+        <w:spacing w:after="0"/>
+      </w:pPr>
+      <w:r>
+        <w:rPr>
+          <w:rFonts w:ascii="Consolas" w:cs="Consolas" w:eastAsia="Consolas" w:hAnsi="Consolas"/>
+          <w:sz w:val="17"/>
+          <w:szCs w:val="17"/>
         </w:rPr>
         <w:t xml:space="preserve">docker compose up -d --build frontend</w:t>
       </w:r>
@@ -2216,8 +2502,9 @@
     <w:p>
       <w:pPr>
         <w:pBdr>
-          <w:bottom w:val="single" w:color="CCCCCC" w:sz="6" w:space="1"/>
+          <w:bottom w:val="single" w:color="C9D3E0" w:sz="4" w:space="1"/>
         </w:pBdr>
+        <w:spacing w:after="60"/>
       </w:pPr>
       <w:r>
         <w:t xml:space="preserve"/>
@@ -2226,17 +2513,19 @@
     <w:p>
       <w:pPr>
         <w:pStyle w:val="Heading2"/>
-      </w:pPr>
-      <w:r>
-        <w:rPr>
-          <w:rFonts w:ascii="Prompt" w:cs="Prompt" w:eastAsia="Prompt" w:hAnsi="Prompt"/>
+        <w:spacing w:after="120" w:before="220"/>
+      </w:pPr>
+      <w:r>
+        <w:rPr>
+          <w:rFonts w:ascii="Prompt" w:cs="Prompt" w:eastAsia="Prompt" w:hAnsi="Prompt"/>
+          <w:color w:val="0C447C"/>
         </w:rPr>
         <w:t xml:space="preserve">Troubleshooting</w:t>
       </w:r>
     </w:p>
     <w:tbl>
       <w:tblPr>
-        <w:tblW w:type="dxa" w:w="9360"/>
+        <w:tblW w:type="dxa" w:w="9468"/>
         <w:tblBorders>
           <w:top w:val="single" w:color="auto" w:sz="4"/>
           <w:left w:val="single" w:color="auto" w:sz="4"/>
@@ -2247,8 +2536,8 @@
         </w:tblBorders>
       </w:tblPr>
       <w:tblGrid>
-        <w:gridCol w:w="4680"/>
-        <w:gridCol w:w="4680"/>
+        <w:gridCol w:w="4734"/>
+        <w:gridCol w:w="4734"/>
       </w:tblGrid>
       <w:tr>
         <w:trPr>
@@ -2256,7 +2545,7 @@
         </w:trPr>
         <w:tc>
           <w:tcPr>
-            <w:tcW w:type="dxa" w:w="4680"/>
+            <w:tcW w:type="dxa" w:w="4734"/>
             <w:tcBorders>
               <w:top w:val="single" w:color="C9D3E0" w:sz="1"/>
               <w:left w:val="single" w:color="C9D3E0" w:sz="1"/>
@@ -2266,12 +2555,16 @@
             <w:shd w:fill="1F3864" w:val="clear"/>
             <w:tcMar>
               <w:top w:type="dxa" w:w="40"/>
-              <w:left w:type="dxa" w:w="80"/>
+              <w:left w:type="dxa" w:w="90"/>
               <w:bottom w:type="dxa" w:w="40"/>
-              <w:right w:type="dxa" w:w="80"/>
+              <w:right w:type="dxa" w:w="90"/>
             </w:tcMar>
+            <w:vAlign w:val="center"/>
           </w:tcPr>
           <w:p>
+            <w:pPr>
+              <w:spacing w:after="0" w:line="252"/>
+            </w:pPr>
             <w:r>
               <w:rPr>
                 <w:rFonts w:ascii="Prompt" w:cs="Prompt" w:eastAsia="Prompt" w:hAnsi="Prompt"/>
@@ -2287,7 +2580,7 @@
         </w:tc>
         <w:tc>
           <w:tcPr>
-            <w:tcW w:type="dxa" w:w="4680"/>
+            <w:tcW w:type="dxa" w:w="4734"/>
             <w:tcBorders>
               <w:top w:val="single" w:color="C9D3E0" w:sz="1"/>
               <w:left w:val="single" w:color="C9D3E0" w:sz="1"/>
@@ -2297,12 +2590,16 @@
             <w:shd w:fill="1F3864" w:val="clear"/>
             <w:tcMar>
               <w:top w:type="dxa" w:w="40"/>
-              <w:left w:type="dxa" w:w="80"/>
+              <w:left w:type="dxa" w:w="90"/>
               <w:bottom w:type="dxa" w:w="40"/>
-              <w:right w:type="dxa" w:w="80"/>
+              <w:right w:type="dxa" w:w="90"/>
             </w:tcMar>
+            <w:vAlign w:val="center"/>
           </w:tcPr>
           <w:p>
+            <w:pPr>
+              <w:spacing w:after="0" w:line="252"/>
+            </w:pPr>
             <w:r>
               <w:rPr>
                 <w:rFonts w:ascii="Prompt" w:cs="Prompt" w:eastAsia="Prompt" w:hAnsi="Prompt"/>
@@ -2320,7 +2617,7 @@
       <w:tr>
         <w:tc>
           <w:tcPr>
-            <w:tcW w:type="dxa" w:w="4680"/>
+            <w:tcW w:type="dxa" w:w="4734"/>
             <w:tcBorders>
               <w:top w:val="single" w:color="C9D3E0" w:sz="1"/>
               <w:left w:val="single" w:color="C9D3E0" w:sz="1"/>
@@ -2330,15 +2627,20 @@
             <w:shd w:fill="FFFFFF" w:val="clear"/>
             <w:tcMar>
               <w:top w:type="dxa" w:w="40"/>
-              <w:left w:type="dxa" w:w="80"/>
+              <w:left w:type="dxa" w:w="90"/>
               <w:bottom w:type="dxa" w:w="40"/>
-              <w:right w:type="dxa" w:w="80"/>
+              <w:right w:type="dxa" w:w="90"/>
             </w:tcMar>
+            <w:vAlign w:val="center"/>
           </w:tcPr>
           <w:p>
+            <w:pPr>
+              <w:spacing w:after="0" w:line="252"/>
+            </w:pPr>
             <w:r>
               <w:rPr>
                 <w:rFonts w:ascii="Prompt" w:cs="Prompt" w:eastAsia="Prompt" w:hAnsi="Prompt"/>
+                <w:color w:val="1A1A1A"/>
                 <w:sz w:val="18"/>
                 <w:szCs w:val="18"/>
               </w:rPr>
@@ -2348,7 +2650,7 @@
         </w:tc>
         <w:tc>
           <w:tcPr>
-            <w:tcW w:type="dxa" w:w="4680"/>
+            <w:tcW w:type="dxa" w:w="4734"/>
             <w:tcBorders>
               <w:top w:val="single" w:color="C9D3E0" w:sz="1"/>
               <w:left w:val="single" w:color="C9D3E0" w:sz="1"/>
@@ -2358,15 +2660,20 @@
             <w:shd w:fill="FFFFFF" w:val="clear"/>
             <w:tcMar>
               <w:top w:type="dxa" w:w="40"/>
-              <w:left w:type="dxa" w:w="80"/>
+              <w:left w:type="dxa" w:w="90"/>
               <w:bottom w:type="dxa" w:w="40"/>
-              <w:right w:type="dxa" w:w="80"/>
+              <w:right w:type="dxa" w:w="90"/>
             </w:tcMar>
+            <w:vAlign w:val="center"/>
           </w:tcPr>
           <w:p>
+            <w:pPr>
+              <w:spacing w:after="0" w:line="252"/>
+            </w:pPr>
             <w:r>
               <w:rPr>
                 <w:rFonts w:ascii="Prompt" w:cs="Prompt" w:eastAsia="Prompt" w:hAnsi="Prompt"/>
+                <w:color w:val="1A1A1A"/>
                 <w:sz w:val="18"/>
                 <w:szCs w:val="18"/>
               </w:rPr>
@@ -2378,25 +2685,30 @@
       <w:tr>
         <w:tc>
           <w:tcPr>
-            <w:tcW w:type="dxa" w:w="4680"/>
+            <w:tcW w:type="dxa" w:w="4734"/>
             <w:tcBorders>
               <w:top w:val="single" w:color="C9D3E0" w:sz="1"/>
               <w:left w:val="single" w:color="C9D3E0" w:sz="1"/>
               <w:bottom w:val="single" w:color="C9D3E0" w:sz="1"/>
               <w:right w:val="single" w:color="C9D3E0" w:sz="1"/>
             </w:tcBorders>
-            <w:shd w:fill="FFFFFF" w:val="clear"/>
+            <w:shd w:fill="F4F6FA" w:val="clear"/>
             <w:tcMar>
               <w:top w:type="dxa" w:w="40"/>
-              <w:left w:type="dxa" w:w="80"/>
+              <w:left w:type="dxa" w:w="90"/>
               <w:bottom w:type="dxa" w:w="40"/>
-              <w:right w:type="dxa" w:w="80"/>
+              <w:right w:type="dxa" w:w="90"/>
             </w:tcMar>
+            <w:vAlign w:val="center"/>
           </w:tcPr>
           <w:p>
+            <w:pPr>
+              <w:spacing w:after="0" w:line="252"/>
+            </w:pPr>
             <w:r>
               <w:rPr>
                 <w:rFonts w:ascii="Prompt" w:cs="Prompt" w:eastAsia="Prompt" w:hAnsi="Prompt"/>
+                <w:color w:val="1A1A1A"/>
                 <w:sz w:val="18"/>
                 <w:szCs w:val="18"/>
               </w:rPr>
@@ -2406,25 +2718,30 @@
         </w:tc>
         <w:tc>
           <w:tcPr>
-            <w:tcW w:type="dxa" w:w="4680"/>
+            <w:tcW w:type="dxa" w:w="4734"/>
             <w:tcBorders>
               <w:top w:val="single" w:color="C9D3E0" w:sz="1"/>
               <w:left w:val="single" w:color="C9D3E0" w:sz="1"/>
               <w:bottom w:val="single" w:color="C9D3E0" w:sz="1"/>
               <w:right w:val="single" w:color="C9D3E0" w:sz="1"/>
             </w:tcBorders>
-            <w:shd w:fill="FFFFFF" w:val="clear"/>
+            <w:shd w:fill="F4F6FA" w:val="clear"/>
             <w:tcMar>
               <w:top w:type="dxa" w:w="40"/>
-              <w:left w:type="dxa" w:w="80"/>
+              <w:left w:type="dxa" w:w="90"/>
               <w:bottom w:type="dxa" w:w="40"/>
-              <w:right w:type="dxa" w:w="80"/>
+              <w:right w:type="dxa" w:w="90"/>
             </w:tcMar>
+            <w:vAlign w:val="center"/>
           </w:tcPr>
           <w:p>
+            <w:pPr>
+              <w:spacing w:after="0" w:line="252"/>
+            </w:pPr>
             <w:r>
               <w:rPr>
                 <w:rFonts w:ascii="Prompt" w:cs="Prompt" w:eastAsia="Prompt" w:hAnsi="Prompt"/>
+                <w:color w:val="1A1A1A"/>
                 <w:sz w:val="18"/>
                 <w:szCs w:val="18"/>
               </w:rPr>
@@ -2436,7 +2753,7 @@
       <w:tr>
         <w:tc>
           <w:tcPr>
-            <w:tcW w:type="dxa" w:w="4680"/>
+            <w:tcW w:type="dxa" w:w="4734"/>
             <w:tcBorders>
               <w:top w:val="single" w:color="C9D3E0" w:sz="1"/>
               <w:left w:val="single" w:color="C9D3E0" w:sz="1"/>
@@ -2446,15 +2763,20 @@
             <w:shd w:fill="FFFFFF" w:val="clear"/>
             <w:tcMar>
               <w:top w:type="dxa" w:w="40"/>
-              <w:left w:type="dxa" w:w="80"/>
+              <w:left w:type="dxa" w:w="90"/>
               <w:bottom w:type="dxa" w:w="40"/>
-              <w:right w:type="dxa" w:w="80"/>
+              <w:right w:type="dxa" w:w="90"/>
             </w:tcMar>
+            <w:vAlign w:val="center"/>
           </w:tcPr>
           <w:p>
+            <w:pPr>
+              <w:spacing w:after="0" w:line="252"/>
+            </w:pPr>
             <w:r>
               <w:rPr>
                 <w:rFonts w:ascii="Prompt" w:cs="Prompt" w:eastAsia="Prompt" w:hAnsi="Prompt"/>
+                <w:color w:val="1A1A1A"/>
                 <w:sz w:val="18"/>
                 <w:szCs w:val="18"/>
               </w:rPr>
@@ -2464,7 +2786,7 @@
         </w:tc>
         <w:tc>
           <w:tcPr>
-            <w:tcW w:type="dxa" w:w="4680"/>
+            <w:tcW w:type="dxa" w:w="4734"/>
             <w:tcBorders>
               <w:top w:val="single" w:color="C9D3E0" w:sz="1"/>
               <w:left w:val="single" w:color="C9D3E0" w:sz="1"/>
@@ -2474,15 +2796,20 @@
             <w:shd w:fill="FFFFFF" w:val="clear"/>
             <w:tcMar>
               <w:top w:type="dxa" w:w="40"/>
-              <w:left w:type="dxa" w:w="80"/>
+              <w:left w:type="dxa" w:w="90"/>
               <w:bottom w:type="dxa" w:w="40"/>
-              <w:right w:type="dxa" w:w="80"/>
+              <w:right w:type="dxa" w:w="90"/>
             </w:tcMar>
+            <w:vAlign w:val="center"/>
           </w:tcPr>
           <w:p>
+            <w:pPr>
+              <w:spacing w:after="0" w:line="252"/>
+            </w:pPr>
             <w:r>
               <w:rPr>
                 <w:rFonts w:ascii="Prompt" w:cs="Prompt" w:eastAsia="Prompt" w:hAnsi="Prompt"/>
+                <w:color w:val="1A1A1A"/>
                 <w:sz w:val="18"/>
                 <w:szCs w:val="18"/>
               </w:rPr>
@@ -2494,25 +2821,30 @@
       <w:tr>
         <w:tc>
           <w:tcPr>
-            <w:tcW w:type="dxa" w:w="4680"/>
+            <w:tcW w:type="dxa" w:w="4734"/>
             <w:tcBorders>
               <w:top w:val="single" w:color="C9D3E0" w:sz="1"/>
               <w:left w:val="single" w:color="C9D3E0" w:sz="1"/>
               <w:bottom w:val="single" w:color="C9D3E0" w:sz="1"/>
               <w:right w:val="single" w:color="C9D3E0" w:sz="1"/>
             </w:tcBorders>
-            <w:shd w:fill="FFFFFF" w:val="clear"/>
+            <w:shd w:fill="F4F6FA" w:val="clear"/>
             <w:tcMar>
               <w:top w:type="dxa" w:w="40"/>
-              <w:left w:type="dxa" w:w="80"/>
+              <w:left w:type="dxa" w:w="90"/>
               <w:bottom w:type="dxa" w:w="40"/>
-              <w:right w:type="dxa" w:w="80"/>
+              <w:right w:type="dxa" w:w="90"/>
             </w:tcMar>
+            <w:vAlign w:val="center"/>
           </w:tcPr>
           <w:p>
+            <w:pPr>
+              <w:spacing w:after="0" w:line="252"/>
+            </w:pPr>
             <w:r>
               <w:rPr>
                 <w:rFonts w:ascii="Prompt" w:cs="Prompt" w:eastAsia="Prompt" w:hAnsi="Prompt"/>
+                <w:color w:val="1A1A1A"/>
                 <w:sz w:val="18"/>
                 <w:szCs w:val="18"/>
               </w:rPr>
@@ -2522,25 +2854,30 @@
         </w:tc>
         <w:tc>
           <w:tcPr>
-            <w:tcW w:type="dxa" w:w="4680"/>
+            <w:tcW w:type="dxa" w:w="4734"/>
             <w:tcBorders>
               <w:top w:val="single" w:color="C9D3E0" w:sz="1"/>
               <w:left w:val="single" w:color="C9D3E0" w:sz="1"/>
               <w:bottom w:val="single" w:color="C9D3E0" w:sz="1"/>
               <w:right w:val="single" w:color="C9D3E0" w:sz="1"/>
             </w:tcBorders>
-            <w:shd w:fill="FFFFFF" w:val="clear"/>
+            <w:shd w:fill="F4F6FA" w:val="clear"/>
             <w:tcMar>
               <w:top w:type="dxa" w:w="40"/>
-              <w:left w:type="dxa" w:w="80"/>
+              <w:left w:type="dxa" w:w="90"/>
               <w:bottom w:type="dxa" w:w="40"/>
-              <w:right w:type="dxa" w:w="80"/>
+              <w:right w:type="dxa" w:w="90"/>
             </w:tcMar>
+            <w:vAlign w:val="center"/>
           </w:tcPr>
           <w:p>
+            <w:pPr>
+              <w:spacing w:after="0" w:line="252"/>
+            </w:pPr>
             <w:r>
               <w:rPr>
                 <w:rFonts w:ascii="Prompt" w:cs="Prompt" w:eastAsia="Prompt" w:hAnsi="Prompt"/>
+                <w:color w:val="1A1A1A"/>
                 <w:sz w:val="18"/>
                 <w:szCs w:val="18"/>
               </w:rPr>
@@ -2552,7 +2889,7 @@
       <w:tr>
         <w:tc>
           <w:tcPr>
-            <w:tcW w:type="dxa" w:w="4680"/>
+            <w:tcW w:type="dxa" w:w="4734"/>
             <w:tcBorders>
               <w:top w:val="single" w:color="C9D3E0" w:sz="1"/>
               <w:left w:val="single" w:color="C9D3E0" w:sz="1"/>
@@ -2562,15 +2899,20 @@
             <w:shd w:fill="FFFFFF" w:val="clear"/>
             <w:tcMar>
               <w:top w:type="dxa" w:w="40"/>
-              <w:left w:type="dxa" w:w="80"/>
+              <w:left w:type="dxa" w:w="90"/>
               <w:bottom w:type="dxa" w:w="40"/>
-              <w:right w:type="dxa" w:w="80"/>
+              <w:right w:type="dxa" w:w="90"/>
             </w:tcMar>
+            <w:vAlign w:val="center"/>
           </w:tcPr>
           <w:p>
+            <w:pPr>
+              <w:spacing w:after="0" w:line="252"/>
+            </w:pPr>
             <w:r>
               <w:rPr>
                 <w:rFonts w:ascii="Prompt" w:cs="Prompt" w:eastAsia="Prompt" w:hAnsi="Prompt"/>
+                <w:color w:val="1A1A1A"/>
                 <w:sz w:val="18"/>
                 <w:szCs w:val="18"/>
               </w:rPr>
@@ -2580,7 +2922,7 @@
         </w:tc>
         <w:tc>
           <w:tcPr>
-            <w:tcW w:type="dxa" w:w="4680"/>
+            <w:tcW w:type="dxa" w:w="4734"/>
             <w:tcBorders>
               <w:top w:val="single" w:color="C9D3E0" w:sz="1"/>
               <w:left w:val="single" w:color="C9D3E0" w:sz="1"/>
@@ -2590,15 +2932,20 @@
             <w:shd w:fill="FFFFFF" w:val="clear"/>
             <w:tcMar>
               <w:top w:type="dxa" w:w="40"/>
-              <w:left w:type="dxa" w:w="80"/>
+              <w:left w:type="dxa" w:w="90"/>
               <w:bottom w:type="dxa" w:w="40"/>
-              <w:right w:type="dxa" w:w="80"/>
+              <w:right w:type="dxa" w:w="90"/>
             </w:tcMar>
+            <w:vAlign w:val="center"/>
           </w:tcPr>
           <w:p>
+            <w:pPr>
+              <w:spacing w:after="0" w:line="252"/>
+            </w:pPr>
             <w:r>
               <w:rPr>
                 <w:rFonts w:ascii="Prompt" w:cs="Prompt" w:eastAsia="Prompt" w:hAnsi="Prompt"/>
+                <w:color w:val="1A1A1A"/>
                 <w:sz w:val="18"/>
                 <w:szCs w:val="18"/>
               </w:rPr>
@@ -2610,7 +2957,7 @@
     </w:tbl>
     <w:p>
       <w:pPr>
-        <w:spacing w:after="80"/>
+        <w:spacing w:after="100"/>
       </w:pPr>
       <w:r>
         <w:t xml:space="preserve"/>
@@ -2619,8 +2966,9 @@
     <w:p>
       <w:pPr>
         <w:pBdr>
-          <w:bottom w:val="single" w:color="CCCCCC" w:sz="6" w:space="1"/>
+          <w:bottom w:val="single" w:color="C9D3E0" w:sz="4" w:space="1"/>
         </w:pBdr>
+        <w:spacing w:after="60"/>
       </w:pPr>
       <w:r>
         <w:t xml:space="preserve"/>
@@ -2629,17 +2977,19 @@
     <w:p>
       <w:pPr>
         <w:pStyle w:val="Heading2"/>
-      </w:pPr>
-      <w:r>
-        <w:rPr>
-          <w:rFonts w:ascii="Prompt" w:cs="Prompt" w:eastAsia="Prompt" w:hAnsi="Prompt"/>
+        <w:spacing w:after="120" w:before="220"/>
+      </w:pPr>
+      <w:r>
+        <w:rPr>
+          <w:rFonts w:ascii="Prompt" w:cs="Prompt" w:eastAsia="Prompt" w:hAnsi="Prompt"/>
+          <w:color w:val="0C447C"/>
         </w:rPr>
         <w:t xml:space="preserve">Option C — Self-host ฐานข้อมูล (SQL Server + MySQL) สำหรับ Cloud Production</w:t>
       </w:r>
     </w:p>
     <w:p>
       <w:pPr>
-        <w:spacing w:after="80"/>
+        <w:spacing w:after="80" w:line="276"/>
       </w:pPr>
       <w:r>
         <w:rPr>
@@ -2659,10 +3009,12 @@
     <w:p>
       <w:pPr>
         <w:pStyle w:val="Heading3"/>
-      </w:pPr>
-      <w:r>
-        <w:rPr>
-          <w:rFonts w:ascii="Prompt" w:cs="Prompt" w:eastAsia="Prompt" w:hAnsi="Prompt"/>
+        <w:spacing w:after="120" w:before="220"/>
+      </w:pPr>
+      <w:r>
+        <w:rPr>
+          <w:rFonts w:ascii="Prompt" w:cs="Prompt" w:eastAsia="Prompt" w:hAnsi="Prompt"/>
+          <w:color w:val="0C447C"/>
         </w:rPr>
         <w:t xml:space="preserve">1. เตรียม env</w:t>
       </w:r>
@@ -2670,12 +3022,13 @@
     <w:p>
       <w:pPr>
         <w:shd w:fill="F3F4F6" w:val="clear"/>
-      </w:pPr>
-      <w:r>
-        <w:rPr>
-          <w:rFonts w:ascii="Consolas" w:cs="Consolas" w:eastAsia="Consolas" w:hAnsi="Consolas"/>
-          <w:sz w:val="18"/>
-          <w:szCs w:val="18"/>
+        <w:spacing w:after="0"/>
+      </w:pPr>
+      <w:r>
+        <w:rPr>
+          <w:rFonts w:ascii="Consolas" w:cs="Consolas" w:eastAsia="Consolas" w:hAnsi="Consolas"/>
+          <w:sz w:val="17"/>
+          <w:szCs w:val="17"/>
         </w:rPr>
         <w:t xml:space="preserve">cp .env.docker.example .env</w:t>
       </w:r>
@@ -2683,12 +3036,13 @@
     <w:p>
       <w:pPr>
         <w:shd w:fill="F3F4F6" w:val="clear"/>
-      </w:pPr>
-      <w:r>
-        <w:rPr>
-          <w:rFonts w:ascii="Consolas" w:cs="Consolas" w:eastAsia="Consolas" w:hAnsi="Consolas"/>
-          <w:sz w:val="18"/>
-          <w:szCs w:val="18"/>
+        <w:spacing w:after="0"/>
+      </w:pPr>
+      <w:r>
+        <w:rPr>
+          <w:rFonts w:ascii="Consolas" w:cs="Consolas" w:eastAsia="Consolas" w:hAnsi="Consolas"/>
+          <w:sz w:val="17"/>
+          <w:szCs w:val="17"/>
         </w:rPr>
         <w:t xml:space="preserve"># แก้: REMOTE_DB_SERVER=sqlserver, MYSQL_HOST=mysql, รหัสผ่านทั้งหมด (ดู docs/SECURITY.md)</w:t>
       </w:r>
@@ -2696,142 +3050,156 @@
     <w:p>
       <w:pPr>
         <w:pStyle w:val="Heading3"/>
-      </w:pPr>
-      <w:r>
-        <w:rPr>
-          <w:rFonts w:ascii="Prompt" w:cs="Prompt" w:eastAsia="Prompt" w:hAnsi="Prompt"/>
+        <w:spacing w:after="120" w:before="220"/>
+      </w:pPr>
+      <w:r>
+        <w:rPr>
+          <w:rFonts w:ascii="Prompt" w:cs="Prompt" w:eastAsia="Prompt" w:hAnsi="Prompt"/>
+          <w:color w:val="0C447C"/>
         </w:rPr>
         <w:t xml:space="preserve">2. (ทางเลือก) เตรียม dump TruckScale</w:t>
       </w:r>
     </w:p>
     <w:p>
       <w:pPr>
+        <w:spacing w:after="80" w:line="276"/>
+      </w:pPr>
+      <w:r>
+        <w:rPr>
+          <w:rFonts w:ascii="Prompt" w:cs="Prompt" w:eastAsia="Prompt" w:hAnsi="Prompt"/>
+        </w:rPr>
+        <w:t xml:space="preserve">วางไฟล์ .sql ใน db-init/mysql/ → MySQL import อัตโนมัติครั้งแรก (ดู db-init/mysql/README.md)</w:t>
+      </w:r>
+    </w:p>
+    <w:p>
+      <w:pPr>
+        <w:pStyle w:val="Heading3"/>
+        <w:spacing w:after="120" w:before="220"/>
+      </w:pPr>
+      <w:r>
+        <w:rPr>
+          <w:rFonts w:ascii="Prompt" w:cs="Prompt" w:eastAsia="Prompt" w:hAnsi="Prompt"/>
+          <w:color w:val="0C447C"/>
+        </w:rPr>
+        <w:t xml:space="preserve">3. สตาร์ทครบชุด</w:t>
+      </w:r>
+    </w:p>
+    <w:p>
+      <w:pPr>
+        <w:shd w:fill="F3F4F6" w:val="clear"/>
+        <w:spacing w:after="0"/>
+      </w:pPr>
+      <w:r>
+        <w:rPr>
+          <w:rFonts w:ascii="Consolas" w:cs="Consolas" w:eastAsia="Consolas" w:hAnsi="Consolas"/>
+          <w:sz w:val="17"/>
+          <w:szCs w:val="17"/>
+        </w:rPr>
+        <w:t xml:space="preserve">docker compose --profile db up -d        # sqlserver + mysql + backend + frontend</w:t>
+      </w:r>
+    </w:p>
+    <w:p>
+      <w:pPr>
+        <w:shd w:fill="F3F4F6" w:val="clear"/>
+        <w:spacing w:after="0"/>
+      </w:pPr>
+      <w:r>
+        <w:rPr>
+          <w:rFonts w:ascii="Consolas" w:cs="Consolas" w:eastAsia="Consolas" w:hAnsi="Consolas"/>
+          <w:sz w:val="17"/>
+          <w:szCs w:val="17"/>
+        </w:rPr>
+        <w:t xml:space="preserve">docker compose ps                        # ตรวจ health</w:t>
+      </w:r>
+    </w:p>
+    <w:p>
+      <w:pPr>
+        <w:pBdr>
+          <w:left w:val="single" w:color="0C447C" w:sz="18" w:space="10"/>
+        </w:pBdr>
+        <w:shd w:fill="EEF3FA" w:val="clear"/>
         <w:spacing w:after="80"/>
-      </w:pPr>
-      <w:r>
-        <w:rPr>
-          <w:rFonts w:ascii="Prompt" w:cs="Prompt" w:eastAsia="Prompt" w:hAnsi="Prompt"/>
-        </w:rPr>
-        <w:t xml:space="preserve">วางไฟล์ .sql ใน db-init/mysql/ → MySQL import อัตโนมัติครั้งแรก (ดู db-init/mysql/README.md)</w:t>
+        <w:ind w:left="360"/>
+      </w:pPr>
+      <w:r>
+        <w:rPr>
+          <w:rFonts w:ascii="Prompt" w:cs="Prompt" w:eastAsia="Prompt" w:hAnsi="Prompt"/>
+          <w:color w:val="33425A"/>
+        </w:rPr>
+        <w:t xml:space="preserve">ค่าเริ่มต้น (docker compose up -d ไม่มี --profile db) = backend+frontend เท่านั้น (ใช้ DB ภายนอก)</w:t>
       </w:r>
     </w:p>
     <w:p>
       <w:pPr>
         <w:pStyle w:val="Heading3"/>
-      </w:pPr>
-      <w:r>
-        <w:rPr>
-          <w:rFonts w:ascii="Prompt" w:cs="Prompt" w:eastAsia="Prompt" w:hAnsi="Prompt"/>
-        </w:rPr>
-        <w:t xml:space="preserve">3. สตาร์ทครบชุด</w:t>
-      </w:r>
-    </w:p>
-    <w:p>
-      <w:pPr>
-        <w:shd w:fill="F3F4F6" w:val="clear"/>
-      </w:pPr>
-      <w:r>
-        <w:rPr>
-          <w:rFonts w:ascii="Consolas" w:cs="Consolas" w:eastAsia="Consolas" w:hAnsi="Consolas"/>
-          <w:sz w:val="18"/>
-          <w:szCs w:val="18"/>
-        </w:rPr>
-        <w:t xml:space="preserve">docker compose --profile db up -d        # sqlserver + mysql + backend + frontend</w:t>
-      </w:r>
-    </w:p>
-    <w:p>
-      <w:pPr>
-        <w:shd w:fill="F3F4F6" w:val="clear"/>
-      </w:pPr>
-      <w:r>
-        <w:rPr>
-          <w:rFonts w:ascii="Consolas" w:cs="Consolas" w:eastAsia="Consolas" w:hAnsi="Consolas"/>
-          <w:sz w:val="18"/>
-          <w:szCs w:val="18"/>
-        </w:rPr>
-        <w:t xml:space="preserve">docker compose ps                        # ตรวจ health</w:t>
-      </w:r>
-    </w:p>
-    <w:p>
-      <w:pPr>
-        <w:pBdr>
-          <w:left w:val="single" w:color="2E75B6" w:sz="12" w:space="8"/>
-        </w:pBdr>
-        <w:spacing w:after="60"/>
-        <w:ind w:left="360"/>
-      </w:pPr>
-      <w:r>
-        <w:rPr>
-          <w:rFonts w:ascii="Prompt" w:cs="Prompt" w:eastAsia="Prompt" w:hAnsi="Prompt"/>
-          <w:color w:val="444444"/>
-        </w:rPr>
-        <w:t xml:space="preserve">ค่าเริ่มต้น (docker compose up -d ไม่มี --profile db) = backend+frontend เท่านั้น (ใช้ DB ภายนอก)</w:t>
+        <w:spacing w:after="120" w:before="220"/>
+      </w:pPr>
+      <w:r>
+        <w:rPr>
+          <w:rFonts w:ascii="Prompt" w:cs="Prompt" w:eastAsia="Prompt" w:hAnsi="Prompt"/>
+          <w:color w:val="0C447C"/>
+        </w:rPr>
+        <w:t xml:space="preserve">4. สร้าง schema wf บน SQL Server ที่ self-host</w:t>
+      </w:r>
+    </w:p>
+    <w:p>
+      <w:pPr>
+        <w:shd w:fill="F3F4F6" w:val="clear"/>
+        <w:spacing w:after="0"/>
+      </w:pPr>
+      <w:r>
+        <w:rPr>
+          <w:rFonts w:ascii="Consolas" w:cs="Consolas" w:eastAsia="Consolas" w:hAnsi="Consolas"/>
+          <w:sz w:val="17"/>
+          <w:szCs w:val="17"/>
+        </w:rPr>
+        <w:t xml:space="preserve"># หลัง sqlserver healthy — รัน migration เข้า DB ใหม่</w:t>
+      </w:r>
+    </w:p>
+    <w:p>
+      <w:pPr>
+        <w:shd w:fill="F3F4F6" w:val="clear"/>
+        <w:spacing w:after="0"/>
+      </w:pPr>
+      <w:r>
+        <w:rPr>
+          <w:rFonts w:ascii="Consolas" w:cs="Consolas" w:eastAsia="Consolas" w:hAnsi="Consolas"/>
+          <w:sz w:val="17"/>
+          <w:szCs w:val="17"/>
+        </w:rPr>
+        <w:t xml:space="preserve">docker compose exec backend sh -c "cd /app &amp;&amp; DB_MODE=remote node run_migrations.js"</w:t>
+      </w:r>
+    </w:p>
+    <w:p>
+      <w:pPr>
+        <w:shd w:fill="F3F4F6" w:val="clear"/>
+        <w:spacing w:after="0"/>
+      </w:pPr>
+      <w:r>
+        <w:rPr>
+          <w:rFonts w:ascii="Consolas" w:cs="Consolas" w:eastAsia="Consolas" w:hAnsi="Consolas"/>
+          <w:sz w:val="17"/>
+          <w:szCs w:val="17"/>
+        </w:rPr>
+        <w:t xml:space="preserve"># หรือ restore backup WINSpeed (dbo) แล้วจึง migrate wf</w:t>
       </w:r>
     </w:p>
     <w:p>
       <w:pPr>
         <w:pStyle w:val="Heading3"/>
-      </w:pPr>
-      <w:r>
-        <w:rPr>
-          <w:rFonts w:ascii="Prompt" w:cs="Prompt" w:eastAsia="Prompt" w:hAnsi="Prompt"/>
-        </w:rPr>
-        <w:t xml:space="preserve">4. สร้าง schema wf บน SQL Server ที่ self-host</w:t>
-      </w:r>
-    </w:p>
-    <w:p>
-      <w:pPr>
-        <w:shd w:fill="F3F4F6" w:val="clear"/>
-      </w:pPr>
-      <w:r>
-        <w:rPr>
-          <w:rFonts w:ascii="Consolas" w:cs="Consolas" w:eastAsia="Consolas" w:hAnsi="Consolas"/>
-          <w:sz w:val="18"/>
-          <w:szCs w:val="18"/>
-        </w:rPr>
-        <w:t xml:space="preserve"># หลัง sqlserver healthy — รัน migration เข้า DB ใหม่</w:t>
-      </w:r>
-    </w:p>
-    <w:p>
-      <w:pPr>
-        <w:shd w:fill="F3F4F6" w:val="clear"/>
-      </w:pPr>
-      <w:r>
-        <w:rPr>
-          <w:rFonts w:ascii="Consolas" w:cs="Consolas" w:eastAsia="Consolas" w:hAnsi="Consolas"/>
-          <w:sz w:val="18"/>
-          <w:szCs w:val="18"/>
-        </w:rPr>
-        <w:t xml:space="preserve">docker compose exec backend sh -c "cd /app &amp;&amp; DB_MODE=remote node run_migrations.js"</w:t>
-      </w:r>
-    </w:p>
-    <w:p>
-      <w:pPr>
-        <w:shd w:fill="F3F4F6" w:val="clear"/>
-      </w:pPr>
-      <w:r>
-        <w:rPr>
-          <w:rFonts w:ascii="Consolas" w:cs="Consolas" w:eastAsia="Consolas" w:hAnsi="Consolas"/>
-          <w:sz w:val="18"/>
-          <w:szCs w:val="18"/>
-        </w:rPr>
-        <w:t xml:space="preserve"># หรือ restore backup WINSpeed (dbo) แล้วจึง migrate wf</w:t>
-      </w:r>
-    </w:p>
-    <w:p>
-      <w:pPr>
-        <w:pStyle w:val="Heading3"/>
-      </w:pPr>
-      <w:r>
-        <w:rPr>
-          <w:rFonts w:ascii="Prompt" w:cs="Prompt" w:eastAsia="Prompt" w:hAnsi="Prompt"/>
+        <w:spacing w:after="120" w:before="220"/>
+      </w:pPr>
+      <w:r>
+        <w:rPr>
+          <w:rFonts w:ascii="Prompt" w:cs="Prompt" w:eastAsia="Prompt" w:hAnsi="Prompt"/>
+          <w:color w:val="0C447C"/>
         </w:rPr>
         <w:t xml:space="preserve">บริการและพอร์ต</w:t>
       </w:r>
     </w:p>
     <w:tbl>
       <w:tblPr>
-        <w:tblW w:type="dxa" w:w="9360"/>
+        <w:tblW w:type="dxa" w:w="9468"/>
         <w:tblBorders>
           <w:top w:val="single" w:color="auto" w:sz="4"/>
           <w:left w:val="single" w:color="auto" w:sz="4"/>
@@ -2842,10 +3210,10 @@
         </w:tblBorders>
       </w:tblPr>
       <w:tblGrid>
-        <w:gridCol w:w="2340"/>
-        <w:gridCol w:w="2340"/>
-        <w:gridCol w:w="2340"/>
-        <w:gridCol w:w="2340"/>
+        <w:gridCol w:w="2367"/>
+        <w:gridCol w:w="2367"/>
+        <w:gridCol w:w="2367"/>
+        <w:gridCol w:w="2367"/>
       </w:tblGrid>
       <w:tr>
         <w:trPr>
@@ -2853,7 +3221,7 @@
         </w:trPr>
         <w:tc>
           <w:tcPr>
-            <w:tcW w:type="dxa" w:w="2340"/>
+            <w:tcW w:type="dxa" w:w="2367"/>
             <w:tcBorders>
               <w:top w:val="single" w:color="C9D3E0" w:sz="1"/>
               <w:left w:val="single" w:color="C9D3E0" w:sz="1"/>
@@ -2863,12 +3231,16 @@
             <w:shd w:fill="1F3864" w:val="clear"/>
             <w:tcMar>
               <w:top w:type="dxa" w:w="40"/>
-              <w:left w:type="dxa" w:w="80"/>
+              <w:left w:type="dxa" w:w="90"/>
               <w:bottom w:type="dxa" w:w="40"/>
-              <w:right w:type="dxa" w:w="80"/>
+              <w:right w:type="dxa" w:w="90"/>
             </w:tcMar>
+            <w:vAlign w:val="center"/>
           </w:tcPr>
           <w:p>
+            <w:pPr>
+              <w:spacing w:after="0" w:line="252"/>
+            </w:pPr>
             <w:r>
               <w:rPr>
                 <w:rFonts w:ascii="Prompt" w:cs="Prompt" w:eastAsia="Prompt" w:hAnsi="Prompt"/>
@@ -2884,7 +3256,7 @@
         </w:tc>
         <w:tc>
           <w:tcPr>
-            <w:tcW w:type="dxa" w:w="2340"/>
+            <w:tcW w:type="dxa" w:w="2367"/>
             <w:tcBorders>
               <w:top w:val="single" w:color="C9D3E0" w:sz="1"/>
               <w:left w:val="single" w:color="C9D3E0" w:sz="1"/>
@@ -2894,12 +3266,16 @@
             <w:shd w:fill="1F3864" w:val="clear"/>
             <w:tcMar>
               <w:top w:type="dxa" w:w="40"/>
-              <w:left w:type="dxa" w:w="80"/>
+              <w:left w:type="dxa" w:w="90"/>
               <w:bottom w:type="dxa" w:w="40"/>
-              <w:right w:type="dxa" w:w="80"/>
+              <w:right w:type="dxa" w:w="90"/>
             </w:tcMar>
+            <w:vAlign w:val="center"/>
           </w:tcPr>
           <w:p>
+            <w:pPr>
+              <w:spacing w:after="0" w:line="252"/>
+            </w:pPr>
             <w:r>
               <w:rPr>
                 <w:rFonts w:ascii="Prompt" w:cs="Prompt" w:eastAsia="Prompt" w:hAnsi="Prompt"/>
@@ -2915,7 +3291,7 @@
         </w:tc>
         <w:tc>
           <w:tcPr>
-            <w:tcW w:type="dxa" w:w="2340"/>
+            <w:tcW w:type="dxa" w:w="2367"/>
             <w:tcBorders>
               <w:top w:val="single" w:color="C9D3E0" w:sz="1"/>
               <w:left w:val="single" w:color="C9D3E0" w:sz="1"/>
@@ -2925,12 +3301,16 @@
             <w:shd w:fill="1F3864" w:val="clear"/>
             <w:tcMar>
               <w:top w:type="dxa" w:w="40"/>
-              <w:left w:type="dxa" w:w="80"/>
+              <w:left w:type="dxa" w:w="90"/>
               <w:bottom w:type="dxa" w:w="40"/>
-              <w:right w:type="dxa" w:w="80"/>
+              <w:right w:type="dxa" w:w="90"/>
             </w:tcMar>
+            <w:vAlign w:val="center"/>
           </w:tcPr>
           <w:p>
+            <w:pPr>
+              <w:spacing w:after="0" w:line="252"/>
+            </w:pPr>
             <w:r>
               <w:rPr>
                 <w:rFonts w:ascii="Prompt" w:cs="Prompt" w:eastAsia="Prompt" w:hAnsi="Prompt"/>
@@ -2946,7 +3326,7 @@
         </w:tc>
         <w:tc>
           <w:tcPr>
-            <w:tcW w:type="dxa" w:w="2340"/>
+            <w:tcW w:type="dxa" w:w="2367"/>
             <w:tcBorders>
               <w:top w:val="single" w:color="C9D3E0" w:sz="1"/>
               <w:left w:val="single" w:color="C9D3E0" w:sz="1"/>
@@ -2956,12 +3336,16 @@
             <w:shd w:fill="1F3864" w:val="clear"/>
             <w:tcMar>
               <w:top w:type="dxa" w:w="40"/>
-              <w:left w:type="dxa" w:w="80"/>
+              <w:left w:type="dxa" w:w="90"/>
               <w:bottom w:type="dxa" w:w="40"/>
-              <w:right w:type="dxa" w:w="80"/>
+              <w:right w:type="dxa" w:w="90"/>
             </w:tcMar>
+            <w:vAlign w:val="center"/>
           </w:tcPr>
           <w:p>
+            <w:pPr>
+              <w:spacing w:after="0" w:line="252"/>
+            </w:pPr>
             <w:r>
               <w:rPr>
                 <w:rFonts w:ascii="Prompt" w:cs="Prompt" w:eastAsia="Prompt" w:hAnsi="Prompt"/>
@@ -2979,7 +3363,7 @@
       <w:tr>
         <w:tc>
           <w:tcPr>
-            <w:tcW w:type="dxa" w:w="2340"/>
+            <w:tcW w:type="dxa" w:w="2367"/>
             <w:tcBorders>
               <w:top w:val="single" w:color="C9D3E0" w:sz="1"/>
               <w:left w:val="single" w:color="C9D3E0" w:sz="1"/>
@@ -2989,15 +3373,20 @@
             <w:shd w:fill="FFFFFF" w:val="clear"/>
             <w:tcMar>
               <w:top w:type="dxa" w:w="40"/>
-              <w:left w:type="dxa" w:w="80"/>
+              <w:left w:type="dxa" w:w="90"/>
               <w:bottom w:type="dxa" w:w="40"/>
-              <w:right w:type="dxa" w:w="80"/>
+              <w:right w:type="dxa" w:w="90"/>
             </w:tcMar>
+            <w:vAlign w:val="center"/>
           </w:tcPr>
           <w:p>
+            <w:pPr>
+              <w:spacing w:after="0" w:line="252"/>
+            </w:pPr>
             <w:r>
               <w:rPr>
                 <w:rFonts w:ascii="Prompt" w:cs="Prompt" w:eastAsia="Prompt" w:hAnsi="Prompt"/>
+                <w:color w:val="1A1A1A"/>
                 <w:sz w:val="18"/>
                 <w:szCs w:val="18"/>
               </w:rPr>
@@ -3007,7 +3396,7 @@
         </w:tc>
         <w:tc>
           <w:tcPr>
-            <w:tcW w:type="dxa" w:w="2340"/>
+            <w:tcW w:type="dxa" w:w="2367"/>
             <w:tcBorders>
               <w:top w:val="single" w:color="C9D3E0" w:sz="1"/>
               <w:left w:val="single" w:color="C9D3E0" w:sz="1"/>
@@ -3017,15 +3406,20 @@
             <w:shd w:fill="FFFFFF" w:val="clear"/>
             <w:tcMar>
               <w:top w:type="dxa" w:w="40"/>
-              <w:left w:type="dxa" w:w="80"/>
+              <w:left w:type="dxa" w:w="90"/>
               <w:bottom w:type="dxa" w:w="40"/>
-              <w:right w:type="dxa" w:w="80"/>
+              <w:right w:type="dxa" w:w="90"/>
             </w:tcMar>
+            <w:vAlign w:val="center"/>
           </w:tcPr>
           <w:p>
+            <w:pPr>
+              <w:spacing w:after="0" w:line="252"/>
+            </w:pPr>
             <w:r>
               <w:rPr>
                 <w:rFonts w:ascii="Prompt" w:cs="Prompt" w:eastAsia="Prompt" w:hAnsi="Prompt"/>
+                <w:color w:val="1A1A1A"/>
                 <w:sz w:val="18"/>
                 <w:szCs w:val="18"/>
               </w:rPr>
@@ -3035,7 +3429,7 @@
         </w:tc>
         <w:tc>
           <w:tcPr>
-            <w:tcW w:type="dxa" w:w="2340"/>
+            <w:tcW w:type="dxa" w:w="2367"/>
             <w:tcBorders>
               <w:top w:val="single" w:color="C9D3E0" w:sz="1"/>
               <w:left w:val="single" w:color="C9D3E0" w:sz="1"/>
@@ -3045,15 +3439,20 @@
             <w:shd w:fill="FFFFFF" w:val="clear"/>
             <w:tcMar>
               <w:top w:type="dxa" w:w="40"/>
-              <w:left w:type="dxa" w:w="80"/>
+              <w:left w:type="dxa" w:w="90"/>
               <w:bottom w:type="dxa" w:w="40"/>
-              <w:right w:type="dxa" w:w="80"/>
+              <w:right w:type="dxa" w:w="90"/>
             </w:tcMar>
+            <w:vAlign w:val="center"/>
           </w:tcPr>
           <w:p>
+            <w:pPr>
+              <w:spacing w:after="0" w:line="252"/>
+            </w:pPr>
             <w:r>
               <w:rPr>
                 <w:rFonts w:ascii="Prompt" w:cs="Prompt" w:eastAsia="Prompt" w:hAnsi="Prompt"/>
+                <w:color w:val="1A1A1A"/>
                 <w:sz w:val="18"/>
                 <w:szCs w:val="18"/>
               </w:rPr>
@@ -3063,7 +3462,7 @@
         </w:tc>
         <w:tc>
           <w:tcPr>
-            <w:tcW w:type="dxa" w:w="2340"/>
+            <w:tcW w:type="dxa" w:w="2367"/>
             <w:tcBorders>
               <w:top w:val="single" w:color="C9D3E0" w:sz="1"/>
               <w:left w:val="single" w:color="C9D3E0" w:sz="1"/>
@@ -3073,15 +3472,20 @@
             <w:shd w:fill="FFFFFF" w:val="clear"/>
             <w:tcMar>
               <w:top w:type="dxa" w:w="40"/>
-              <w:left w:type="dxa" w:w="80"/>
+              <w:left w:type="dxa" w:w="90"/>
               <w:bottom w:type="dxa" w:w="40"/>
-              <w:right w:type="dxa" w:w="80"/>
+              <w:right w:type="dxa" w:w="90"/>
             </w:tcMar>
+            <w:vAlign w:val="center"/>
           </w:tcPr>
           <w:p>
+            <w:pPr>
+              <w:spacing w:after="0" w:line="252"/>
+            </w:pPr>
             <w:r>
               <w:rPr>
                 <w:rFonts w:ascii="Prompt" w:cs="Prompt" w:eastAsia="Prompt" w:hAnsi="Prompt"/>
+                <w:color w:val="1A1A1A"/>
                 <w:sz w:val="18"/>
                 <w:szCs w:val="18"/>
               </w:rPr>
@@ -3093,25 +3497,30 @@
       <w:tr>
         <w:tc>
           <w:tcPr>
-            <w:tcW w:type="dxa" w:w="2340"/>
+            <w:tcW w:type="dxa" w:w="2367"/>
             <w:tcBorders>
               <w:top w:val="single" w:color="C9D3E0" w:sz="1"/>
               <w:left w:val="single" w:color="C9D3E0" w:sz="1"/>
               <w:bottom w:val="single" w:color="C9D3E0" w:sz="1"/>
               <w:right w:val="single" w:color="C9D3E0" w:sz="1"/>
             </w:tcBorders>
-            <w:shd w:fill="FFFFFF" w:val="clear"/>
+            <w:shd w:fill="F4F6FA" w:val="clear"/>
             <w:tcMar>
               <w:top w:type="dxa" w:w="40"/>
-              <w:left w:type="dxa" w:w="80"/>
+              <w:left w:type="dxa" w:w="90"/>
               <w:bottom w:type="dxa" w:w="40"/>
-              <w:right w:type="dxa" w:w="80"/>
+              <w:right w:type="dxa" w:w="90"/>
             </w:tcMar>
+            <w:vAlign w:val="center"/>
           </w:tcPr>
           <w:p>
+            <w:pPr>
+              <w:spacing w:after="0" w:line="252"/>
+            </w:pPr>
             <w:r>
               <w:rPr>
                 <w:rFonts w:ascii="Prompt" w:cs="Prompt" w:eastAsia="Prompt" w:hAnsi="Prompt"/>
+                <w:color w:val="1A1A1A"/>
                 <w:sz w:val="18"/>
                 <w:szCs w:val="18"/>
               </w:rPr>
@@ -3121,25 +3530,30 @@
         </w:tc>
         <w:tc>
           <w:tcPr>
-            <w:tcW w:type="dxa" w:w="2340"/>
+            <w:tcW w:type="dxa" w:w="2367"/>
             <w:tcBorders>
               <w:top w:val="single" w:color="C9D3E0" w:sz="1"/>
               <w:left w:val="single" w:color="C9D3E0" w:sz="1"/>
               <w:bottom w:val="single" w:color="C9D3E0" w:sz="1"/>
               <w:right w:val="single" w:color="C9D3E0" w:sz="1"/>
             </w:tcBorders>
-            <w:shd w:fill="FFFFFF" w:val="clear"/>
+            <w:shd w:fill="F4F6FA" w:val="clear"/>
             <w:tcMar>
               <w:top w:type="dxa" w:w="40"/>
-              <w:left w:type="dxa" w:w="80"/>
+              <w:left w:type="dxa" w:w="90"/>
               <w:bottom w:type="dxa" w:w="40"/>
-              <w:right w:type="dxa" w:w="80"/>
+              <w:right w:type="dxa" w:w="90"/>
             </w:tcMar>
+            <w:vAlign w:val="center"/>
           </w:tcPr>
           <w:p>
+            <w:pPr>
+              <w:spacing w:after="0" w:line="252"/>
+            </w:pPr>
             <w:r>
               <w:rPr>
                 <w:rFonts w:ascii="Prompt" w:cs="Prompt" w:eastAsia="Prompt" w:hAnsi="Prompt"/>
+                <w:color w:val="1A1A1A"/>
                 <w:sz w:val="18"/>
                 <w:szCs w:val="18"/>
               </w:rPr>
@@ -3149,25 +3563,30 @@
         </w:tc>
         <w:tc>
           <w:tcPr>
-            <w:tcW w:type="dxa" w:w="2340"/>
+            <w:tcW w:type="dxa" w:w="2367"/>
             <w:tcBorders>
               <w:top w:val="single" w:color="C9D3E0" w:sz="1"/>
               <w:left w:val="single" w:color="C9D3E0" w:sz="1"/>
               <w:bottom w:val="single" w:color="C9D3E0" w:sz="1"/>
               <w:right w:val="single" w:color="C9D3E0" w:sz="1"/>
             </w:tcBorders>
-            <w:shd w:fill="FFFFFF" w:val="clear"/>
+            <w:shd w:fill="F4F6FA" w:val="clear"/>
             <w:tcMar>
               <w:top w:type="dxa" w:w="40"/>
-              <w:left w:type="dxa" w:w="80"/>
+              <w:left w:type="dxa" w:w="90"/>
               <w:bottom w:type="dxa" w:w="40"/>
-              <w:right w:type="dxa" w:w="80"/>
+              <w:right w:type="dxa" w:w="90"/>
             </w:tcMar>
+            <w:vAlign w:val="center"/>
           </w:tcPr>
           <w:p>
+            <w:pPr>
+              <w:spacing w:after="0" w:line="252"/>
+            </w:pPr>
             <w:r>
               <w:rPr>
                 <w:rFonts w:ascii="Prompt" w:cs="Prompt" w:eastAsia="Prompt" w:hAnsi="Prompt"/>
+                <w:color w:val="1A1A1A"/>
                 <w:sz w:val="18"/>
                 <w:szCs w:val="18"/>
               </w:rPr>
@@ -3177,25 +3596,30 @@
         </w:tc>
         <w:tc>
           <w:tcPr>
-            <w:tcW w:type="dxa" w:w="2340"/>
+            <w:tcW w:type="dxa" w:w="2367"/>
             <w:tcBorders>
               <w:top w:val="single" w:color="C9D3E0" w:sz="1"/>
               <w:left w:val="single" w:color="C9D3E0" w:sz="1"/>
               <w:bottom w:val="single" w:color="C9D3E0" w:sz="1"/>
               <w:right w:val="single" w:color="C9D3E0" w:sz="1"/>
             </w:tcBorders>
-            <w:shd w:fill="FFFFFF" w:val="clear"/>
+            <w:shd w:fill="F4F6FA" w:val="clear"/>
             <w:tcMar>
               <w:top w:type="dxa" w:w="40"/>
-              <w:left w:type="dxa" w:w="80"/>
+              <w:left w:type="dxa" w:w="90"/>
               <w:bottom w:type="dxa" w:w="40"/>
-              <w:right w:type="dxa" w:w="80"/>
+              <w:right w:type="dxa" w:w="90"/>
             </w:tcMar>
+            <w:vAlign w:val="center"/>
           </w:tcPr>
           <w:p>
+            <w:pPr>
+              <w:spacing w:after="0" w:line="252"/>
+            </w:pPr>
             <w:r>
               <w:rPr>
                 <w:rFonts w:ascii="Prompt" w:cs="Prompt" w:eastAsia="Prompt" w:hAnsi="Prompt"/>
+                <w:color w:val="1A1A1A"/>
                 <w:sz w:val="18"/>
                 <w:szCs w:val="18"/>
               </w:rPr>
@@ -3207,7 +3631,7 @@
       <w:tr>
         <w:tc>
           <w:tcPr>
-            <w:tcW w:type="dxa" w:w="2340"/>
+            <w:tcW w:type="dxa" w:w="2367"/>
             <w:tcBorders>
               <w:top w:val="single" w:color="C9D3E0" w:sz="1"/>
               <w:left w:val="single" w:color="C9D3E0" w:sz="1"/>
@@ -3217,15 +3641,20 @@
             <w:shd w:fill="FFFFFF" w:val="clear"/>
             <w:tcMar>
               <w:top w:type="dxa" w:w="40"/>
-              <w:left w:type="dxa" w:w="80"/>
+              <w:left w:type="dxa" w:w="90"/>
               <w:bottom w:type="dxa" w:w="40"/>
-              <w:right w:type="dxa" w:w="80"/>
+              <w:right w:type="dxa" w:w="90"/>
             </w:tcMar>
+            <w:vAlign w:val="center"/>
           </w:tcPr>
           <w:p>
+            <w:pPr>
+              <w:spacing w:after="0" w:line="252"/>
+            </w:pPr>
             <w:r>
               <w:rPr>
                 <w:rFonts w:ascii="Prompt" w:cs="Prompt" w:eastAsia="Prompt" w:hAnsi="Prompt"/>
+                <w:color w:val="1A1A1A"/>
                 <w:sz w:val="18"/>
                 <w:szCs w:val="18"/>
               </w:rPr>
@@ -3235,7 +3664,7 @@
         </w:tc>
         <w:tc>
           <w:tcPr>
-            <w:tcW w:type="dxa" w:w="2340"/>
+            <w:tcW w:type="dxa" w:w="2367"/>
             <w:tcBorders>
               <w:top w:val="single" w:color="C9D3E0" w:sz="1"/>
               <w:left w:val="single" w:color="C9D3E0" w:sz="1"/>
@@ -3245,15 +3674,20 @@
             <w:shd w:fill="FFFFFF" w:val="clear"/>
             <w:tcMar>
               <w:top w:type="dxa" w:w="40"/>
-              <w:left w:type="dxa" w:w="80"/>
+              <w:left w:type="dxa" w:w="90"/>
               <w:bottom w:type="dxa" w:w="40"/>
-              <w:right w:type="dxa" w:w="80"/>
+              <w:right w:type="dxa" w:w="90"/>
             </w:tcMar>
+            <w:vAlign w:val="center"/>
           </w:tcPr>
           <w:p>
+            <w:pPr>
+              <w:spacing w:after="0" w:line="252"/>
+            </w:pPr>
             <w:r>
               <w:rPr>
                 <w:rFonts w:ascii="Prompt" w:cs="Prompt" w:eastAsia="Prompt" w:hAnsi="Prompt"/>
+                <w:color w:val="1A1A1A"/>
                 <w:sz w:val="18"/>
                 <w:szCs w:val="18"/>
               </w:rPr>
@@ -3263,7 +3697,7 @@
         </w:tc>
         <w:tc>
           <w:tcPr>
-            <w:tcW w:type="dxa" w:w="2340"/>
+            <w:tcW w:type="dxa" w:w="2367"/>
             <w:tcBorders>
               <w:top w:val="single" w:color="C9D3E0" w:sz="1"/>
               <w:left w:val="single" w:color="C9D3E0" w:sz="1"/>
@@ -3273,15 +3707,20 @@
             <w:shd w:fill="FFFFFF" w:val="clear"/>
             <w:tcMar>
               <w:top w:type="dxa" w:w="40"/>
-              <w:left w:type="dxa" w:w="80"/>
+              <w:left w:type="dxa" w:w="90"/>
               <w:bottom w:type="dxa" w:w="40"/>
-              <w:right w:type="dxa" w:w="80"/>
+              <w:right w:type="dxa" w:w="90"/>
             </w:tcMar>
+            <w:vAlign w:val="center"/>
           </w:tcPr>
           <w:p>
+            <w:pPr>
+              <w:spacing w:after="0" w:line="252"/>
+            </w:pPr>
             <w:r>
               <w:rPr>
                 <w:rFonts w:ascii="Prompt" w:cs="Prompt" w:eastAsia="Prompt" w:hAnsi="Prompt"/>
+                <w:color w:val="1A1A1A"/>
                 <w:sz w:val="18"/>
                 <w:szCs w:val="18"/>
               </w:rPr>
@@ -3291,7 +3730,7 @@
         </w:tc>
         <w:tc>
           <w:tcPr>
-            <w:tcW w:type="dxa" w:w="2340"/>
+            <w:tcW w:type="dxa" w:w="2367"/>
             <w:tcBorders>
               <w:top w:val="single" w:color="C9D3E0" w:sz="1"/>
               <w:left w:val="single" w:color="C9D3E0" w:sz="1"/>
@@ -3301,15 +3740,20 @@
             <w:shd w:fill="FFFFFF" w:val="clear"/>
             <w:tcMar>
               <w:top w:type="dxa" w:w="40"/>
-              <w:left w:type="dxa" w:w="80"/>
+              <w:left w:type="dxa" w:w="90"/>
               <w:bottom w:type="dxa" w:w="40"/>
-              <w:right w:type="dxa" w:w="80"/>
+              <w:right w:type="dxa" w:w="90"/>
             </w:tcMar>
+            <w:vAlign w:val="center"/>
           </w:tcPr>
           <w:p>
+            <w:pPr>
+              <w:spacing w:after="0" w:line="252"/>
+            </w:pPr>
             <w:r>
               <w:rPr>
                 <w:rFonts w:ascii="Prompt" w:cs="Prompt" w:eastAsia="Prompt" w:hAnsi="Prompt"/>
+                <w:color w:val="1A1A1A"/>
                 <w:sz w:val="18"/>
                 <w:szCs w:val="18"/>
               </w:rPr>
@@ -3321,25 +3765,30 @@
       <w:tr>
         <w:tc>
           <w:tcPr>
-            <w:tcW w:type="dxa" w:w="2340"/>
+            <w:tcW w:type="dxa" w:w="2367"/>
             <w:tcBorders>
               <w:top w:val="single" w:color="C9D3E0" w:sz="1"/>
               <w:left w:val="single" w:color="C9D3E0" w:sz="1"/>
               <w:bottom w:val="single" w:color="C9D3E0" w:sz="1"/>
               <w:right w:val="single" w:color="C9D3E0" w:sz="1"/>
             </w:tcBorders>
-            <w:shd w:fill="FFFFFF" w:val="clear"/>
+            <w:shd w:fill="F4F6FA" w:val="clear"/>
             <w:tcMar>
               <w:top w:type="dxa" w:w="40"/>
-              <w:left w:type="dxa" w:w="80"/>
+              <w:left w:type="dxa" w:w="90"/>
               <w:bottom w:type="dxa" w:w="40"/>
-              <w:right w:type="dxa" w:w="80"/>
+              <w:right w:type="dxa" w:w="90"/>
             </w:tcMar>
+            <w:vAlign w:val="center"/>
           </w:tcPr>
           <w:p>
+            <w:pPr>
+              <w:spacing w:after="0" w:line="252"/>
+            </w:pPr>
             <w:r>
               <w:rPr>
                 <w:rFonts w:ascii="Prompt" w:cs="Prompt" w:eastAsia="Prompt" w:hAnsi="Prompt"/>
+                <w:color w:val="1A1A1A"/>
                 <w:sz w:val="18"/>
                 <w:szCs w:val="18"/>
               </w:rPr>
@@ -3349,25 +3798,30 @@
         </w:tc>
         <w:tc>
           <w:tcPr>
-            <w:tcW w:type="dxa" w:w="2340"/>
+            <w:tcW w:type="dxa" w:w="2367"/>
             <w:tcBorders>
               <w:top w:val="single" w:color="C9D3E0" w:sz="1"/>
               <w:left w:val="single" w:color="C9D3E0" w:sz="1"/>
               <w:bottom w:val="single" w:color="C9D3E0" w:sz="1"/>
               <w:right w:val="single" w:color="C9D3E0" w:sz="1"/>
             </w:tcBorders>
-            <w:shd w:fill="FFFFFF" w:val="clear"/>
+            <w:shd w:fill="F4F6FA" w:val="clear"/>
             <w:tcMar>
               <w:top w:type="dxa" w:w="40"/>
-              <w:left w:type="dxa" w:w="80"/>
+              <w:left w:type="dxa" w:w="90"/>
               <w:bottom w:type="dxa" w:w="40"/>
-              <w:right w:type="dxa" w:w="80"/>
+              <w:right w:type="dxa" w:w="90"/>
             </w:tcMar>
+            <w:vAlign w:val="center"/>
           </w:tcPr>
           <w:p>
+            <w:pPr>
+              <w:spacing w:after="0" w:line="252"/>
+            </w:pPr>
             <w:r>
               <w:rPr>
                 <w:rFonts w:ascii="Prompt" w:cs="Prompt" w:eastAsia="Prompt" w:hAnsi="Prompt"/>
+                <w:color w:val="1A1A1A"/>
                 <w:sz w:val="18"/>
                 <w:szCs w:val="18"/>
               </w:rPr>
@@ -3377,25 +3831,30 @@
         </w:tc>
         <w:tc>
           <w:tcPr>
-            <w:tcW w:type="dxa" w:w="2340"/>
+            <w:tcW w:type="dxa" w:w="2367"/>
             <w:tcBorders>
               <w:top w:val="single" w:color="C9D3E0" w:sz="1"/>
               <w:left w:val="single" w:color="C9D3E0" w:sz="1"/>
               <w:bottom w:val="single" w:color="C9D3E0" w:sz="1"/>
               <w:right w:val="single" w:color="C9D3E0" w:sz="1"/>
             </w:tcBorders>
-            <w:shd w:fill="FFFFFF" w:val="clear"/>
+            <w:shd w:fill="F4F6FA" w:val="clear"/>
             <w:tcMar>
               <w:top w:type="dxa" w:w="40"/>
-              <w:left w:type="dxa" w:w="80"/>
+              <w:left w:type="dxa" w:w="90"/>
               <w:bottom w:type="dxa" w:w="40"/>
-              <w:right w:type="dxa" w:w="80"/>
+              <w:right w:type="dxa" w:w="90"/>
             </w:tcMar>
+            <w:vAlign w:val="center"/>
           </w:tcPr>
           <w:p>
+            <w:pPr>
+              <w:spacing w:after="0" w:line="252"/>
+            </w:pPr>
             <w:r>
               <w:rPr>
                 <w:rFonts w:ascii="Prompt" w:cs="Prompt" w:eastAsia="Prompt" w:hAnsi="Prompt"/>
+                <w:color w:val="1A1A1A"/>
                 <w:sz w:val="18"/>
                 <w:szCs w:val="18"/>
               </w:rPr>
@@ -3405,25 +3864,30 @@
         </w:tc>
         <w:tc>
           <w:tcPr>
-            <w:tcW w:type="dxa" w:w="2340"/>
+            <w:tcW w:type="dxa" w:w="2367"/>
             <w:tcBorders>
               <w:top w:val="single" w:color="C9D3E0" w:sz="1"/>
               <w:left w:val="single" w:color="C9D3E0" w:sz="1"/>
               <w:bottom w:val="single" w:color="C9D3E0" w:sz="1"/>
               <w:right w:val="single" w:color="C9D3E0" w:sz="1"/>
             </w:tcBorders>
-            <w:shd w:fill="FFFFFF" w:val="clear"/>
+            <w:shd w:fill="F4F6FA" w:val="clear"/>
             <w:tcMar>
               <w:top w:type="dxa" w:w="40"/>
-              <w:left w:type="dxa" w:w="80"/>
+              <w:left w:type="dxa" w:w="90"/>
               <w:bottom w:type="dxa" w:w="40"/>
-              <w:right w:type="dxa" w:w="80"/>
+              <w:right w:type="dxa" w:w="90"/>
             </w:tcMar>
+            <w:vAlign w:val="center"/>
           </w:tcPr>
           <w:p>
+            <w:pPr>
+              <w:spacing w:after="0" w:line="252"/>
+            </w:pPr>
             <w:r>
               <w:rPr>
                 <w:rFonts w:ascii="Prompt" w:cs="Prompt" w:eastAsia="Prompt" w:hAnsi="Prompt"/>
+                <w:color w:val="1A1A1A"/>
                 <w:sz w:val="18"/>
                 <w:szCs w:val="18"/>
               </w:rPr>
@@ -3435,7 +3899,7 @@
     </w:tbl>
     <w:p>
       <w:pPr>
-        <w:spacing w:after="80"/>
+        <w:spacing w:after="100"/>
       </w:pPr>
       <w:r>
         <w:t xml:space="preserve"/>
@@ -3444,10 +3908,12 @@
     <w:p>
       <w:pPr>
         <w:pStyle w:val="Heading3"/>
-      </w:pPr>
-      <w:r>
-        <w:rPr>
-          <w:rFonts w:ascii="Prompt" w:cs="Prompt" w:eastAsia="Prompt" w:hAnsi="Prompt"/>
+        <w:spacing w:after="120" w:before="220"/>
+      </w:pPr>
+      <w:r>
+        <w:rPr>
+          <w:rFonts w:ascii="Prompt" w:cs="Prompt" w:eastAsia="Prompt" w:hAnsi="Prompt"/>
+          <w:color w:val="0C447C"/>
         </w:rPr>
         <w:t xml:space="preserve">ข้อควรระวัง (Production)</w:t>
       </w:r>
@@ -3459,6 +3925,7 @@
           <w:ilvl w:val="0"/>
           <w:numId w:val="3"/>
         </w:numPr>
+        <w:spacing w:after="30"/>
       </w:pPr>
       <w:r>
         <w:rPr>
@@ -3474,6 +3941,7 @@
           <w:ilvl w:val="0"/>
           <w:numId w:val="3"/>
         </w:numPr>
+        <w:spacing w:after="30"/>
       </w:pPr>
       <w:r>
         <w:rPr>
@@ -3489,6 +3957,7 @@
           <w:ilvl w:val="0"/>
           <w:numId w:val="3"/>
         </w:numPr>
+        <w:spacing w:after="30"/>
       </w:pPr>
       <w:r>
         <w:rPr>
@@ -3504,6 +3973,7 @@
           <w:ilvl w:val="0"/>
           <w:numId w:val="3"/>
         </w:numPr>
+        <w:spacing w:after="30"/>
       </w:pPr>
       <w:r>
         <w:rPr>
@@ -3513,8 +3983,10 @@
       </w:r>
     </w:p>
     <w:sectPr>
-      <w:pgSz w:w="12240" w:h="15840" w:orient="portrait"/>
-      <w:pgMar w:top="1440" w:right="1080" w:bottom="1440" w:left="1080" w:header="708" w:footer="708" w:gutter="0"/>
+      <w:headerReference w:type="default" r:id="rId7"/>
+      <w:footerReference w:type="default" r:id="rId8"/>
+      <w:pgSz w:w="11906" w:h="16838" w:orient="portrait"/>
+      <w:pgMar w:top="1200" w:right="1080" w:bottom="1200" w:left="1080" w:header="708" w:footer="708" w:gutter="0"/>
       <w:pgNumType/>
       <w:docGrid w:linePitch="360"/>
     </w:sectPr>
@@ -3563,6 +4035,46 @@
 </w:endnotes>
 </file>
 
+<file path=word/footer1.xml><?xml version="1.0" encoding="utf-8"?>
+<w:ftr xmlns:wpc="http://schemas.microsoft.com/office/word/2010/wordprocessingCanvas" xmlns:mc="http://schemas.openxmlformats.org/markup-compatibility/2006" xmlns:o="urn:schemas-microsoft-com:office:office" xmlns:r="http://schemas.openxmlformats.org/officeDocument/2006/relationships" xmlns:m="http://schemas.openxmlformats.org/officeDocument/2006/math" xmlns:v="urn:schemas-microsoft-com:vml" xmlns:wp14="http://schemas.microsoft.com/office/word/2010/wordprocessingDrawing" xmlns:wp="http://schemas.openxmlformats.org/drawingml/2006/wordprocessingDrawing" xmlns:w10="urn:schemas-microsoft-com:office:word" xmlns:w="http://schemas.openxmlformats.org/wordprocessingml/2006/main" xmlns:w14="http://schemas.microsoft.com/office/word/2010/wordml" xmlns:w15="http://schemas.microsoft.com/office/word/2012/wordml" xmlns:wpg="http://schemas.microsoft.com/office/word/2010/wordprocessingGroup" xmlns:wpi="http://schemas.microsoft.com/office/word/2010/wordprocessingInk" xmlns:wne="http://schemas.microsoft.com/office/word/2006/wordml" xmlns:wps="http://schemas.microsoft.com/office/word/2010/wordprocessingShape">
+  <w:p>
+    <w:pPr>
+      <w:pBdr>
+        <w:top w:val="single" w:color="C9D3E0" w:sz="4" w:space="4"/>
+      </w:pBdr>
+      <w:jc w:val="center"/>
+    </w:pPr>
+    <w:r>
+      <w:rPr>
+        <w:rFonts w:ascii="Prompt" w:cs="Prompt" w:eastAsia="Prompt" w:hAnsi="Prompt"/>
+        <w:color w:val="999999"/>
+        <w:sz w:val="14"/>
+        <w:szCs w:val="14"/>
+      </w:rPr>
+      <w:t xml:space="preserve">WS-Sale-App · v7.0 · </w:t>
+    </w:r>
+    <w:r>
+      <w:rPr>
+        <w:rFonts w:ascii="Prompt" w:cs="Prompt" w:eastAsia="Prompt" w:hAnsi="Prompt"/>
+        <w:color w:val="999999"/>
+        <w:sz w:val="14"/>
+        <w:szCs w:val="14"/>
+      </w:rPr>
+      <w:t xml:space="preserve">หน้า </w:t>
+      <w:fldChar w:fldCharType="begin"/>
+      <w:instrText xml:space="preserve">PAGE</w:instrText>
+      <w:fldChar w:fldCharType="separate"/>
+      <w:fldChar w:fldCharType="end"/>
+      <w:t xml:space="preserve"> / </w:t>
+      <w:fldChar w:fldCharType="begin"/>
+      <w:instrText xml:space="preserve">NUMPAGES</w:instrText>
+      <w:fldChar w:fldCharType="separate"/>
+      <w:fldChar w:fldCharType="end"/>
+    </w:r>
+  </w:p>
+</w:ftr>
+</file>
+
 <file path=word/footnotes.xml><?xml version="1.0" encoding="utf-8"?>
 <w:footnotes xmlns:wpc="http://schemas.microsoft.com/office/word/2010/wordprocessingCanvas" xmlns:mc="http://schemas.openxmlformats.org/markup-compatibility/2006" xmlns:o="urn:schemas-microsoft-com:office:office" xmlns:r="http://schemas.openxmlformats.org/officeDocument/2006/relationships" xmlns:m="http://schemas.openxmlformats.org/officeDocument/2006/math" xmlns:v="urn:schemas-microsoft-com:vml" xmlns:wp14="http://schemas.microsoft.com/office/word/2010/wordprocessingDrawing" xmlns:wp="http://schemas.openxmlformats.org/drawingml/2006/wordprocessingDrawing" xmlns:w10="urn:schemas-microsoft-com:office:word" xmlns:w="http://schemas.openxmlformats.org/wordprocessingml/2006/main" xmlns:w14="http://schemas.microsoft.com/office/word/2010/wordml" xmlns:w15="http://schemas.microsoft.com/office/word/2012/wordml" xmlns:wpg="http://schemas.microsoft.com/office/word/2010/wordprocessingGroup" xmlns:wpi="http://schemas.microsoft.com/office/word/2010/wordprocessingInk" xmlns:wne="http://schemas.microsoft.com/office/word/2006/wordml" xmlns:wps="http://schemas.microsoft.com/office/word/2010/wordprocessingShape" mc:Ignorable="w14 w15 wp14">
   <w:footnote w:type="separator" w:id="-1">
@@ -3598,6 +4110,39 @@
     </w:p>
   </w:footnote>
 </w:footnotes>
+</file>
+
+<file path=word/header1.xml><?xml version="1.0" encoding="utf-8"?>
+<w:hdr xmlns:wpc="http://schemas.microsoft.com/office/word/2010/wordprocessingCanvas" xmlns:mc="http://schemas.openxmlformats.org/markup-compatibility/2006" xmlns:o="urn:schemas-microsoft-com:office:office" xmlns:r="http://schemas.openxmlformats.org/officeDocument/2006/relationships" xmlns:m="http://schemas.openxmlformats.org/officeDocument/2006/math" xmlns:v="urn:schemas-microsoft-com:vml" xmlns:wp14="http://schemas.microsoft.com/office/word/2010/wordprocessingDrawing" xmlns:wp="http://schemas.openxmlformats.org/drawingml/2006/wordprocessingDrawing" xmlns:w10="urn:schemas-microsoft-com:office:word" xmlns:w="http://schemas.openxmlformats.org/wordprocessingml/2006/main" xmlns:w14="http://schemas.microsoft.com/office/word/2010/wordml" xmlns:w15="http://schemas.microsoft.com/office/word/2012/wordml" xmlns:wpg="http://schemas.microsoft.com/office/word/2010/wordprocessingGroup" xmlns:wpi="http://schemas.microsoft.com/office/word/2010/wordprocessingInk" xmlns:wne="http://schemas.microsoft.com/office/word/2006/wordml" xmlns:wps="http://schemas.microsoft.com/office/word/2010/wordprocessingShape" xmlns:cx="http://schemas.microsoft.com/office/drawing/2014/chartex" xmlns:cx1="http://schemas.microsoft.com/office/drawing/2015/9/8/chartex" xmlns:cx2="http://schemas.microsoft.com/office/drawing/2015/10/21/chartex" xmlns:cx3="http://schemas.microsoft.com/office/drawing/2016/5/9/chartex" xmlns:cx4="http://schemas.microsoft.com/office/drawing/2016/5/10/chartex" xmlns:cx5="http://schemas.microsoft.com/office/drawing/2016/5/11/chartex" xmlns:cx6="http://schemas.microsoft.com/office/drawing/2016/5/12/chartex" xmlns:cx7="http://schemas.microsoft.com/office/drawing/2016/5/13/chartex" xmlns:cx8="http://schemas.microsoft.com/office/drawing/2016/5/14/chartex" xmlns:w16cid="http://schemas.microsoft.com/office/word/2016/wordml/cid" xmlns:w16se="http://schemas.microsoft.com/office/word/2015/wordml/symex">
+  <w:p>
+    <w:pPr>
+      <w:pBdr>
+        <w:bottom w:val="single" w:color="0C447C" w:sz="4" w:space="4"/>
+      </w:pBdr>
+      <w:tabs>
+        <w:tab w:val="right" w:pos="9026"/>
+      </w:tabs>
+    </w:pPr>
+    <w:r>
+      <w:rPr>
+        <w:rFonts w:ascii="Prompt" w:cs="Prompt" w:eastAsia="Prompt" w:hAnsi="Prompt"/>
+        <w:color w:val="0C447C"/>
+        <w:sz w:val="14"/>
+        <w:szCs w:val="14"/>
+      </w:rPr>
+      <w:t xml:space="preserve">Docker Deployment Guide</w:t>
+    </w:r>
+    <w:r>
+      <w:rPr>
+        <w:rFonts w:ascii="Prompt" w:cs="Prompt" w:eastAsia="Prompt" w:hAnsi="Prompt"/>
+        <w:color w:val="999999"/>
+        <w:sz w:val="14"/>
+        <w:szCs w:val="14"/>
+      </w:rPr>
+      <w:t xml:space="preserve">	World Fert · Confidential</w:t>
+    </w:r>
+  </w:p>
+</w:hdr>
 </file>
 
 <file path=word/numbering.xml><?xml version="1.0" encoding="utf-8"?>
@@ -3696,6 +4241,9 @@
       <w:pPr>
         <w:ind w:left="540" w:hanging="260"/>
       </w:pPr>
+      <w:rPr>
+        <w:color w:val="0C447C"/>
+      </w:rPr>
     </w:lvl>
   </w:abstractNum>
   <w:abstractNum w:abstractNumId="3" w15:restartNumberingAfterBreak="0">
@@ -3737,6 +4285,7 @@
     <w:rPrDefault>
       <w:rPr>
         <w:rFonts w:ascii="Prompt" w:cs="Prompt" w:eastAsia="Prompt" w:hAnsi="Prompt"/>
+        <w:color w:val="1A1A1A"/>
         <w:sz w:val="20"/>
         <w:szCs w:val="20"/>
       </w:rPr>
